--- a/Testesana_LRG_Licences martins klievens.docx
+++ b/Testesana_LRG_Licences martins klievens.docx
@@ -4,7 +4,7 @@
   <w:body>
     <w:p>
       <w:pPr>
-        <w:pStyle w:val="822"/>
+        <w:pStyle w:val="1005"/>
         <w:pBdr/>
         <w:tabs>
           <w:tab w:val="left" w:leader="none" w:pos="885"/>
@@ -53,10 +53,15 @@
           <w:b w:val="0"/>
         </w:rPr>
       </w:r>
+      <w:r>
+        <w:rPr>
+          <w:b w:val="0"/>
+        </w:rPr>
+      </w:r>
     </w:p>
     <w:p>
       <w:pPr>
-        <w:pStyle w:val="830"/>
+        <w:pStyle w:val="1013"/>
         <w:pBdr/>
         <w:spacing w:before="14"/>
         <w:ind/>
@@ -64,6 +69,11 @@
           <w:b/>
         </w:rPr>
       </w:pPr>
+      <w:r>
+        <w:rPr>
+          <w:b/>
+        </w:rPr>
+      </w:r>
       <w:r>
         <w:rPr>
           <w:b/>
@@ -309,10 +319,16 @@
           <w:sz w:val="24"/>
         </w:rPr>
       </w:r>
+      <w:r>
+        <w:rPr>
+          <w:i/>
+          <w:sz w:val="24"/>
+        </w:rPr>
+      </w:r>
     </w:p>
     <w:p>
       <w:pPr>
-        <w:pStyle w:val="830"/>
+        <w:pStyle w:val="1013"/>
         <w:pBdr/>
         <w:spacing w:before="5"/>
         <w:ind/>
@@ -320,6 +336,11 @@
           <w:i/>
         </w:rPr>
       </w:pPr>
+      <w:r>
+        <w:rPr>
+          <w:i/>
+        </w:rPr>
+      </w:r>
       <w:r>
         <w:rPr>
           <w:i/>
@@ -333,7 +354,7 @@
     </w:p>
     <w:p>
       <w:pPr>
-        <w:pStyle w:val="822"/>
+        <w:pStyle w:val="1005"/>
         <w:numPr>
           <w:ilvl w:val="2"/>
           <w:numId w:val="22"/>
@@ -356,7 +377,7 @@
     </w:p>
     <w:p>
       <w:pPr>
-        <w:pStyle w:val="830"/>
+        <w:pStyle w:val="1013"/>
         <w:pBdr/>
         <w:spacing w:before="272"/>
         <w:ind w:right="67" w:firstLine="283" w:left="266"/>
@@ -373,7 +394,7 @@
     </w:p>
     <w:p>
       <w:pPr>
-        <w:pStyle w:val="830"/>
+        <w:pStyle w:val="1013"/>
         <w:pBdr/>
         <w:spacing w:before="3"/>
         <w:ind w:right="79" w:firstLine="283" w:left="266"/>
@@ -486,7 +507,7 @@
     </w:p>
     <w:p>
       <w:pPr>
-        <w:pStyle w:val="830"/>
+        <w:pStyle w:val="1013"/>
         <w:pBdr/>
         <w:spacing/>
         <w:ind w:right="80" w:firstLine="283" w:left="266"/>
@@ -500,7 +521,7 @@
     </w:p>
     <w:p>
       <w:pPr>
-        <w:pStyle w:val="830"/>
+        <w:pStyle w:val="1013"/>
         <w:pBdr/>
         <w:spacing w:line="275" w:lineRule="exact"/>
         <w:ind w:left="549"/>
@@ -535,7 +556,7 @@
     </w:p>
     <w:p>
       <w:pPr>
-        <w:pStyle w:val="831"/>
+        <w:pStyle w:val="1014"/>
         <w:numPr>
           <w:ilvl w:val="0"/>
           <w:numId w:val="5"/>
@@ -601,10 +622,15 @@
           <w:sz w:val="24"/>
         </w:rPr>
       </w:r>
+      <w:r>
+        <w:rPr>
+          <w:sz w:val="24"/>
+        </w:rPr>
+      </w:r>
     </w:p>
     <w:p>
       <w:pPr>
-        <w:pStyle w:val="831"/>
+        <w:pStyle w:val="1014"/>
         <w:numPr>
           <w:ilvl w:val="0"/>
           <w:numId w:val="5"/>
@@ -767,10 +793,15 @@
           <w:sz w:val="24"/>
         </w:rPr>
       </w:r>
+      <w:r>
+        <w:rPr>
+          <w:sz w:val="24"/>
+        </w:rPr>
+      </w:r>
     </w:p>
     <w:p>
       <w:pPr>
-        <w:pStyle w:val="831"/>
+        <w:pStyle w:val="1014"/>
         <w:numPr>
           <w:ilvl w:val="0"/>
           <w:numId w:val="5"/>
@@ -875,10 +906,15 @@
           <w:sz w:val="24"/>
         </w:rPr>
       </w:r>
+      <w:r>
+        <w:rPr>
+          <w:sz w:val="24"/>
+        </w:rPr>
+      </w:r>
     </w:p>
     <w:p>
       <w:pPr>
-        <w:pStyle w:val="831"/>
+        <w:pStyle w:val="1014"/>
         <w:numPr>
           <w:ilvl w:val="0"/>
           <w:numId w:val="5"/>
@@ -996,10 +1032,15 @@
           <w:sz w:val="24"/>
         </w:rPr>
       </w:r>
+      <w:r>
+        <w:rPr>
+          <w:sz w:val="24"/>
+        </w:rPr>
+      </w:r>
     </w:p>
     <w:p>
       <w:pPr>
-        <w:pStyle w:val="831"/>
+        <w:pStyle w:val="1014"/>
         <w:numPr>
           <w:ilvl w:val="0"/>
           <w:numId w:val="5"/>
@@ -1065,10 +1106,15 @@
           <w:sz w:val="24"/>
         </w:rPr>
       </w:r>
+      <w:r>
+        <w:rPr>
+          <w:sz w:val="24"/>
+        </w:rPr>
+      </w:r>
     </w:p>
     <w:p>
       <w:pPr>
-        <w:pStyle w:val="830"/>
+        <w:pStyle w:val="1013"/>
         <w:pBdr/>
         <w:spacing/>
         <w:ind/>
@@ -1079,7 +1125,7 @@
     </w:p>
     <w:p>
       <w:pPr>
-        <w:pStyle w:val="830"/>
+        <w:pStyle w:val="1013"/>
         <w:pBdr/>
         <w:spacing w:before="2"/>
         <w:ind/>
@@ -1090,7 +1136,7 @@
     </w:p>
     <w:p>
       <w:pPr>
-        <w:pStyle w:val="830"/>
+        <w:pStyle w:val="1013"/>
         <w:pBdr/>
         <w:spacing w:before="1"/>
         <w:ind w:left="266"/>
@@ -1152,7 +1198,7 @@
     </w:p>
     <w:p>
       <w:pPr>
-        <w:pStyle w:val="830"/>
+        <w:pStyle w:val="1013"/>
         <w:pBdr/>
         <w:spacing w:after="1" w:before="53"/>
         <w:ind/>
@@ -1160,6 +1206,11 @@
           <w:sz w:val="20"/>
         </w:rPr>
       </w:pPr>
+      <w:r>
+        <w:rPr>
+          <w:sz w:val="20"/>
+        </w:rPr>
+      </w:r>
       <w:r>
         <w:rPr>
           <w:sz w:val="20"/>
@@ -1173,7 +1224,7 @@
     </w:p>
     <w:tbl>
       <w:tblPr>
-        <w:tblStyle w:val="827"/>
+        <w:tblStyle w:val="1010"/>
         <w:tblInd w:w="286" w:type="dxa"/>
         <w:tblW w:w="0" w:type="auto"/>
         <w:tblBorders>
@@ -1205,7 +1256,7 @@
           </w:tcPr>
           <w:p>
             <w:pPr>
-              <w:pStyle w:val="832"/>
+              <w:pStyle w:val="1015"/>
               <w:pBdr/>
               <w:spacing w:before="92"/>
               <w:ind w:left="100"/>
@@ -1232,6 +1283,11 @@
                 <w:sz w:val="24"/>
               </w:rPr>
               <w:t xml:space="preserve">numurs</w:t>
+            </w:r>
+            <w:r>
+              <w:rPr>
+                <w:sz w:val="24"/>
+              </w:rPr>
             </w:r>
             <w:r>
               <w:rPr>
@@ -1249,7 +1305,7 @@
           </w:tcPr>
           <w:p>
             <w:pPr>
-              <w:pStyle w:val="832"/>
+              <w:pStyle w:val="1015"/>
               <w:pBdr/>
               <w:spacing w:before="92"/>
               <w:ind w:left="100"/>
@@ -1276,6 +1332,11 @@
                 <w:sz w:val="24"/>
               </w:rPr>
               <w:t xml:space="preserve">dati</w:t>
+            </w:r>
+            <w:r>
+              <w:rPr>
+                <w:sz w:val="24"/>
+              </w:rPr>
             </w:r>
             <w:r>
               <w:rPr>
@@ -1293,7 +1354,7 @@
           </w:tcPr>
           <w:p>
             <w:pPr>
-              <w:pStyle w:val="832"/>
+              <w:pStyle w:val="1015"/>
               <w:pBdr/>
               <w:spacing w:before="92"/>
               <w:ind w:left="101"/>
@@ -1320,6 +1381,11 @@
                 <w:sz w:val="24"/>
               </w:rPr>
               <w:t xml:space="preserve">dati</w:t>
+            </w:r>
+            <w:r>
+              <w:rPr>
+                <w:sz w:val="24"/>
+              </w:rPr>
             </w:r>
             <w:r>
               <w:rPr>
@@ -1342,7 +1408,7 @@
           </w:tcPr>
           <w:p>
             <w:pPr>
-              <w:pStyle w:val="832"/>
+              <w:pStyle w:val="1015"/>
               <w:pBdr/>
               <w:spacing w:before="93"/>
               <w:ind w:left="100"/>
@@ -1356,6 +1422,11 @@
                 <w:sz w:val="24"/>
               </w:rPr>
               <w:t xml:space="preserve">1</w:t>
+            </w:r>
+            <w:r>
+              <w:rPr>
+                <w:sz w:val="24"/>
+              </w:rPr>
             </w:r>
             <w:r>
               <w:rPr>
@@ -1373,7 +1444,7 @@
           </w:tcPr>
           <w:p>
             <w:pPr>
-              <w:pStyle w:val="832"/>
+              <w:pStyle w:val="1015"/>
               <w:pBdr/>
               <w:spacing w:before="93"/>
               <w:ind w:left="100"/>
@@ -1388,6 +1459,11 @@
                 <w:lang w:val="en-GB"/>
               </w:rPr>
               <w:t xml:space="preserve">MARTINS</w:t>
+            </w:r>
+            <w:r>
+              <w:rPr>
+                <w:sz w:val="24"/>
+              </w:rPr>
             </w:r>
             <w:r>
               <w:rPr>
@@ -1405,7 +1481,7 @@
           </w:tcPr>
           <w:p>
             <w:pPr>
-              <w:pStyle w:val="832"/>
+              <w:pStyle w:val="1015"/>
               <w:pBdr/>
               <w:spacing w:before="93" w:line="242" w:lineRule="auto"/>
               <w:ind w:left="0"/>
@@ -1419,6 +1495,11 @@
                 <w:lang w:val="en-GB"/>
               </w:rPr>
               <w:t xml:space="preserve"> Lietotājvārds nav uzrakstīts ar mazajiem burtiem </w:t>
+            </w:r>
+            <w:r>
+              <w:rPr>
+                <w:sz w:val="24"/>
+              </w:rPr>
             </w:r>
             <w:r>
               <w:rPr>
@@ -1441,7 +1522,7 @@
           </w:tcPr>
           <w:p>
             <w:pPr>
-              <w:pStyle w:val="832"/>
+              <w:pStyle w:val="1015"/>
               <w:pBdr/>
               <w:spacing w:before="92"/>
               <w:ind w:left="100"/>
@@ -1455,6 +1536,11 @@
                 <w:sz w:val="24"/>
               </w:rPr>
               <w:t xml:space="preserve">2</w:t>
+            </w:r>
+            <w:r>
+              <w:rPr>
+                <w:sz w:val="24"/>
+              </w:rPr>
             </w:r>
             <w:r>
               <w:rPr>
@@ -1472,7 +1558,7 @@
           </w:tcPr>
           <w:p>
             <w:pPr>
-              <w:pStyle w:val="832"/>
+              <w:pStyle w:val="1015"/>
               <w:pBdr/>
               <w:spacing w:before="92"/>
               <w:ind w:left="100"/>
@@ -1487,6 +1573,11 @@
                 <w:lang w:val="en-GB"/>
               </w:rPr>
               <w:t xml:space="preserve">12123</w:t>
+            </w:r>
+            <w:r>
+              <w:rPr>
+                <w:sz w:val="24"/>
+              </w:rPr>
             </w:r>
             <w:r>
               <w:rPr>
@@ -1504,7 +1595,7 @@
           </w:tcPr>
           <w:p>
             <w:pPr>
-              <w:pStyle w:val="832"/>
+              <w:pStyle w:val="1015"/>
               <w:pBdr/>
               <w:spacing w:before="92"/>
               <w:ind w:left="101"/>
@@ -1518,6 +1609,11 @@
                 <w:lang w:val="en-GB"/>
               </w:rPr>
               <w:t xml:space="preserve">Lietotājvārdam jābūt ir burtiem </w:t>
+            </w:r>
+            <w:r>
+              <w:rPr>
+                <w:sz w:val="24"/>
+              </w:rPr>
             </w:r>
             <w:r>
               <w:rPr>
@@ -1540,7 +1636,7 @@
           </w:tcPr>
           <w:p>
             <w:pPr>
-              <w:pStyle w:val="832"/>
+              <w:pStyle w:val="1015"/>
               <w:pBdr/>
               <w:spacing w:before="92"/>
               <w:ind w:left="100"/>
@@ -1554,6 +1650,11 @@
                 <w:sz w:val="24"/>
               </w:rPr>
               <w:t xml:space="preserve">3</w:t>
+            </w:r>
+            <w:r>
+              <w:rPr>
+                <w:sz w:val="24"/>
+              </w:rPr>
             </w:r>
             <w:r>
               <w:rPr>
@@ -1571,7 +1672,7 @@
           </w:tcPr>
           <w:p>
             <w:pPr>
-              <w:pStyle w:val="832"/>
+              <w:pStyle w:val="1015"/>
               <w:pBdr/>
               <w:spacing w:before="92"/>
               <w:ind w:left="0"/>
@@ -1586,6 +1687,11 @@
                 <w:lang w:val="en-GB"/>
               </w:rPr>
               <w:t xml:space="preserve">Nereģistrēts lietotājvārds</w:t>
+            </w:r>
+            <w:r>
+              <w:rPr>
+                <w:sz w:val="24"/>
+              </w:rPr>
             </w:r>
             <w:r>
               <w:rPr>
@@ -1603,7 +1709,7 @@
           </w:tcPr>
           <w:p>
             <w:pPr>
-              <w:pStyle w:val="832"/>
+              <w:pStyle w:val="1015"/>
               <w:pBdr/>
               <w:spacing w:before="92" w:line="242" w:lineRule="auto"/>
               <w:ind w:left="101"/>
@@ -1650,7 +1756,7 @@
           </w:tcPr>
           <w:p>
             <w:pPr>
-              <w:pStyle w:val="832"/>
+              <w:pStyle w:val="1015"/>
               <w:pBdr/>
               <w:spacing w:before="92"/>
               <w:ind w:left="100"/>
@@ -1664,6 +1770,11 @@
                 <w:sz w:val="24"/>
               </w:rPr>
               <w:t xml:space="preserve">4</w:t>
+            </w:r>
+            <w:r>
+              <w:rPr>
+                <w:sz w:val="24"/>
+              </w:rPr>
             </w:r>
             <w:r>
               <w:rPr>
@@ -1681,7 +1792,7 @@
           </w:tcPr>
           <w:p>
             <w:pPr>
-              <w:pStyle w:val="832"/>
+              <w:pStyle w:val="1015"/>
               <w:pBdr/>
               <w:spacing w:before="92"/>
               <w:ind w:left="100"/>
@@ -1695,6 +1806,11 @@
                 <w:sz w:val="24"/>
               </w:rPr>
               <w:t xml:space="preserve">“”</w:t>
+            </w:r>
+            <w:r>
+              <w:rPr>
+                <w:sz w:val="24"/>
+              </w:rPr>
             </w:r>
             <w:r>
               <w:rPr>
@@ -1712,7 +1828,7 @@
           </w:tcPr>
           <w:p>
             <w:pPr>
-              <w:pStyle w:val="832"/>
+              <w:pStyle w:val="1015"/>
               <w:pBdr/>
               <w:spacing w:before="92" w:line="242" w:lineRule="auto"/>
               <w:ind w:left="0"/>
@@ -1726,6 +1842,11 @@
                 <w:lang w:val="en-GB"/>
               </w:rPr>
               <w:t xml:space="preserve"> Lietotājvārdā var būt tikai burti </w:t>
+            </w:r>
+            <w:r>
+              <w:rPr>
+                <w:sz w:val="24"/>
+              </w:rPr>
             </w:r>
             <w:r>
               <w:rPr>
@@ -1748,7 +1869,7 @@
           </w:tcPr>
           <w:p>
             <w:pPr>
-              <w:pStyle w:val="832"/>
+              <w:pStyle w:val="1015"/>
               <w:pBdr/>
               <w:spacing w:before="92"/>
               <w:ind w:left="100"/>
@@ -1762,6 +1883,11 @@
                 <w:sz w:val="24"/>
               </w:rPr>
               <w:t xml:space="preserve">5</w:t>
+            </w:r>
+            <w:r>
+              <w:rPr>
+                <w:sz w:val="24"/>
+              </w:rPr>
             </w:r>
             <w:r>
               <w:rPr>
@@ -1779,7 +1905,7 @@
           </w:tcPr>
           <w:p>
             <w:pPr>
-              <w:pStyle w:val="832"/>
+              <w:pStyle w:val="1015"/>
               <w:pBdr/>
               <w:spacing w:before="92"/>
               <w:ind w:left="100"/>
@@ -1794,6 +1920,11 @@
                 <w:lang w:val="en-GB"/>
               </w:rPr>
               <w:t xml:space="preserve">martins </w:t>
+            </w:r>
+            <w:r>
+              <w:rPr>
+                <w:sz w:val="24"/>
+              </w:rPr>
             </w:r>
             <w:r>
               <w:rPr>
@@ -1811,7 +1942,7 @@
           </w:tcPr>
           <w:p>
             <w:pPr>
-              <w:pStyle w:val="832"/>
+              <w:pStyle w:val="1015"/>
               <w:pBdr/>
               <w:spacing w:before="92"/>
               <w:ind w:left="101"/>
@@ -1852,6 +1983,11 @@
                 <w:lang w:val="en-GB"/>
               </w:rPr>
               <w:t xml:space="preserve">lietotājvārds</w:t>
+            </w:r>
+            <w:r>
+              <w:rPr>
+                <w:sz w:val="24"/>
+              </w:rPr>
             </w:r>
             <w:r>
               <w:rPr>
@@ -1864,7 +2000,7 @@
     </w:tbl>
     <w:p>
       <w:pPr>
-        <w:pStyle w:val="830"/>
+        <w:pStyle w:val="1013"/>
         <w:pBdr/>
         <w:spacing w:after="4"/>
         <w:ind w:left="266"/>
@@ -1890,7 +2026,7 @@
     </w:p>
     <w:tbl>
       <w:tblPr>
-        <w:tblStyle w:val="827"/>
+        <w:tblStyle w:val="1010"/>
         <w:tblInd w:w="286" w:type="dxa"/>
         <w:tblW w:w="0" w:type="auto"/>
         <w:tblBorders>
@@ -1924,7 +2060,7 @@
           </w:tcPr>
           <w:p>
             <w:pPr>
-              <w:pStyle w:val="832"/>
+              <w:pStyle w:val="1015"/>
               <w:pBdr/>
               <w:spacing w:before="93"/>
               <w:ind w:left="100"/>
@@ -1938,6 +2074,11 @@
                 <w:sz w:val="24"/>
               </w:rPr>
               <w:t xml:space="preserve">Testa</w:t>
+            </w:r>
+            <w:r>
+              <w:rPr>
+                <w:sz w:val="24"/>
+              </w:rPr>
             </w:r>
             <w:r>
               <w:rPr>
@@ -1955,7 +2096,7 @@
           </w:tcPr>
           <w:p>
             <w:pPr>
-              <w:pStyle w:val="832"/>
+              <w:pStyle w:val="1015"/>
               <w:pBdr/>
               <w:spacing w:before="93"/>
               <w:ind w:left="100"/>
@@ -1982,6 +2123,11 @@
                 <w:sz w:val="24"/>
               </w:rPr>
               <w:t xml:space="preserve">dati</w:t>
+            </w:r>
+            <w:r>
+              <w:rPr>
+                <w:sz w:val="24"/>
+              </w:rPr>
             </w:r>
             <w:r>
               <w:rPr>
@@ -1999,7 +2145,7 @@
           </w:tcPr>
           <w:p>
             <w:pPr>
-              <w:pStyle w:val="832"/>
+              <w:pStyle w:val="1015"/>
               <w:pBdr/>
               <w:spacing w:before="93"/>
               <w:ind w:left="99"/>
@@ -2026,6 +2172,11 @@
                 <w:sz w:val="24"/>
               </w:rPr>
               <w:t xml:space="preserve">dati</w:t>
+            </w:r>
+            <w:r>
+              <w:rPr>
+                <w:sz w:val="24"/>
+              </w:rPr>
             </w:r>
             <w:r>
               <w:rPr>
@@ -2043,7 +2194,7 @@
           </w:tcPr>
           <w:p>
             <w:pPr>
-              <w:pStyle w:val="832"/>
+              <w:pStyle w:val="1015"/>
               <w:pBdr/>
               <w:spacing w:before="93"/>
               <w:ind w:left="99"/>
@@ -2057,6 +2208,11 @@
                 <w:sz w:val="24"/>
               </w:rPr>
               <w:t xml:space="preserve">Iegūtais</w:t>
+            </w:r>
+            <w:r>
+              <w:rPr>
+                <w:sz w:val="24"/>
+              </w:rPr>
             </w:r>
             <w:r>
               <w:rPr>
@@ -2074,7 +2230,7 @@
           </w:tcPr>
           <w:p>
             <w:pPr>
-              <w:pStyle w:val="832"/>
+              <w:pStyle w:val="1015"/>
               <w:pBdr/>
               <w:spacing w:before="93"/>
               <w:ind w:left="100"/>
@@ -2088,6 +2244,11 @@
                 <w:sz w:val="24"/>
               </w:rPr>
               <w:t xml:space="preserve">Piezīmes</w:t>
+            </w:r>
+            <w:r>
+              <w:rPr>
+                <w:sz w:val="24"/>
+              </w:rPr>
             </w:r>
             <w:r>
               <w:rPr>
@@ -2100,7 +2261,7 @@
     </w:tbl>
     <w:p>
       <w:pPr>
-        <w:pStyle w:val="832"/>
+        <w:pStyle w:val="1015"/>
         <w:pBdr/>
         <w:spacing/>
         <w:ind/>
@@ -2127,10 +2288,15 @@
           <w:sz w:val="24"/>
         </w:rPr>
       </w:r>
+      <w:r>
+        <w:rPr>
+          <w:sz w:val="24"/>
+        </w:rPr>
+      </w:r>
     </w:p>
     <w:p>
       <w:pPr>
-        <w:pStyle w:val="830"/>
+        <w:pStyle w:val="1013"/>
         <w:pBdr/>
         <w:spacing w:before="3"/>
         <w:ind/>
@@ -2138,6 +2304,11 @@
           <w:sz w:val="2"/>
         </w:rPr>
       </w:pPr>
+      <w:r>
+        <w:rPr>
+          <w:sz w:val="2"/>
+        </w:rPr>
+      </w:r>
       <w:r>
         <w:rPr>
           <w:sz w:val="2"/>
@@ -2151,7 +2322,7 @@
     </w:p>
     <w:tbl>
       <w:tblPr>
-        <w:tblStyle w:val="827"/>
+        <w:tblStyle w:val="1010"/>
         <w:tblInd w:w="286" w:type="dxa"/>
         <w:tblW w:w="0" w:type="auto"/>
         <w:tblBorders>
@@ -2185,7 +2356,7 @@
           </w:tcPr>
           <w:p>
             <w:pPr>
-              <w:pStyle w:val="832"/>
+              <w:pStyle w:val="1015"/>
               <w:pBdr/>
               <w:spacing w:before="92"/>
               <w:ind w:left="100"/>
@@ -2199,6 +2370,11 @@
                 <w:sz w:val="24"/>
               </w:rPr>
               <w:t xml:space="preserve">numurs</w:t>
+            </w:r>
+            <w:r>
+              <w:rPr>
+                <w:sz w:val="24"/>
+              </w:rPr>
             </w:r>
             <w:r>
               <w:rPr>
@@ -2216,7 +2392,7 @@
           </w:tcPr>
           <w:p>
             <w:pPr>
-              <w:pStyle w:val="832"/>
+              <w:pStyle w:val="1015"/>
               <w:pBdr/>
               <w:spacing/>
               <w:ind/>
@@ -2230,6 +2406,11 @@
                 <w:lang w:val="en-GB"/>
               </w:rPr>
               <w:t xml:space="preserve">Parole</w:t>
+            </w:r>
+            <w:r>
+              <w:rPr>
+                <w:sz w:val="24"/>
+              </w:rPr>
             </w:r>
             <w:r>
               <w:rPr>
@@ -2247,7 +2428,7 @@
           </w:tcPr>
           <w:p>
             <w:pPr>
-              <w:pStyle w:val="832"/>
+              <w:pStyle w:val="1015"/>
               <w:pBdr/>
               <w:spacing/>
               <w:ind/>
@@ -2255,6 +2436,11 @@
                 <w:sz w:val="24"/>
               </w:rPr>
             </w:pPr>
+            <w:r>
+              <w:rPr>
+                <w:sz w:val="24"/>
+              </w:rPr>
+            </w:r>
             <w:r>
               <w:rPr>
                 <w:sz w:val="24"/>
@@ -2276,7 +2462,7 @@
           </w:tcPr>
           <w:p>
             <w:pPr>
-              <w:pStyle w:val="832"/>
+              <w:pStyle w:val="1015"/>
               <w:pBdr/>
               <w:spacing w:before="92"/>
               <w:ind w:left="99"/>
@@ -2290,6 +2476,11 @@
                 <w:sz w:val="24"/>
               </w:rPr>
               <w:t xml:space="preserve">rezultāts</w:t>
+            </w:r>
+            <w:r>
+              <w:rPr>
+                <w:sz w:val="24"/>
+              </w:rPr>
             </w:r>
             <w:r>
               <w:rPr>
@@ -2307,7 +2498,7 @@
           </w:tcPr>
           <w:p>
             <w:pPr>
-              <w:pStyle w:val="832"/>
+              <w:pStyle w:val="1015"/>
               <w:pBdr/>
               <w:spacing/>
               <w:ind/>
@@ -2315,6 +2506,11 @@
                 <w:sz w:val="24"/>
               </w:rPr>
             </w:pPr>
+            <w:r>
+              <w:rPr>
+                <w:sz w:val="24"/>
+              </w:rPr>
+            </w:r>
             <w:r>
               <w:rPr>
                 <w:sz w:val="24"/>
@@ -2341,7 +2537,7 @@
           </w:tcPr>
           <w:p>
             <w:pPr>
-              <w:pStyle w:val="832"/>
+              <w:pStyle w:val="1015"/>
               <w:pBdr/>
               <w:spacing w:before="92"/>
               <w:ind w:left="100"/>
@@ -2355,6 +2551,11 @@
                 <w:sz w:val="24"/>
               </w:rPr>
               <w:t xml:space="preserve">1</w:t>
+            </w:r>
+            <w:r>
+              <w:rPr>
+                <w:sz w:val="24"/>
+              </w:rPr>
             </w:r>
             <w:r>
               <w:rPr>
@@ -2372,7 +2573,7 @@
           </w:tcPr>
           <w:p>
             <w:pPr>
-              <w:pStyle w:val="832"/>
+              <w:pStyle w:val="1015"/>
               <w:pBdr/>
               <w:spacing w:before="92"/>
               <w:ind w:left="0"/>
@@ -2387,6 +2588,11 @@
                 <w:lang w:val="en-GB"/>
               </w:rPr>
               <w:t xml:space="preserve"> Martins::</w:t>
+            </w:r>
+            <w:r>
+              <w:rPr>
+                <w:sz w:val="24"/>
+              </w:rPr>
             </w:r>
             <w:r>
               <w:rPr>
@@ -2404,7 +2610,7 @@
           </w:tcPr>
           <w:p>
             <w:pPr>
-              <w:pStyle w:val="832"/>
+              <w:pStyle w:val="1015"/>
               <w:pBdr/>
               <w:spacing w:before="92"/>
               <w:ind w:left="99"/>
@@ -2418,6 +2624,11 @@
                 <w:lang w:val="en-GB"/>
               </w:rPr>
               <w:t xml:space="preserve">Nevar būt speciālie simboli </w:t>
+            </w:r>
+            <w:r>
+              <w:rPr>
+                <w:sz w:val="24"/>
+              </w:rPr>
             </w:r>
             <w:r>
               <w:rPr>
@@ -2435,7 +2646,7 @@
           </w:tcPr>
           <w:p>
             <w:pPr>
-              <w:pStyle w:val="832"/>
+              <w:pStyle w:val="1015"/>
               <w:pBdr/>
               <w:spacing w:before="92"/>
               <w:ind w:left="99"/>
@@ -2445,10 +2656,10 @@
             </w:pPr>
             <w:r>
               <w:rPr>
-                <w:spacing w:val="-2"/>
-                <w:sz w:val="24"/>
-              </w:rPr>
-              <w:t xml:space="preserve">atbilst</w:t>
+                <w:sz w:val="24"/>
+                <w:lang w:val="en-GB"/>
+              </w:rPr>
+              <w:t xml:space="preserve">neatbilst</w:t>
             </w:r>
             <w:r>
               <w:rPr>
@@ -2466,10 +2677,10 @@
           </w:tcPr>
           <w:p>
             <w:pPr>
-              <w:pStyle w:val="832"/>
+              <w:pStyle w:val="1015"/>
               <w:pBdr/>
               <w:spacing w:before="92"/>
-              <w:ind w:right="103" w:left="100"/>
+              <w:ind w:right="103" w:left="0"/>
               <w:rPr>
                 <w:sz w:val="24"/>
               </w:rPr>
@@ -2477,73 +2688,9 @@
             <w:r>
               <w:rPr>
                 <w:sz w:val="24"/>
-              </w:rPr>
-              <w:t xml:space="preserve">Kļūdas paziņojums.</w:t>
-            </w:r>
-            <w:r>
-              <w:rPr>
-                <w:spacing w:val="40"/>
-                <w:sz w:val="24"/>
-              </w:rPr>
-              <w:t xml:space="preserve"> </w:t>
-            </w:r>
-            <w:r>
-              <w:rPr>
-                <w:sz w:val="24"/>
-              </w:rPr>
-              <w:t xml:space="preserve">Programma turpina darbu, līdz ievada</w:t>
-            </w:r>
-            <w:r>
-              <w:rPr>
-                <w:spacing w:val="-12"/>
-                <w:sz w:val="24"/>
-              </w:rPr>
-              <w:t xml:space="preserve"> </w:t>
-            </w:r>
-            <w:r>
-              <w:rPr>
-                <w:sz w:val="24"/>
-              </w:rPr>
-              <w:t xml:space="preserve">8</w:t>
-            </w:r>
-            <w:r>
-              <w:rPr>
-                <w:spacing w:val="-11"/>
-                <w:sz w:val="24"/>
-              </w:rPr>
-              <w:t xml:space="preserve"> </w:t>
-            </w:r>
-            <w:r>
-              <w:rPr>
-                <w:sz w:val="24"/>
-              </w:rPr>
-              <w:t xml:space="preserve">ciparu</w:t>
-            </w:r>
-            <w:r>
-              <w:rPr>
-                <w:spacing w:val="-11"/>
-                <w:sz w:val="24"/>
-              </w:rPr>
-              <w:t xml:space="preserve"> </w:t>
-            </w:r>
-            <w:r>
-              <w:rPr>
-                <w:sz w:val="24"/>
-              </w:rPr>
-              <w:t xml:space="preserve">tālruņa</w:t>
-            </w:r>
-            <w:r>
-              <w:rPr>
-                <w:spacing w:val="-12"/>
-                <w:sz w:val="24"/>
-              </w:rPr>
-              <w:t xml:space="preserve"> </w:t>
-            </w:r>
-            <w:r>
-              <w:rPr>
-                <w:sz w:val="24"/>
-              </w:rPr>
-              <w:t xml:space="preserve">numuru.</w:t>
+                <w:lang w:val="en-GB"/>
+              </w:rPr>
+              <w:t xml:space="preserve"> Nav izstrādāts tik tālu vēl </w:t>
             </w:r>
             <w:r>
               <w:rPr>
@@ -2566,7 +2713,7 @@
           </w:tcPr>
           <w:p>
             <w:pPr>
-              <w:pStyle w:val="832"/>
+              <w:pStyle w:val="1015"/>
               <w:pBdr/>
               <w:spacing w:before="92"/>
               <w:ind w:left="100"/>
@@ -2580,6 +2727,11 @@
                 <w:sz w:val="24"/>
               </w:rPr>
               <w:t xml:space="preserve">2</w:t>
+            </w:r>
+            <w:r>
+              <w:rPr>
+                <w:sz w:val="24"/>
+              </w:rPr>
             </w:r>
             <w:r>
               <w:rPr>
@@ -2597,7 +2749,7 @@
           </w:tcPr>
           <w:p>
             <w:pPr>
-              <w:pStyle w:val="832"/>
+              <w:pStyle w:val="1015"/>
               <w:pBdr/>
               <w:spacing w:before="92"/>
               <w:ind w:left="100"/>
@@ -2617,6 +2769,11 @@
                 <w:sz w:val="24"/>
               </w:rPr>
               <w:t xml:space="preserve">123</w:t>
+            </w:r>
+            <w:r>
+              <w:rPr>
+                <w:sz w:val="24"/>
+              </w:rPr>
             </w:r>
             <w:r>
               <w:rPr>
@@ -2634,7 +2791,7 @@
           </w:tcPr>
           <w:p>
             <w:pPr>
-              <w:pStyle w:val="832"/>
+              <w:pStyle w:val="1015"/>
               <w:pBdr/>
               <w:spacing w:before="94" w:line="237" w:lineRule="auto"/>
               <w:ind w:right="190" w:left="99"/>
@@ -2648,6 +2805,11 @@
                 <w:lang w:val="en-GB"/>
               </w:rPr>
               <w:t xml:space="preserve">Nevar būt tikai cipari </w:t>
+            </w:r>
+            <w:r>
+              <w:rPr>
+                <w:sz w:val="24"/>
+              </w:rPr>
             </w:r>
             <w:r>
               <w:rPr>
@@ -2665,7 +2827,7 @@
           </w:tcPr>
           <w:p>
             <w:pPr>
-              <w:pStyle w:val="832"/>
+              <w:pStyle w:val="1015"/>
               <w:pBdr/>
               <w:spacing w:before="92"/>
               <w:ind w:left="99"/>
@@ -2675,10 +2837,10 @@
             </w:pPr>
             <w:r>
               <w:rPr>
-                <w:spacing w:val="-2"/>
-                <w:sz w:val="24"/>
-              </w:rPr>
-              <w:t xml:space="preserve">atbilst</w:t>
+                <w:sz w:val="24"/>
+                <w:lang w:val="en-GB"/>
+              </w:rPr>
+              <w:t xml:space="preserve">neatbilst</w:t>
             </w:r>
             <w:r>
               <w:rPr>
@@ -2696,7 +2858,7 @@
           </w:tcPr>
           <w:p>
             <w:pPr>
-              <w:pStyle w:val="832"/>
+              <w:pStyle w:val="1015"/>
               <w:pBdr/>
               <w:spacing w:before="92"/>
               <w:ind w:right="143" w:left="100"/>
@@ -2707,47 +2869,9 @@
             <w:r>
               <w:rPr>
                 <w:sz w:val="24"/>
-              </w:rPr>
-              <w:t xml:space="preserve">Kļūdas paziņojums. Programma</w:t>
-            </w:r>
-            <w:r>
-              <w:rPr>
-                <w:spacing w:val="-15"/>
-                <w:sz w:val="24"/>
-              </w:rPr>
-              <w:t xml:space="preserve"> </w:t>
-            </w:r>
-            <w:r>
-              <w:rPr>
-                <w:sz w:val="24"/>
-              </w:rPr>
-              <w:t xml:space="preserve">turpina</w:t>
-            </w:r>
-            <w:r>
-              <w:rPr>
-                <w:spacing w:val="-15"/>
-                <w:sz w:val="24"/>
-              </w:rPr>
-              <w:t xml:space="preserve"> </w:t>
-            </w:r>
-            <w:r>
-              <w:rPr>
-                <w:sz w:val="24"/>
-              </w:rPr>
-              <w:t xml:space="preserve">darbu,</w:t>
-            </w:r>
-            <w:r>
-              <w:rPr>
-                <w:spacing w:val="-13"/>
-                <w:sz w:val="24"/>
-              </w:rPr>
-              <w:t xml:space="preserve"> </w:t>
-            </w:r>
-            <w:r>
-              <w:rPr>
-                <w:sz w:val="24"/>
-              </w:rPr>
-              <w:t xml:space="preserve">līdz ievada pozitīvu skaitli, kas atbilst tālruņa numuram.</w:t>
+                <w:lang w:val="en-GB"/>
+              </w:rPr>
+              <w:t xml:space="preserve">Nav iztrādāts tik tālu vēl </w:t>
             </w:r>
             <w:r>
               <w:rPr>
@@ -2770,7 +2894,7 @@
           </w:tcPr>
           <w:p>
             <w:pPr>
-              <w:pStyle w:val="832"/>
+              <w:pStyle w:val="1015"/>
               <w:pBdr/>
               <w:spacing w:before="92"/>
               <w:ind w:left="100"/>
@@ -2784,6 +2908,11 @@
                 <w:sz w:val="24"/>
               </w:rPr>
               <w:t xml:space="preserve">3</w:t>
+            </w:r>
+            <w:r>
+              <w:rPr>
+                <w:sz w:val="24"/>
+              </w:rPr>
             </w:r>
             <w:r>
               <w:rPr>
@@ -2801,7 +2930,7 @@
           </w:tcPr>
           <w:p>
             <w:pPr>
-              <w:pStyle w:val="832"/>
+              <w:pStyle w:val="1015"/>
               <w:pBdr/>
               <w:spacing w:before="92"/>
               <w:ind w:left="100"/>
@@ -2816,6 +2945,11 @@
                 <w:lang w:val="en-GB"/>
               </w:rPr>
               <w:t xml:space="preserve">martins123</w:t>
+            </w:r>
+            <w:r>
+              <w:rPr>
+                <w:sz w:val="24"/>
+              </w:rPr>
             </w:r>
             <w:r>
               <w:rPr>
@@ -2833,7 +2967,7 @@
           </w:tcPr>
           <w:p>
             <w:pPr>
-              <w:pStyle w:val="832"/>
+              <w:pStyle w:val="1015"/>
               <w:pBdr/>
               <w:spacing w:before="92"/>
               <w:ind w:left="99"/>
@@ -2847,6 +2981,11 @@
                 <w:lang w:val="en-GB"/>
               </w:rPr>
               <w:t xml:space="preserve">Vajag būt vismaz 1 lielajam burtam </w:t>
+            </w:r>
+            <w:r>
+              <w:rPr>
+                <w:sz w:val="24"/>
+              </w:rPr>
             </w:r>
             <w:r>
               <w:rPr>
@@ -2864,8 +3003,11 @@
           </w:tcPr>
           <w:p>
             <w:pPr>
-              <w:pStyle w:val="832"/>
+              <w:pStyle w:val="1015"/>
               <w:pBdr/>
+              <w:tabs>
+                <w:tab w:val="center" w:leader="none" w:pos="638"/>
+              </w:tabs>
               <w:spacing w:before="92"/>
               <w:ind w:left="99"/>
               <w:rPr>
@@ -2874,10 +3016,16 @@
             </w:pPr>
             <w:r>
               <w:rPr>
-                <w:spacing w:val="-2"/>
-                <w:sz w:val="24"/>
-              </w:rPr>
-              <w:t xml:space="preserve">atbilst</w:t>
+                <w:sz w:val="24"/>
+                <w:lang w:val="en-GB"/>
+              </w:rPr>
+              <w:t xml:space="preserve">neatbilst</w:t>
+            </w:r>
+            <w:r>
+              <w:rPr>
+                <w:sz w:val="24"/>
+              </w:rPr>
+              <w:tab/>
             </w:r>
             <w:r>
               <w:rPr>
@@ -2895,7 +3043,35 @@
           </w:tcPr>
           <w:p>
             <w:pPr>
-              <w:pStyle w:val="832"/>
+              <w:pStyle w:val="1015"/>
+              <w:pBdr/>
+              <w:spacing w:before="92"/>
+              <w:ind w:right="143" w:left="100"/>
+              <w:rPr>
+                <w:sz w:val="24"/>
+              </w:rPr>
+            </w:pPr>
+            <w:r>
+              <w:rPr>
+                <w:sz w:val="24"/>
+                <w:lang w:val="en-GB"/>
+              </w:rPr>
+              <w:t xml:space="preserve">Nav iztrādāts tik tālu vēl </w:t>
+            </w:r>
+            <w:r>
+              <w:rPr>
+                <w:sz w:val="24"/>
+              </w:rPr>
+            </w:r>
+            <w:r>
+              <w:rPr>
+                <w:sz w:val="24"/>
+              </w:rPr>
+            </w:r>
+          </w:p>
+          <w:p>
+            <w:pPr>
+              <w:pStyle w:val="1015"/>
               <w:pBdr/>
               <w:spacing w:before="92"/>
               <w:ind w:right="103" w:left="100"/>
@@ -2907,72 +3083,6 @@
               <w:rPr>
                 <w:sz w:val="24"/>
               </w:rPr>
-              <w:t xml:space="preserve">Kļūdas paziņojums.</w:t>
-            </w:r>
-            <w:r>
-              <w:rPr>
-                <w:spacing w:val="40"/>
-                <w:sz w:val="24"/>
-              </w:rPr>
-              <w:t xml:space="preserve"> </w:t>
-            </w:r>
-            <w:r>
-              <w:rPr>
-                <w:sz w:val="24"/>
-              </w:rPr>
-              <w:t xml:space="preserve">Programma turpina darbu, līdz ievada</w:t>
-            </w:r>
-            <w:r>
-              <w:rPr>
-                <w:spacing w:val="-12"/>
-                <w:sz w:val="24"/>
-              </w:rPr>
-              <w:t xml:space="preserve"> </w:t>
-            </w:r>
-            <w:r>
-              <w:rPr>
-                <w:sz w:val="24"/>
-              </w:rPr>
-              <w:t xml:space="preserve">8</w:t>
-            </w:r>
-            <w:r>
-              <w:rPr>
-                <w:spacing w:val="-11"/>
-                <w:sz w:val="24"/>
-              </w:rPr>
-              <w:t xml:space="preserve"> </w:t>
-            </w:r>
-            <w:r>
-              <w:rPr>
-                <w:sz w:val="24"/>
-              </w:rPr>
-              <w:t xml:space="preserve">ciparu</w:t>
-            </w:r>
-            <w:r>
-              <w:rPr>
-                <w:spacing w:val="-11"/>
-                <w:sz w:val="24"/>
-              </w:rPr>
-              <w:t xml:space="preserve"> </w:t>
-            </w:r>
-            <w:r>
-              <w:rPr>
-                <w:sz w:val="24"/>
-              </w:rPr>
-              <w:t xml:space="preserve">tālruņa</w:t>
-            </w:r>
-            <w:r>
-              <w:rPr>
-                <w:spacing w:val="-12"/>
-                <w:sz w:val="24"/>
-              </w:rPr>
-              <w:t xml:space="preserve"> </w:t>
-            </w:r>
-            <w:r>
-              <w:rPr>
-                <w:sz w:val="24"/>
-              </w:rPr>
-              <w:t xml:space="preserve">numuru.</w:t>
             </w:r>
             <w:r>
               <w:rPr>
@@ -2995,7 +3105,7 @@
           </w:tcPr>
           <w:p>
             <w:pPr>
-              <w:pStyle w:val="832"/>
+              <w:pStyle w:val="1015"/>
               <w:pBdr/>
               <w:spacing w:before="92"/>
               <w:ind w:left="100"/>
@@ -3009,6 +3119,11 @@
                 <w:sz w:val="24"/>
               </w:rPr>
               <w:t xml:space="preserve">4</w:t>
+            </w:r>
+            <w:r>
+              <w:rPr>
+                <w:sz w:val="24"/>
+              </w:rPr>
             </w:r>
             <w:r>
               <w:rPr>
@@ -3026,7 +3141,7 @@
           </w:tcPr>
           <w:p>
             <w:pPr>
-              <w:pStyle w:val="832"/>
+              <w:pStyle w:val="1015"/>
               <w:pBdr/>
               <w:spacing w:before="92"/>
               <w:ind w:left="100"/>
@@ -3040,6 +3155,11 @@
                 <w:sz w:val="24"/>
               </w:rPr>
               <w:t xml:space="preserve">“”</w:t>
+            </w:r>
+            <w:r>
+              <w:rPr>
+                <w:sz w:val="24"/>
+              </w:rPr>
             </w:r>
             <w:r>
               <w:rPr>
@@ -3057,7 +3177,7 @@
           </w:tcPr>
           <w:p>
             <w:pPr>
-              <w:pStyle w:val="832"/>
+              <w:pStyle w:val="1015"/>
               <w:pBdr/>
               <w:spacing w:before="92"/>
               <w:ind w:right="368" w:left="99"/>
@@ -3071,6 +3191,11 @@
                 <w:lang w:val="en-GB"/>
               </w:rPr>
               <w:t xml:space="preserve">Nav ne burti ne cipari </w:t>
+            </w:r>
+            <w:r>
+              <w:rPr>
+                <w:sz w:val="24"/>
+              </w:rPr>
             </w:r>
             <w:r>
               <w:rPr>
@@ -3088,7 +3213,7 @@
           </w:tcPr>
           <w:p>
             <w:pPr>
-              <w:pStyle w:val="832"/>
+              <w:pStyle w:val="1015"/>
               <w:pBdr/>
               <w:spacing w:before="92"/>
               <w:ind w:left="99"/>
@@ -3102,6 +3227,11 @@
                 <w:sz w:val="24"/>
               </w:rPr>
               <w:t xml:space="preserve">neatbilst</w:t>
+            </w:r>
+            <w:r>
+              <w:rPr>
+                <w:sz w:val="24"/>
+              </w:rPr>
             </w:r>
             <w:r>
               <w:rPr>
@@ -3119,7 +3249,35 @@
           </w:tcPr>
           <w:p>
             <w:pPr>
-              <w:pStyle w:val="832"/>
+              <w:pStyle w:val="1015"/>
+              <w:pBdr/>
+              <w:spacing w:before="92"/>
+              <w:ind w:right="143" w:left="100"/>
+              <w:rPr>
+                <w:sz w:val="24"/>
+              </w:rPr>
+            </w:pPr>
+            <w:r>
+              <w:rPr>
+                <w:sz w:val="24"/>
+                <w:lang w:val="en-GB"/>
+              </w:rPr>
+              <w:t xml:space="preserve">Nav iztrādāts tik tālu vēl </w:t>
+            </w:r>
+            <w:r>
+              <w:rPr>
+                <w:sz w:val="24"/>
+              </w:rPr>
+            </w:r>
+            <w:r>
+              <w:rPr>
+                <w:sz w:val="24"/>
+              </w:rPr>
+            </w:r>
+          </w:p>
+          <w:p>
+            <w:pPr>
+              <w:pStyle w:val="1015"/>
               <w:pBdr/>
               <w:spacing w:before="94" w:line="237" w:lineRule="auto"/>
               <w:ind w:left="100"/>
@@ -3131,40 +3289,6 @@
               <w:rPr>
                 <w:sz w:val="24"/>
               </w:rPr>
-              <w:t xml:space="preserve">Programma</w:t>
-            </w:r>
-            <w:r>
-              <w:rPr>
-                <w:spacing w:val="-15"/>
-                <w:sz w:val="24"/>
-              </w:rPr>
-              <w:t xml:space="preserve"> </w:t>
-            </w:r>
-            <w:r>
-              <w:rPr>
-                <w:sz w:val="24"/>
-              </w:rPr>
-              <w:t xml:space="preserve">neizvada</w:t>
-            </w:r>
-            <w:r>
-              <w:rPr>
-                <w:spacing w:val="-15"/>
-                <w:sz w:val="24"/>
-              </w:rPr>
-              <w:t xml:space="preserve"> </w:t>
-            </w:r>
-            <w:r>
-              <w:rPr>
-                <w:sz w:val="24"/>
-              </w:rPr>
-              <w:t xml:space="preserve">kļūdas </w:t>
-            </w:r>
-            <w:r>
-              <w:rPr>
-                <w:spacing w:val="-2"/>
-                <w:sz w:val="24"/>
-              </w:rPr>
-              <w:t xml:space="preserve">paziņojumu</w:t>
             </w:r>
             <w:r>
               <w:rPr>
@@ -3187,7 +3311,7 @@
           </w:tcPr>
           <w:p>
             <w:pPr>
-              <w:pStyle w:val="832"/>
+              <w:pStyle w:val="1015"/>
               <w:pBdr/>
               <w:spacing w:before="92"/>
               <w:ind w:left="100"/>
@@ -3201,6 +3325,11 @@
                 <w:sz w:val="24"/>
               </w:rPr>
               <w:t xml:space="preserve">5</w:t>
+            </w:r>
+            <w:r>
+              <w:rPr>
+                <w:sz w:val="24"/>
+              </w:rPr>
             </w:r>
             <w:r>
               <w:rPr>
@@ -3218,7 +3347,7 @@
           </w:tcPr>
           <w:p>
             <w:pPr>
-              <w:pStyle w:val="832"/>
+              <w:pStyle w:val="1015"/>
               <w:pBdr/>
               <w:spacing w:before="92"/>
               <w:ind w:left="100"/>
@@ -3233,6 +3362,11 @@
                 <w:lang w:val="en-GB"/>
               </w:rPr>
               <w:t xml:space="preserve">Martins123</w:t>
+            </w:r>
+            <w:r>
+              <w:rPr>
+                <w:sz w:val="24"/>
+              </w:rPr>
             </w:r>
             <w:r>
               <w:rPr>
@@ -3250,7 +3384,7 @@
           </w:tcPr>
           <w:p>
             <w:pPr>
-              <w:pStyle w:val="832"/>
+              <w:pStyle w:val="1015"/>
               <w:pBdr/>
               <w:spacing w:before="92" w:line="242" w:lineRule="auto"/>
               <w:ind w:right="390" w:left="99"/>
@@ -3292,7 +3426,7 @@
           </w:tcPr>
           <w:p>
             <w:pPr>
-              <w:pStyle w:val="832"/>
+              <w:pStyle w:val="1015"/>
               <w:pBdr/>
               <w:spacing w:before="92"/>
               <w:ind w:left="99"/>
@@ -3306,6 +3440,11 @@
                 <w:sz w:val="24"/>
               </w:rPr>
               <w:t xml:space="preserve">atbilst</w:t>
+            </w:r>
+            <w:r>
+              <w:rPr>
+                <w:sz w:val="24"/>
+              </w:rPr>
             </w:r>
             <w:r>
               <w:rPr>
@@ -3323,7 +3462,7 @@
           </w:tcPr>
           <w:p>
             <w:pPr>
-              <w:pStyle w:val="832"/>
+              <w:pStyle w:val="1015"/>
               <w:pBdr/>
               <w:spacing w:before="92" w:line="242" w:lineRule="auto"/>
               <w:ind w:left="100"/>
@@ -3365,16 +3504,10 @@
             </w:r>
             <w:r>
               <w:rPr>
-                <w:spacing w:val="-15"/>
-                <w:sz w:val="24"/>
-              </w:rPr>
-              <w:t xml:space="preserve"> </w:t>
-            </w:r>
-            <w:r>
-              <w:rPr>
-                <w:sz w:val="24"/>
-              </w:rPr>
-              <w:t xml:space="preserve">un beidz darbu.</w:t>
+                <w:sz w:val="24"/>
+                <w:lang w:val="en-GB"/>
+              </w:rPr>
+              <w:t xml:space="preserve">, bet neaiziet tālāk </w:t>
             </w:r>
             <w:r>
               <w:rPr>
@@ -3387,7 +3520,7 @@
     </w:tbl>
     <w:p>
       <w:pPr>
-        <w:pStyle w:val="830"/>
+        <w:pStyle w:val="1013"/>
         <w:pBdr/>
         <w:spacing w:before="1"/>
         <w:ind/>
@@ -3398,7 +3531,7 @@
     </w:p>
     <w:p>
       <w:pPr>
-        <w:pStyle w:val="822"/>
+        <w:pStyle w:val="1005"/>
         <w:numPr>
           <w:ilvl w:val="2"/>
           <w:numId w:val="22"/>
@@ -3421,7 +3554,7 @@
     </w:p>
     <w:p>
       <w:pPr>
-        <w:pStyle w:val="830"/>
+        <w:pStyle w:val="1013"/>
         <w:pBdr/>
         <w:spacing w:before="272"/>
         <w:ind w:right="71" w:firstLine="720" w:left="266"/>
@@ -3699,7 +3832,7 @@
     </w:p>
     <w:p>
       <w:pPr>
-        <w:pStyle w:val="830"/>
+        <w:pStyle w:val="1013"/>
         <w:pBdr/>
         <w:spacing/>
         <w:ind w:right="67" w:firstLine="720" w:left="266"/>
@@ -3728,7 +3861,7 @@
     </w:p>
     <w:p>
       <w:pPr>
-        <w:pStyle w:val="830"/>
+        <w:pStyle w:val="1013"/>
         <w:pBdr/>
         <w:spacing w:before="52"/>
         <w:ind/>
@@ -3736,6 +3869,11 @@
           <w:sz w:val="20"/>
         </w:rPr>
       </w:pPr>
+      <w:r>
+        <w:rPr>
+          <w:sz w:val="20"/>
+        </w:rPr>
+      </w:r>
       <w:r>
         <w:rPr>
           <w:sz w:val="20"/>
@@ -3749,7 +3887,7 @@
     </w:p>
     <w:tbl>
       <w:tblPr>
-        <w:tblStyle w:val="827"/>
+        <w:tblStyle w:val="1010"/>
         <w:tblInd w:w="286" w:type="dxa"/>
         <w:tblW w:w="0" w:type="auto"/>
         <w:tblBorders>
@@ -3783,7 +3921,7 @@
           </w:tcPr>
           <w:p>
             <w:pPr>
-              <w:pStyle w:val="832"/>
+              <w:pStyle w:val="1015"/>
               <w:pBdr/>
               <w:spacing w:before="97" w:line="242" w:lineRule="auto"/>
               <w:ind w:right="807" w:left="100"/>
@@ -3820,6 +3958,12 @@
                 <w:sz w:val="24"/>
               </w:rPr>
               <w:t xml:space="preserve">as</w:t>
+            </w:r>
+            <w:r>
+              <w:rPr>
+                <w:b/>
+                <w:sz w:val="24"/>
+              </w:rPr>
             </w:r>
             <w:r>
               <w:rPr>
@@ -3838,7 +3982,7 @@
           </w:tcPr>
           <w:p>
             <w:pPr>
-              <w:pStyle w:val="832"/>
+              <w:pStyle w:val="1015"/>
               <w:pBdr/>
               <w:spacing w:before="97"/>
               <w:ind w:left="100"/>
@@ -3854,6 +3998,12 @@
                 <w:sz w:val="24"/>
               </w:rPr>
               <w:t xml:space="preserve">Jā</w:t>
+            </w:r>
+            <w:r>
+              <w:rPr>
+                <w:b/>
+                <w:sz w:val="24"/>
+              </w:rPr>
             </w:r>
             <w:r>
               <w:rPr>
@@ -3872,7 +4022,7 @@
           </w:tcPr>
           <w:p>
             <w:pPr>
-              <w:pStyle w:val="832"/>
+              <w:pStyle w:val="1015"/>
               <w:pBdr/>
               <w:spacing w:before="97"/>
               <w:ind w:left="100"/>
@@ -3888,6 +4038,12 @@
                 <w:sz w:val="24"/>
               </w:rPr>
               <w:t xml:space="preserve">Daļēji</w:t>
+            </w:r>
+            <w:r>
+              <w:rPr>
+                <w:b/>
+                <w:sz w:val="24"/>
+              </w:rPr>
             </w:r>
             <w:r>
               <w:rPr>
@@ -3906,7 +4062,7 @@
           </w:tcPr>
           <w:p>
             <w:pPr>
-              <w:pStyle w:val="832"/>
+              <w:pStyle w:val="1015"/>
               <w:pBdr/>
               <w:spacing w:before="97"/>
               <w:ind w:left="100"/>
@@ -3922,6 +4078,12 @@
                 <w:sz w:val="24"/>
               </w:rPr>
               <w:t xml:space="preserve">Nē</w:t>
+            </w:r>
+            <w:r>
+              <w:rPr>
+                <w:b/>
+                <w:sz w:val="24"/>
+              </w:rPr>
             </w:r>
             <w:r>
               <w:rPr>
@@ -3940,7 +4102,7 @@
           </w:tcPr>
           <w:p>
             <w:pPr>
-              <w:pStyle w:val="832"/>
+              <w:pStyle w:val="1015"/>
               <w:pBdr/>
               <w:spacing w:before="97"/>
               <w:ind w:left="100"/>
@@ -3956,6 +4118,12 @@
                 <w:sz w:val="24"/>
               </w:rPr>
               <w:t xml:space="preserve">Piezīmes</w:t>
+            </w:r>
+            <w:r>
+              <w:rPr>
+                <w:b/>
+                <w:sz w:val="24"/>
+              </w:rPr>
             </w:r>
             <w:r>
               <w:rPr>
@@ -3979,7 +4147,7 @@
           </w:tcPr>
           <w:p>
             <w:pPr>
-              <w:pStyle w:val="832"/>
+              <w:pStyle w:val="1015"/>
               <w:pBdr/>
               <w:spacing w:before="92"/>
               <w:ind w:right="50" w:left="100"/>
@@ -4031,6 +4199,11 @@
                 <w:sz w:val="24"/>
               </w:rPr>
               <w:t xml:space="preserve">datumu un laiku.</w:t>
+            </w:r>
+            <w:r>
+              <w:rPr>
+                <w:sz w:val="24"/>
+              </w:rPr>
             </w:r>
             <w:r>
               <w:rPr>
@@ -4048,7 +4221,7 @@
           </w:tcPr>
           <w:p>
             <w:pPr>
-              <w:pStyle w:val="832"/>
+              <w:pStyle w:val="1015"/>
               <w:pBdr/>
               <w:spacing/>
               <w:ind/>
@@ -4056,6 +4229,11 @@
                 <w:sz w:val="24"/>
               </w:rPr>
             </w:pPr>
+            <w:r>
+              <w:rPr>
+                <w:sz w:val="24"/>
+              </w:rPr>
+            </w:r>
             <w:r>
               <w:rPr>
                 <w:sz w:val="24"/>
@@ -4077,7 +4255,7 @@
           </w:tcPr>
           <w:p>
             <w:pPr>
-              <w:pStyle w:val="832"/>
+              <w:pStyle w:val="1015"/>
               <w:pBdr/>
               <w:spacing w:before="92"/>
               <w:ind w:left="100"/>
@@ -4091,6 +4269,11 @@
                 <w:sz w:val="24"/>
               </w:rPr>
               <w:t xml:space="preserve">x</w:t>
+            </w:r>
+            <w:r>
+              <w:rPr>
+                <w:sz w:val="24"/>
+              </w:rPr>
             </w:r>
             <w:r>
               <w:rPr>
@@ -4108,7 +4291,7 @@
           </w:tcPr>
           <w:p>
             <w:pPr>
-              <w:pStyle w:val="832"/>
+              <w:pStyle w:val="1015"/>
               <w:pBdr/>
               <w:spacing/>
               <w:ind/>
@@ -4116,6 +4299,11 @@
                 <w:sz w:val="24"/>
               </w:rPr>
             </w:pPr>
+            <w:r>
+              <w:rPr>
+                <w:sz w:val="24"/>
+              </w:rPr>
+            </w:r>
             <w:r>
               <w:rPr>
                 <w:sz w:val="24"/>
@@ -4137,7 +4325,7 @@
           </w:tcPr>
           <w:p>
             <w:pPr>
-              <w:pStyle w:val="832"/>
+              <w:pStyle w:val="1015"/>
               <w:pBdr/>
               <w:spacing/>
               <w:ind/>
@@ -4145,6 +4333,11 @@
                 <w:sz w:val="24"/>
               </w:rPr>
             </w:pPr>
+            <w:r>
+              <w:rPr>
+                <w:sz w:val="24"/>
+              </w:rPr>
+            </w:r>
             <w:r>
               <w:rPr>
                 <w:sz w:val="24"/>
@@ -4171,7 +4364,7 @@
           </w:tcPr>
           <w:p>
             <w:pPr>
-              <w:pStyle w:val="832"/>
+              <w:pStyle w:val="1015"/>
               <w:pBdr/>
               <w:spacing w:before="92"/>
               <w:ind w:left="100"/>
@@ -4224,6 +4417,11 @@
                 <w:sz w:val="24"/>
               </w:rPr>
               <w:t xml:space="preserve">datumu</w:t>
+            </w:r>
+            <w:r>
+              <w:rPr>
+                <w:sz w:val="24"/>
+              </w:rPr>
             </w:r>
             <w:r>
               <w:rPr>
@@ -4241,7 +4439,7 @@
           </w:tcPr>
           <w:p>
             <w:pPr>
-              <w:pStyle w:val="832"/>
+              <w:pStyle w:val="1015"/>
               <w:pBdr/>
               <w:spacing/>
               <w:ind/>
@@ -4249,6 +4447,11 @@
                 <w:sz w:val="24"/>
               </w:rPr>
             </w:pPr>
+            <w:r>
+              <w:rPr>
+                <w:sz w:val="24"/>
+              </w:rPr>
+            </w:r>
             <w:r>
               <w:rPr>
                 <w:sz w:val="24"/>
@@ -4270,7 +4473,7 @@
           </w:tcPr>
           <w:p>
             <w:pPr>
-              <w:pStyle w:val="832"/>
+              <w:pStyle w:val="1015"/>
               <w:pBdr/>
               <w:spacing/>
               <w:ind/>
@@ -4278,6 +4481,11 @@
                 <w:sz w:val="24"/>
               </w:rPr>
             </w:pPr>
+            <w:r>
+              <w:rPr>
+                <w:sz w:val="24"/>
+              </w:rPr>
+            </w:r>
             <w:r>
               <w:rPr>
                 <w:sz w:val="24"/>
@@ -4299,7 +4507,7 @@
           </w:tcPr>
           <w:p>
             <w:pPr>
-              <w:pStyle w:val="832"/>
+              <w:pStyle w:val="1015"/>
               <w:pBdr/>
               <w:spacing w:before="92"/>
               <w:ind w:left="100"/>
@@ -4313,6 +4521,11 @@
                 <w:sz w:val="24"/>
               </w:rPr>
               <w:t xml:space="preserve">x</w:t>
+            </w:r>
+            <w:r>
+              <w:rPr>
+                <w:sz w:val="24"/>
+              </w:rPr>
             </w:r>
             <w:r>
               <w:rPr>
@@ -4330,7 +4543,7 @@
           </w:tcPr>
           <w:p>
             <w:pPr>
-              <w:pStyle w:val="832"/>
+              <w:pStyle w:val="1015"/>
               <w:pBdr/>
               <w:spacing/>
               <w:ind/>
@@ -4338,6 +4551,11 @@
                 <w:sz w:val="24"/>
               </w:rPr>
             </w:pPr>
+            <w:r>
+              <w:rPr>
+                <w:sz w:val="24"/>
+              </w:rPr>
+            </w:r>
             <w:r>
               <w:rPr>
                 <w:sz w:val="24"/>
@@ -4364,7 +4582,7 @@
           </w:tcPr>
           <w:p>
             <w:pPr>
-              <w:pStyle w:val="832"/>
+              <w:pStyle w:val="1015"/>
               <w:pBdr/>
               <w:spacing w:before="92"/>
               <w:ind w:left="100"/>
@@ -4423,6 +4641,11 @@
                 <w:sz w:val="24"/>
               </w:rPr>
               <w:t xml:space="preserve">bāzē.</w:t>
+            </w:r>
+            <w:r>
+              <w:rPr>
+                <w:sz w:val="24"/>
+              </w:rPr>
             </w:r>
             <w:r>
               <w:rPr>
@@ -4440,7 +4663,7 @@
           </w:tcPr>
           <w:p>
             <w:pPr>
-              <w:pStyle w:val="832"/>
+              <w:pStyle w:val="1015"/>
               <w:pBdr/>
               <w:spacing w:before="92"/>
               <w:ind w:left="100"/>
@@ -4454,6 +4677,11 @@
                 <w:sz w:val="24"/>
               </w:rPr>
               <w:t xml:space="preserve">x</w:t>
+            </w:r>
+            <w:r>
+              <w:rPr>
+                <w:sz w:val="24"/>
+              </w:rPr>
             </w:r>
             <w:r>
               <w:rPr>
@@ -4471,7 +4699,7 @@
           </w:tcPr>
           <w:p>
             <w:pPr>
-              <w:pStyle w:val="832"/>
+              <w:pStyle w:val="1015"/>
               <w:pBdr/>
               <w:spacing/>
               <w:ind/>
@@ -4479,6 +4707,11 @@
                 <w:sz w:val="24"/>
               </w:rPr>
             </w:pPr>
+            <w:r>
+              <w:rPr>
+                <w:sz w:val="24"/>
+              </w:rPr>
+            </w:r>
             <w:r>
               <w:rPr>
                 <w:sz w:val="24"/>
@@ -4500,7 +4733,7 @@
           </w:tcPr>
           <w:p>
             <w:pPr>
-              <w:pStyle w:val="832"/>
+              <w:pStyle w:val="1015"/>
               <w:pBdr/>
               <w:spacing/>
               <w:ind/>
@@ -4508,6 +4741,11 @@
                 <w:sz w:val="24"/>
               </w:rPr>
             </w:pPr>
+            <w:r>
+              <w:rPr>
+                <w:sz w:val="24"/>
+              </w:rPr>
+            </w:r>
             <w:r>
               <w:rPr>
                 <w:sz w:val="24"/>
@@ -4529,7 +4767,7 @@
           </w:tcPr>
           <w:p>
             <w:pPr>
-              <w:pStyle w:val="832"/>
+              <w:pStyle w:val="1015"/>
               <w:pBdr/>
               <w:spacing/>
               <w:ind/>
@@ -4537,6 +4775,11 @@
                 <w:sz w:val="24"/>
               </w:rPr>
             </w:pPr>
+            <w:r>
+              <w:rPr>
+                <w:sz w:val="24"/>
+              </w:rPr>
+            </w:r>
             <w:r>
               <w:rPr>
                 <w:sz w:val="24"/>
@@ -4563,7 +4806,7 @@
           </w:tcPr>
           <w:p>
             <w:pPr>
-              <w:pStyle w:val="832"/>
+              <w:pStyle w:val="1015"/>
               <w:pBdr/>
               <w:spacing w:before="92"/>
               <w:ind w:left="100"/>
@@ -4622,6 +4865,11 @@
                 <w:sz w:val="24"/>
               </w:rPr>
               <w:t xml:space="preserve"> bāzē</w:t>
+            </w:r>
+            <w:r>
+              <w:rPr>
+                <w:sz w:val="24"/>
+              </w:rPr>
             </w:r>
             <w:r>
               <w:rPr>
@@ -4639,7 +4887,7 @@
           </w:tcPr>
           <w:p>
             <w:pPr>
-              <w:pStyle w:val="832"/>
+              <w:pStyle w:val="1015"/>
               <w:pBdr/>
               <w:spacing w:before="92"/>
               <w:ind w:left="100"/>
@@ -4653,6 +4901,11 @@
                 <w:sz w:val="24"/>
               </w:rPr>
               <w:t xml:space="preserve">x</w:t>
+            </w:r>
+            <w:r>
+              <w:rPr>
+                <w:sz w:val="24"/>
+              </w:rPr>
             </w:r>
             <w:r>
               <w:rPr>
@@ -4670,7 +4923,7 @@
           </w:tcPr>
           <w:p>
             <w:pPr>
-              <w:pStyle w:val="832"/>
+              <w:pStyle w:val="1015"/>
               <w:pBdr/>
               <w:spacing/>
               <w:ind/>
@@ -4678,6 +4931,11 @@
                 <w:sz w:val="24"/>
               </w:rPr>
             </w:pPr>
+            <w:r>
+              <w:rPr>
+                <w:sz w:val="24"/>
+              </w:rPr>
+            </w:r>
             <w:r>
               <w:rPr>
                 <w:sz w:val="24"/>
@@ -4699,7 +4957,7 @@
           </w:tcPr>
           <w:p>
             <w:pPr>
-              <w:pStyle w:val="832"/>
+              <w:pStyle w:val="1015"/>
               <w:pBdr/>
               <w:spacing/>
               <w:ind/>
@@ -4707,6 +4965,11 @@
                 <w:sz w:val="24"/>
               </w:rPr>
             </w:pPr>
+            <w:r>
+              <w:rPr>
+                <w:sz w:val="24"/>
+              </w:rPr>
+            </w:r>
             <w:r>
               <w:rPr>
                 <w:sz w:val="24"/>
@@ -4728,7 +4991,7 @@
           </w:tcPr>
           <w:p>
             <w:pPr>
-              <w:pStyle w:val="832"/>
+              <w:pStyle w:val="1015"/>
               <w:pBdr/>
               <w:spacing/>
               <w:ind/>
@@ -4736,6 +4999,11 @@
                 <w:sz w:val="24"/>
               </w:rPr>
             </w:pPr>
+            <w:r>
+              <w:rPr>
+                <w:sz w:val="24"/>
+              </w:rPr>
+            </w:r>
             <w:r>
               <w:rPr>
                 <w:sz w:val="24"/>
@@ -4752,7 +5020,7 @@
     </w:tbl>
     <w:p>
       <w:pPr>
-        <w:pStyle w:val="832"/>
+        <w:pStyle w:val="1015"/>
         <w:pBdr/>
         <w:spacing/>
         <w:ind/>
@@ -4778,10 +5046,15 @@
           <w:sz w:val="24"/>
         </w:rPr>
       </w:r>
+      <w:r>
+        <w:rPr>
+          <w:sz w:val="24"/>
+        </w:rPr>
+      </w:r>
     </w:p>
     <w:p>
       <w:pPr>
-        <w:pStyle w:val="822"/>
+        <w:pStyle w:val="1005"/>
         <w:pBdr/>
         <w:tabs>
           <w:tab w:val="left" w:leader="none" w:pos="885"/>
@@ -4965,6 +5238,12 @@
           <w:sz w:val="24"/>
         </w:rPr>
       </w:r>
+      <w:r>
+        <w:rPr>
+          <w:i/>
+          <w:sz w:val="24"/>
+        </w:rPr>
+      </w:r>
     </w:p>
     <w:p>
       <w:pPr>
@@ -5012,10 +5291,16 @@
           <w:sz w:val="24"/>
         </w:rPr>
       </w:r>
+      <w:r>
+        <w:rPr>
+          <w:i/>
+          <w:sz w:val="24"/>
+        </w:rPr>
+      </w:r>
     </w:p>
     <w:p>
       <w:pPr>
-        <w:pStyle w:val="830"/>
+        <w:pStyle w:val="1013"/>
         <w:pBdr/>
         <w:spacing w:before="276" w:line="275" w:lineRule="exact"/>
         <w:ind w:left="165"/>
@@ -5031,7 +5316,7 @@
     </w:p>
     <w:p>
       <w:pPr>
-        <w:pStyle w:val="831"/>
+        <w:pStyle w:val="1014"/>
         <w:numPr>
           <w:ilvl w:val="0"/>
           <w:numId w:val="4"/>
@@ -5090,10 +5375,15 @@
           <w:sz w:val="24"/>
         </w:rPr>
       </w:r>
+      <w:r>
+        <w:rPr>
+          <w:sz w:val="24"/>
+        </w:rPr>
+      </w:r>
     </w:p>
     <w:p>
       <w:pPr>
-        <w:pStyle w:val="831"/>
+        <w:pStyle w:val="1014"/>
         <w:numPr>
           <w:ilvl w:val="0"/>
           <w:numId w:val="4"/>
@@ -5133,10 +5423,15 @@
           <w:sz w:val="24"/>
         </w:rPr>
       </w:r>
+      <w:r>
+        <w:rPr>
+          <w:sz w:val="24"/>
+        </w:rPr>
+      </w:r>
     </w:p>
     <w:p>
       <w:pPr>
-        <w:pStyle w:val="831"/>
+        <w:pStyle w:val="1014"/>
         <w:numPr>
           <w:ilvl w:val="1"/>
           <w:numId w:val="4"/>
@@ -5215,10 +5510,15 @@
           <w:sz w:val="24"/>
         </w:rPr>
       </w:r>
+      <w:r>
+        <w:rPr>
+          <w:sz w:val="24"/>
+        </w:rPr>
+      </w:r>
     </w:p>
     <w:p>
       <w:pPr>
-        <w:pStyle w:val="831"/>
+        <w:pStyle w:val="1014"/>
         <w:numPr>
           <w:ilvl w:val="1"/>
           <w:numId w:val="4"/>
@@ -5284,10 +5584,15 @@
           <w:sz w:val="24"/>
         </w:rPr>
       </w:r>
+      <w:r>
+        <w:rPr>
+          <w:sz w:val="24"/>
+        </w:rPr>
+      </w:r>
     </w:p>
     <w:p>
       <w:pPr>
-        <w:pStyle w:val="831"/>
+        <w:pStyle w:val="1014"/>
         <w:numPr>
           <w:ilvl w:val="1"/>
           <w:numId w:val="4"/>
@@ -5431,10 +5736,15 @@
           <w:sz w:val="24"/>
         </w:rPr>
       </w:r>
+      <w:r>
+        <w:rPr>
+          <w:sz w:val="24"/>
+        </w:rPr>
+      </w:r>
     </w:p>
     <w:p>
       <w:pPr>
-        <w:pStyle w:val="831"/>
+        <w:pStyle w:val="1014"/>
         <w:numPr>
           <w:ilvl w:val="1"/>
           <w:numId w:val="4"/>
@@ -5526,10 +5836,15 @@
           <w:sz w:val="24"/>
         </w:rPr>
       </w:r>
+      <w:r>
+        <w:rPr>
+          <w:sz w:val="24"/>
+        </w:rPr>
+      </w:r>
     </w:p>
     <w:p>
       <w:pPr>
-        <w:pStyle w:val="831"/>
+        <w:pStyle w:val="1014"/>
         <w:numPr>
           <w:ilvl w:val="0"/>
           <w:numId w:val="4"/>
@@ -5640,10 +5955,15 @@
           <w:sz w:val="24"/>
         </w:rPr>
       </w:r>
+      <w:r>
+        <w:rPr>
+          <w:sz w:val="24"/>
+        </w:rPr>
+      </w:r>
     </w:p>
     <w:p>
       <w:pPr>
-        <w:pStyle w:val="830"/>
+        <w:pStyle w:val="1013"/>
         <w:pBdr/>
         <w:spacing w:line="242" w:lineRule="auto"/>
         <w:ind w:right="548" w:left="165"/>
@@ -5764,7 +6084,7 @@
     </w:p>
     <w:p>
       <w:pPr>
-        <w:pStyle w:val="830"/>
+        <w:pStyle w:val="1013"/>
         <w:pBdr/>
         <w:spacing w:line="271" w:lineRule="exact"/>
         <w:ind w:left="165"/>
@@ -5816,7 +6136,7 @@
     </w:p>
     <w:p>
       <w:pPr>
-        <w:pStyle w:val="830"/>
+        <w:pStyle w:val="1013"/>
         <w:pBdr/>
         <w:spacing w:line="237" w:lineRule="auto"/>
         <w:ind w:left="165"/>
@@ -5928,7 +6248,7 @@
     </w:p>
     <w:p>
       <w:pPr>
-        <w:pStyle w:val="830"/>
+        <w:pStyle w:val="1013"/>
         <w:pBdr/>
         <w:spacing w:before="4" w:line="237" w:lineRule="auto"/>
         <w:ind w:left="165"/>
@@ -6028,7 +6348,7 @@
     </w:p>
     <w:p>
       <w:pPr>
-        <w:pStyle w:val="830"/>
+        <w:pStyle w:val="1013"/>
         <w:pBdr/>
         <w:spacing w:before="1"/>
         <w:ind/>
@@ -6039,7 +6359,7 @@
     </w:p>
     <w:p>
       <w:pPr>
-        <w:pStyle w:val="830"/>
+        <w:pStyle w:val="1013"/>
         <w:pBdr/>
         <w:spacing/>
         <w:ind w:left="165"/>
@@ -6082,7 +6402,7 @@
     </w:p>
     <w:p>
       <w:pPr>
-        <w:pStyle w:val="830"/>
+        <w:pStyle w:val="1013"/>
         <w:pBdr/>
         <w:spacing w:before="3" w:line="275" w:lineRule="exact"/>
         <w:ind w:left="165"/>
@@ -6134,7 +6454,7 @@
     </w:p>
     <w:p>
       <w:pPr>
-        <w:pStyle w:val="830"/>
+        <w:pStyle w:val="1013"/>
         <w:pBdr/>
         <w:spacing w:line="242" w:lineRule="auto"/>
         <w:ind w:right="4475" w:left="165"/>
@@ -6201,7 +6521,7 @@
     </w:p>
     <w:p>
       <w:pPr>
-        <w:pStyle w:val="830"/>
+        <w:pStyle w:val="1013"/>
         <w:pBdr/>
         <w:spacing w:line="271" w:lineRule="exact"/>
         <w:ind w:left="165"/>
@@ -6262,7 +6582,7 @@
     </w:p>
     <w:p>
       <w:pPr>
-        <w:pStyle w:val="830"/>
+        <w:pStyle w:val="1013"/>
         <w:pBdr/>
         <w:spacing w:before="274"/>
         <w:ind w:left="165"/>
@@ -6287,7 +6607,7 @@
     </w:p>
     <w:p>
       <w:pPr>
-        <w:pStyle w:val="830"/>
+        <w:pStyle w:val="1013"/>
         <w:pBdr/>
         <w:spacing w:before="3" w:line="275" w:lineRule="exact"/>
         <w:ind w:left="165"/>
@@ -6312,7 +6632,7 @@
     </w:p>
     <w:p>
       <w:pPr>
-        <w:pStyle w:val="830"/>
+        <w:pStyle w:val="1013"/>
         <w:pBdr/>
         <w:spacing w:line="275" w:lineRule="exact"/>
         <w:ind w:left="165"/>
@@ -6337,7 +6657,7 @@
     </w:p>
     <w:p>
       <w:pPr>
-        <w:pStyle w:val="830"/>
+        <w:pStyle w:val="1013"/>
         <w:pBdr/>
         <w:spacing w:before="3"/>
         <w:ind w:left="165"/>
@@ -6362,7 +6682,7 @@
     </w:p>
     <w:p>
       <w:pPr>
-        <w:pStyle w:val="830"/>
+        <w:pStyle w:val="1013"/>
         <w:pBdr/>
         <w:spacing w:before="2"/>
         <w:ind/>
@@ -6373,7 +6693,7 @@
     </w:p>
     <w:p>
       <w:pPr>
-        <w:pStyle w:val="830"/>
+        <w:pStyle w:val="1013"/>
         <w:pBdr/>
         <w:spacing w:line="237" w:lineRule="auto"/>
         <w:ind w:right="548" w:left="165"/>
@@ -6467,7 +6787,7 @@
     </w:p>
     <w:p>
       <w:pPr>
-        <w:pStyle w:val="830"/>
+        <w:pStyle w:val="1013"/>
         <w:pBdr/>
         <w:spacing w:line="237" w:lineRule="auto"/>
         <w:ind/>
@@ -6486,7 +6806,7 @@
     </w:p>
     <w:p>
       <w:pPr>
-        <w:pStyle w:val="822"/>
+        <w:pStyle w:val="1005"/>
         <w:pBdr/>
         <w:tabs>
           <w:tab w:val="left" w:leader="none" w:pos="885"/>
@@ -6735,10 +7055,16 @@
           <w:sz w:val="24"/>
         </w:rPr>
       </w:r>
+      <w:r>
+        <w:rPr>
+          <w:i/>
+          <w:sz w:val="24"/>
+        </w:rPr>
+      </w:r>
     </w:p>
     <w:p>
       <w:pPr>
-        <w:pStyle w:val="822"/>
+        <w:pStyle w:val="1005"/>
         <w:pBdr/>
         <w:spacing w:before="275" w:line="275" w:lineRule="exact"/>
         <w:ind/>
@@ -6772,7 +7098,7 @@
     </w:p>
     <w:p>
       <w:pPr>
-        <w:pStyle w:val="831"/>
+        <w:pStyle w:val="1014"/>
         <w:numPr>
           <w:ilvl w:val="0"/>
           <w:numId w:val="3"/>
@@ -6807,10 +7133,15 @@
           <w:sz w:val="24"/>
         </w:rPr>
       </w:r>
+      <w:r>
+        <w:rPr>
+          <w:sz w:val="24"/>
+        </w:rPr>
+      </w:r>
     </w:p>
     <w:p>
       <w:pPr>
-        <w:pStyle w:val="831"/>
+        <w:pStyle w:val="1014"/>
         <w:numPr>
           <w:ilvl w:val="1"/>
           <w:numId w:val="3"/>
@@ -6838,10 +7169,15 @@
           <w:sz w:val="24"/>
         </w:rPr>
       </w:r>
+      <w:r>
+        <w:rPr>
+          <w:sz w:val="24"/>
+        </w:rPr>
+      </w:r>
     </w:p>
     <w:p>
       <w:pPr>
-        <w:pStyle w:val="831"/>
+        <w:pStyle w:val="1014"/>
         <w:numPr>
           <w:ilvl w:val="2"/>
           <w:numId w:val="3"/>
@@ -6939,10 +7275,15 @@
           <w:sz w:val="24"/>
         </w:rPr>
       </w:r>
+      <w:r>
+        <w:rPr>
+          <w:sz w:val="24"/>
+        </w:rPr>
+      </w:r>
     </w:p>
     <w:p>
       <w:pPr>
-        <w:pStyle w:val="831"/>
+        <w:pStyle w:val="1014"/>
         <w:numPr>
           <w:ilvl w:val="2"/>
           <w:numId w:val="3"/>
@@ -7040,10 +7381,15 @@
           <w:sz w:val="24"/>
         </w:rPr>
       </w:r>
+      <w:r>
+        <w:rPr>
+          <w:sz w:val="24"/>
+        </w:rPr>
+      </w:r>
     </w:p>
     <w:p>
       <w:pPr>
-        <w:pStyle w:val="831"/>
+        <w:pStyle w:val="1014"/>
         <w:numPr>
           <w:ilvl w:val="1"/>
           <w:numId w:val="3"/>
@@ -7071,10 +7417,15 @@
           <w:sz w:val="24"/>
         </w:rPr>
       </w:r>
+      <w:r>
+        <w:rPr>
+          <w:sz w:val="24"/>
+        </w:rPr>
+      </w:r>
     </w:p>
     <w:p>
       <w:pPr>
-        <w:pStyle w:val="831"/>
+        <w:pStyle w:val="1014"/>
         <w:numPr>
           <w:ilvl w:val="2"/>
           <w:numId w:val="3"/>
@@ -7107,10 +7458,15 @@
           <w:sz w:val="24"/>
         </w:rPr>
       </w:r>
+      <w:r>
+        <w:rPr>
+          <w:sz w:val="24"/>
+        </w:rPr>
+      </w:r>
     </w:p>
     <w:p>
       <w:pPr>
-        <w:pStyle w:val="831"/>
+        <w:pStyle w:val="1014"/>
         <w:numPr>
           <w:ilvl w:val="2"/>
           <w:numId w:val="3"/>
@@ -7195,10 +7551,15 @@
           <w:sz w:val="24"/>
         </w:rPr>
       </w:r>
+      <w:r>
+        <w:rPr>
+          <w:sz w:val="24"/>
+        </w:rPr>
+      </w:r>
     </w:p>
     <w:p>
       <w:pPr>
-        <w:pStyle w:val="831"/>
+        <w:pStyle w:val="1014"/>
         <w:numPr>
           <w:ilvl w:val="0"/>
           <w:numId w:val="3"/>
@@ -7271,10 +7632,15 @@
           <w:sz w:val="24"/>
         </w:rPr>
       </w:r>
+      <w:r>
+        <w:rPr>
+          <w:sz w:val="24"/>
+        </w:rPr>
+      </w:r>
     </w:p>
     <w:p>
       <w:pPr>
-        <w:pStyle w:val="831"/>
+        <w:pStyle w:val="1014"/>
         <w:numPr>
           <w:ilvl w:val="1"/>
           <w:numId w:val="3"/>
@@ -7398,10 +7764,15 @@
           <w:sz w:val="24"/>
         </w:rPr>
       </w:r>
+      <w:r>
+        <w:rPr>
+          <w:sz w:val="24"/>
+        </w:rPr>
+      </w:r>
     </w:p>
     <w:p>
       <w:pPr>
-        <w:pStyle w:val="831"/>
+        <w:pStyle w:val="1014"/>
         <w:numPr>
           <w:ilvl w:val="1"/>
           <w:numId w:val="3"/>
@@ -7549,10 +7920,15 @@
           <w:sz w:val="24"/>
         </w:rPr>
       </w:r>
+      <w:r>
+        <w:rPr>
+          <w:sz w:val="24"/>
+        </w:rPr>
+      </w:r>
     </w:p>
     <w:p>
       <w:pPr>
-        <w:pStyle w:val="831"/>
+        <w:pStyle w:val="1014"/>
         <w:numPr>
           <w:ilvl w:val="1"/>
           <w:numId w:val="3"/>
@@ -7615,10 +7991,15 @@
           <w:sz w:val="24"/>
         </w:rPr>
       </w:r>
+      <w:r>
+        <w:rPr>
+          <w:sz w:val="24"/>
+        </w:rPr>
+      </w:r>
     </w:p>
     <w:p>
       <w:pPr>
-        <w:pStyle w:val="830"/>
+        <w:pStyle w:val="1013"/>
         <w:pBdr/>
         <w:spacing w:before="6"/>
         <w:ind/>
@@ -7629,7 +8010,7 @@
     </w:p>
     <w:p>
       <w:pPr>
-        <w:pStyle w:val="830"/>
+        <w:pStyle w:val="1013"/>
         <w:pBdr/>
         <w:spacing w:line="242" w:lineRule="auto"/>
         <w:ind w:left="165"/>
@@ -7747,7 +8128,7 @@
     </w:p>
     <w:p>
       <w:pPr>
-        <w:pStyle w:val="831"/>
+        <w:pStyle w:val="1014"/>
         <w:numPr>
           <w:ilvl w:val="0"/>
           <w:numId w:val="2"/>
@@ -7813,10 +8194,15 @@
           <w:sz w:val="24"/>
         </w:rPr>
       </w:r>
+      <w:r>
+        <w:rPr>
+          <w:sz w:val="24"/>
+        </w:rPr>
+      </w:r>
     </w:p>
     <w:p>
       <w:pPr>
-        <w:pStyle w:val="831"/>
+        <w:pStyle w:val="1014"/>
         <w:numPr>
           <w:ilvl w:val="1"/>
           <w:numId w:val="2"/>
@@ -7882,10 +8268,15 @@
           <w:sz w:val="24"/>
         </w:rPr>
       </w:r>
+      <w:r>
+        <w:rPr>
+          <w:sz w:val="24"/>
+        </w:rPr>
+      </w:r>
     </w:p>
     <w:p>
       <w:pPr>
-        <w:pStyle w:val="831"/>
+        <w:pStyle w:val="1014"/>
         <w:numPr>
           <w:ilvl w:val="1"/>
           <w:numId w:val="2"/>
@@ -7918,10 +8309,15 @@
           <w:sz w:val="24"/>
         </w:rPr>
       </w:r>
+      <w:r>
+        <w:rPr>
+          <w:sz w:val="24"/>
+        </w:rPr>
+      </w:r>
     </w:p>
     <w:p>
       <w:pPr>
-        <w:pStyle w:val="831"/>
+        <w:pStyle w:val="1014"/>
         <w:numPr>
           <w:ilvl w:val="1"/>
           <w:numId w:val="2"/>
@@ -7961,10 +8357,15 @@
           <w:sz w:val="24"/>
         </w:rPr>
       </w:r>
+      <w:r>
+        <w:rPr>
+          <w:sz w:val="24"/>
+        </w:rPr>
+      </w:r>
     </w:p>
     <w:p>
       <w:pPr>
-        <w:pStyle w:val="831"/>
+        <w:pStyle w:val="1014"/>
         <w:numPr>
           <w:ilvl w:val="0"/>
           <w:numId w:val="2"/>
@@ -7991,10 +8392,15 @@
           <w:sz w:val="24"/>
         </w:rPr>
       </w:r>
+      <w:r>
+        <w:rPr>
+          <w:sz w:val="24"/>
+        </w:rPr>
+      </w:r>
     </w:p>
     <w:p>
       <w:pPr>
-        <w:pStyle w:val="831"/>
+        <w:pStyle w:val="1014"/>
         <w:numPr>
           <w:ilvl w:val="1"/>
           <w:numId w:val="2"/>
@@ -8138,10 +8544,15 @@
           <w:sz w:val="24"/>
         </w:rPr>
       </w:r>
+      <w:r>
+        <w:rPr>
+          <w:sz w:val="24"/>
+        </w:rPr>
+      </w:r>
     </w:p>
     <w:p>
       <w:pPr>
-        <w:pStyle w:val="831"/>
+        <w:pStyle w:val="1014"/>
         <w:numPr>
           <w:ilvl w:val="1"/>
           <w:numId w:val="2"/>
@@ -8174,10 +8585,15 @@
           <w:sz w:val="24"/>
         </w:rPr>
       </w:r>
+      <w:r>
+        <w:rPr>
+          <w:sz w:val="24"/>
+        </w:rPr>
+      </w:r>
     </w:p>
     <w:p>
       <w:pPr>
-        <w:pStyle w:val="831"/>
+        <w:pStyle w:val="1014"/>
         <w:numPr>
           <w:ilvl w:val="1"/>
           <w:numId w:val="2"/>
@@ -8217,10 +8633,15 @@
           <w:sz w:val="24"/>
         </w:rPr>
       </w:r>
+      <w:r>
+        <w:rPr>
+          <w:sz w:val="24"/>
+        </w:rPr>
+      </w:r>
     </w:p>
     <w:p>
       <w:pPr>
-        <w:pStyle w:val="831"/>
+        <w:pStyle w:val="1014"/>
         <w:numPr>
           <w:ilvl w:val="0"/>
           <w:numId w:val="2"/>
@@ -8286,10 +8707,15 @@
           <w:sz w:val="24"/>
         </w:rPr>
       </w:r>
+      <w:r>
+        <w:rPr>
+          <w:sz w:val="24"/>
+        </w:rPr>
+      </w:r>
     </w:p>
     <w:p>
       <w:pPr>
-        <w:pStyle w:val="831"/>
+        <w:pStyle w:val="1014"/>
         <w:numPr>
           <w:ilvl w:val="1"/>
           <w:numId w:val="2"/>
@@ -8407,10 +8833,15 @@
           <w:sz w:val="24"/>
         </w:rPr>
       </w:r>
+      <w:r>
+        <w:rPr>
+          <w:sz w:val="24"/>
+        </w:rPr>
+      </w:r>
     </w:p>
     <w:p>
       <w:pPr>
-        <w:pStyle w:val="831"/>
+        <w:pStyle w:val="1014"/>
         <w:numPr>
           <w:ilvl w:val="1"/>
           <w:numId w:val="2"/>
@@ -8528,10 +8959,15 @@
           <w:sz w:val="24"/>
         </w:rPr>
       </w:r>
+      <w:r>
+        <w:rPr>
+          <w:sz w:val="24"/>
+        </w:rPr>
+      </w:r>
     </w:p>
     <w:p>
       <w:pPr>
-        <w:pStyle w:val="831"/>
+        <w:pStyle w:val="1014"/>
         <w:numPr>
           <w:ilvl w:val="1"/>
           <w:numId w:val="2"/>
@@ -8564,10 +9000,15 @@
           <w:sz w:val="24"/>
         </w:rPr>
       </w:r>
+      <w:r>
+        <w:rPr>
+          <w:sz w:val="24"/>
+        </w:rPr>
+      </w:r>
     </w:p>
     <w:p>
       <w:pPr>
-        <w:pStyle w:val="831"/>
+        <w:pStyle w:val="1014"/>
         <w:numPr>
           <w:ilvl w:val="0"/>
           <w:numId w:val="2"/>
@@ -8655,10 +9096,15 @@
           <w:sz w:val="21"/>
         </w:rPr>
       </w:r>
+      <w:r>
+        <w:rPr>
+          <w:sz w:val="21"/>
+        </w:rPr>
+      </w:r>
     </w:p>
     <w:p>
       <w:pPr>
-        <w:pStyle w:val="831"/>
+        <w:pStyle w:val="1014"/>
         <w:numPr>
           <w:ilvl w:val="1"/>
           <w:numId w:val="2"/>
@@ -8828,10 +9274,15 @@
           <w:sz w:val="24"/>
         </w:rPr>
       </w:r>
+      <w:r>
+        <w:rPr>
+          <w:sz w:val="24"/>
+        </w:rPr>
+      </w:r>
     </w:p>
     <w:p>
       <w:pPr>
-        <w:pStyle w:val="831"/>
+        <w:pStyle w:val="1014"/>
         <w:numPr>
           <w:ilvl w:val="1"/>
           <w:numId w:val="2"/>
@@ -8986,10 +9437,15 @@
           <w:sz w:val="24"/>
         </w:rPr>
       </w:r>
+      <w:r>
+        <w:rPr>
+          <w:sz w:val="24"/>
+        </w:rPr>
+      </w:r>
     </w:p>
     <w:p>
       <w:pPr>
-        <w:pStyle w:val="831"/>
+        <w:pStyle w:val="1014"/>
         <w:numPr>
           <w:ilvl w:val="1"/>
           <w:numId w:val="2"/>
@@ -9022,10 +9478,15 @@
           <w:sz w:val="24"/>
         </w:rPr>
       </w:r>
+      <w:r>
+        <w:rPr>
+          <w:sz w:val="24"/>
+        </w:rPr>
+      </w:r>
     </w:p>
     <w:p>
       <w:pPr>
-        <w:pStyle w:val="831"/>
+        <w:pStyle w:val="1014"/>
         <w:pBdr/>
         <w:spacing/>
         <w:ind/>
@@ -9051,10 +9512,15 @@
           <w:sz w:val="24"/>
         </w:rPr>
       </w:r>
+      <w:r>
+        <w:rPr>
+          <w:sz w:val="24"/>
+        </w:rPr>
+      </w:r>
     </w:p>
     <w:tbl>
       <w:tblPr>
-        <w:tblStyle w:val="827"/>
+        <w:tblStyle w:val="1010"/>
         <w:tblInd w:w="151" w:type="dxa"/>
         <w:tblW w:w="0" w:type="auto"/>
         <w:tblBorders>
@@ -9085,7 +9551,7 @@
           </w:tcPr>
           <w:p>
             <w:pPr>
-              <w:pStyle w:val="832"/>
+              <w:pStyle w:val="1015"/>
               <w:pBdr/>
               <w:spacing w:line="258" w:lineRule="exact"/>
               <w:ind w:left="110"/>
@@ -9099,6 +9565,11 @@
                 <w:sz w:val="24"/>
               </w:rPr>
               <w:t xml:space="preserve">Saīsinājumi</w:t>
+            </w:r>
+            <w:r>
+              <w:rPr>
+                <w:sz w:val="24"/>
+              </w:rPr>
             </w:r>
             <w:r>
               <w:rPr>
@@ -9116,7 +9587,7 @@
           </w:tcPr>
           <w:p>
             <w:pPr>
-              <w:pStyle w:val="832"/>
+              <w:pStyle w:val="1015"/>
               <w:pBdr/>
               <w:spacing w:line="258" w:lineRule="exact"/>
               <w:ind w:left="110"/>
@@ -9130,6 +9601,11 @@
                 <w:sz w:val="24"/>
               </w:rPr>
               <w:t xml:space="preserve">Skaidrojumi</w:t>
+            </w:r>
+            <w:r>
+              <w:rPr>
+                <w:sz w:val="24"/>
+              </w:rPr>
             </w:r>
             <w:r>
               <w:rPr>
@@ -9152,7 +9628,7 @@
           </w:tcPr>
           <w:p>
             <w:pPr>
-              <w:pStyle w:val="832"/>
+              <w:pStyle w:val="1015"/>
               <w:pBdr/>
               <w:spacing/>
               <w:ind/>
@@ -9170,10 +9646,15 @@
                 <w:sz w:val="15"/>
               </w:rPr>
             </w:r>
+            <w:r>
+              <w:rPr>
+                <w:sz w:val="15"/>
+              </w:rPr>
+            </w:r>
           </w:p>
           <w:p>
             <w:pPr>
-              <w:pStyle w:val="832"/>
+              <w:pStyle w:val="1015"/>
               <w:pBdr/>
               <w:spacing/>
               <w:ind w:left="476"/>
@@ -9254,6 +9735,11 @@
                 <w:sz w:val="20"/>
               </w:rPr>
             </w:r>
+            <w:r>
+              <w:rPr>
+                <w:sz w:val="20"/>
+              </w:rPr>
+            </w:r>
           </w:p>
         </w:tc>
         <w:tc>
@@ -9265,7 +9751,7 @@
           </w:tcPr>
           <w:p>
             <w:pPr>
-              <w:pStyle w:val="832"/>
+              <w:pStyle w:val="1015"/>
               <w:pBdr/>
               <w:spacing w:line="268" w:lineRule="exact"/>
               <w:ind w:left="110"/>
@@ -9415,10 +9901,15 @@
                 <w:sz w:val="24"/>
               </w:rPr>
             </w:r>
+            <w:r>
+              <w:rPr>
+                <w:sz w:val="24"/>
+              </w:rPr>
+            </w:r>
           </w:p>
           <w:p>
             <w:pPr>
-              <w:pStyle w:val="832"/>
+              <w:pStyle w:val="1015"/>
               <w:pBdr/>
               <w:spacing w:line="274" w:lineRule="exact"/>
               <w:ind w:left="110"/>
@@ -9535,6 +10026,11 @@
                 <w:sz w:val="24"/>
               </w:rPr>
               <w:t xml:space="preserve">lai precīzāk nodefinētu, ko vēlas un ko nevēlas atļaut darīt ar savu darbu.</w:t>
+            </w:r>
+            <w:r>
+              <w:rPr>
+                <w:sz w:val="24"/>
+              </w:rPr>
             </w:r>
             <w:r>
               <w:rPr>
@@ -9557,7 +10053,7 @@
           </w:tcPr>
           <w:p>
             <w:pPr>
-              <w:pStyle w:val="832"/>
+              <w:pStyle w:val="1015"/>
               <w:pBdr/>
               <w:spacing w:before="10"/>
               <w:ind/>
@@ -9575,10 +10071,15 @@
                 <w:sz w:val="14"/>
               </w:rPr>
             </w:r>
+            <w:r>
+              <w:rPr>
+                <w:sz w:val="14"/>
+              </w:rPr>
+            </w:r>
           </w:p>
           <w:p>
             <w:pPr>
-              <w:pStyle w:val="832"/>
+              <w:pStyle w:val="1015"/>
               <w:pBdr/>
               <w:spacing/>
               <w:ind w:left="465"/>
@@ -9659,6 +10160,11 @@
                 <w:sz w:val="20"/>
               </w:rPr>
             </w:r>
+            <w:r>
+              <w:rPr>
+                <w:sz w:val="20"/>
+              </w:rPr>
+            </w:r>
           </w:p>
         </w:tc>
         <w:tc>
@@ -9670,7 +10176,7 @@
           </w:tcPr>
           <w:p>
             <w:pPr>
-              <w:pStyle w:val="832"/>
+              <w:pStyle w:val="1015"/>
               <w:pBdr/>
               <w:spacing w:line="237" w:lineRule="auto"/>
               <w:ind w:left="110"/>
@@ -9787,6 +10293,11 @@
                 <w:sz w:val="24"/>
               </w:rPr>
               <w:t xml:space="preserve">darbus, miksēt, bet jāuzrāda autora vārds uzvārds, kas veidojis darbu, jābūt atsaucei.</w:t>
+            </w:r>
+            <w:r>
+              <w:rPr>
+                <w:sz w:val="24"/>
+              </w:rPr>
             </w:r>
             <w:r>
               <w:rPr>
@@ -9809,7 +10320,7 @@
           </w:tcPr>
           <w:p>
             <w:pPr>
-              <w:pStyle w:val="832"/>
+              <w:pStyle w:val="1015"/>
               <w:pBdr/>
               <w:spacing w:before="81"/>
               <w:ind/>
@@ -9827,10 +10338,15 @@
                 <w:sz w:val="20"/>
               </w:rPr>
             </w:r>
+            <w:r>
+              <w:rPr>
+                <w:sz w:val="20"/>
+              </w:rPr>
+            </w:r>
           </w:p>
           <w:p>
             <w:pPr>
-              <w:pStyle w:val="832"/>
+              <w:pStyle w:val="1015"/>
               <w:pBdr/>
               <w:spacing/>
               <w:ind w:left="465"/>
@@ -9911,6 +10427,11 @@
                 <w:sz w:val="20"/>
               </w:rPr>
             </w:r>
+            <w:r>
+              <w:rPr>
+                <w:sz w:val="20"/>
+              </w:rPr>
+            </w:r>
           </w:p>
         </w:tc>
         <w:tc>
@@ -9922,7 +10443,7 @@
           </w:tcPr>
           <w:p>
             <w:pPr>
-              <w:pStyle w:val="832"/>
+              <w:pStyle w:val="1015"/>
               <w:pBdr/>
               <w:spacing/>
               <w:ind w:right="97" w:left="110"/>
@@ -10229,10 +10750,15 @@
                 <w:sz w:val="24"/>
               </w:rPr>
             </w:r>
+            <w:r>
+              <w:rPr>
+                <w:sz w:val="24"/>
+              </w:rPr>
+            </w:r>
           </w:p>
           <w:p>
             <w:pPr>
-              <w:pStyle w:val="832"/>
+              <w:pStyle w:val="1015"/>
               <w:pBdr/>
               <w:spacing w:line="261" w:lineRule="exact"/>
               <w:ind w:left="110"/>
@@ -10260,6 +10786,11 @@
                 <w:sz w:val="24"/>
               </w:rPr>
               <w:t xml:space="preserve">stingrāk.</w:t>
+            </w:r>
+            <w:r>
+              <w:rPr>
+                <w:sz w:val="24"/>
+              </w:rPr>
             </w:r>
             <w:r>
               <w:rPr>
@@ -10282,7 +10813,7 @@
           </w:tcPr>
           <w:p>
             <w:pPr>
-              <w:pStyle w:val="832"/>
+              <w:pStyle w:val="1015"/>
               <w:pBdr/>
               <w:spacing w:before="1"/>
               <w:ind/>
@@ -10300,10 +10831,15 @@
                 <w:sz w:val="3"/>
               </w:rPr>
             </w:r>
+            <w:r>
+              <w:rPr>
+                <w:sz w:val="3"/>
+              </w:rPr>
+            </w:r>
           </w:p>
           <w:p>
             <w:pPr>
-              <w:pStyle w:val="832"/>
+              <w:pStyle w:val="1015"/>
               <w:pBdr/>
               <w:spacing/>
               <w:ind w:left="481"/>
@@ -10384,6 +10920,11 @@
                 <w:sz w:val="20"/>
               </w:rPr>
             </w:r>
+            <w:r>
+              <w:rPr>
+                <w:sz w:val="20"/>
+              </w:rPr>
+            </w:r>
           </w:p>
         </w:tc>
         <w:tc>
@@ -10395,7 +10936,7 @@
           </w:tcPr>
           <w:p>
             <w:pPr>
-              <w:pStyle w:val="832"/>
+              <w:pStyle w:val="1015"/>
               <w:pBdr/>
               <w:spacing w:line="268" w:lineRule="exact"/>
               <w:ind w:left="110"/>
@@ -10538,10 +11079,15 @@
                 <w:sz w:val="24"/>
               </w:rPr>
             </w:r>
+            <w:r>
+              <w:rPr>
+                <w:sz w:val="24"/>
+              </w:rPr>
+            </w:r>
           </w:p>
           <w:p>
             <w:pPr>
-              <w:pStyle w:val="832"/>
+              <w:pStyle w:val="1015"/>
               <w:pBdr/>
               <w:spacing w:before="2" w:line="261" w:lineRule="exact"/>
               <w:ind w:left="110"/>
@@ -10568,6 +11114,11 @@
                 <w:sz w:val="24"/>
               </w:rPr>
               <w:t xml:space="preserve">izmantošanas.</w:t>
+            </w:r>
+            <w:r>
+              <w:rPr>
+                <w:sz w:val="24"/>
+              </w:rPr>
             </w:r>
             <w:r>
               <w:rPr>
@@ -10590,7 +11141,7 @@
           </w:tcPr>
           <w:p>
             <w:pPr>
-              <w:pStyle w:val="832"/>
+              <w:pStyle w:val="1015"/>
               <w:pBdr/>
               <w:spacing w:before="1"/>
               <w:ind/>
@@ -10608,10 +11159,15 @@
                 <w:sz w:val="3"/>
               </w:rPr>
             </w:r>
+            <w:r>
+              <w:rPr>
+                <w:sz w:val="3"/>
+              </w:rPr>
+            </w:r>
           </w:p>
           <w:p>
             <w:pPr>
-              <w:pStyle w:val="832"/>
+              <w:pStyle w:val="1015"/>
               <w:pBdr/>
               <w:spacing/>
               <w:ind w:left="481"/>
@@ -10692,6 +11248,11 @@
                 <w:sz w:val="20"/>
               </w:rPr>
             </w:r>
+            <w:r>
+              <w:rPr>
+                <w:sz w:val="20"/>
+              </w:rPr>
+            </w:r>
           </w:p>
         </w:tc>
         <w:tc>
@@ -10703,7 +11264,7 @@
           </w:tcPr>
           <w:p>
             <w:pPr>
-              <w:pStyle w:val="832"/>
+              <w:pStyle w:val="1015"/>
               <w:pBdr/>
               <w:spacing w:line="268" w:lineRule="exact"/>
               <w:ind w:left="110"/>
@@ -10840,10 +11401,15 @@
                 <w:sz w:val="24"/>
               </w:rPr>
             </w:r>
+            <w:r>
+              <w:rPr>
+                <w:sz w:val="24"/>
+              </w:rPr>
+            </w:r>
           </w:p>
           <w:p>
             <w:pPr>
-              <w:pStyle w:val="832"/>
+              <w:pStyle w:val="1015"/>
               <w:pBdr/>
               <w:spacing w:before="2" w:line="261" w:lineRule="exact"/>
               <w:ind w:left="110"/>
@@ -10961,6 +11527,11 @@
                 <w:sz w:val="24"/>
               </w:rPr>
               <w:t xml:space="preserve">attēliem.</w:t>
+            </w:r>
+            <w:r>
+              <w:rPr>
+                <w:sz w:val="24"/>
+              </w:rPr>
             </w:r>
             <w:r>
               <w:rPr>
@@ -10983,7 +11554,7 @@
           </w:tcPr>
           <w:p>
             <w:pPr>
-              <w:pStyle w:val="832"/>
+              <w:pStyle w:val="1015"/>
               <w:pBdr/>
               <w:spacing w:before="1"/>
               <w:ind/>
@@ -11001,10 +11572,15 @@
                 <w:sz w:val="3"/>
               </w:rPr>
             </w:r>
+            <w:r>
+              <w:rPr>
+                <w:sz w:val="3"/>
+              </w:rPr>
+            </w:r>
           </w:p>
           <w:p>
             <w:pPr>
-              <w:pStyle w:val="832"/>
+              <w:pStyle w:val="1015"/>
               <w:pBdr/>
               <w:spacing/>
               <w:ind w:left="256"/>
@@ -11085,6 +11661,11 @@
                 <w:sz w:val="20"/>
               </w:rPr>
             </w:r>
+            <w:r>
+              <w:rPr>
+                <w:sz w:val="20"/>
+              </w:rPr>
+            </w:r>
           </w:p>
         </w:tc>
         <w:tc>
@@ -11096,7 +11677,7 @@
           </w:tcPr>
           <w:p>
             <w:pPr>
-              <w:pStyle w:val="832"/>
+              <w:pStyle w:val="1015"/>
               <w:pBdr/>
               <w:spacing w:line="274" w:lineRule="exact"/>
               <w:ind w:right="51" w:left="110"/>
@@ -11239,6 +11820,11 @@
                 <w:sz w:val="24"/>
               </w:rPr>
               <w:t xml:space="preserve">darbu var mainīt, var izmantot komerciālos nolūkos, var mainīt licences veidu</w:t>
+            </w:r>
+            <w:r>
+              <w:rPr>
+                <w:sz w:val="24"/>
+              </w:rPr>
             </w:r>
             <w:r>
               <w:rPr>
@@ -11251,7 +11837,7 @@
     </w:tbl>
     <w:p>
       <w:pPr>
-        <w:pStyle w:val="830"/>
+        <w:pStyle w:val="1013"/>
         <w:pBdr/>
         <w:spacing w:before="18"/>
         <w:ind/>
@@ -11262,7 +11848,7 @@
     </w:p>
     <w:p>
       <w:pPr>
-        <w:pStyle w:val="822"/>
+        <w:pStyle w:val="1005"/>
         <w:pBdr/>
         <w:spacing/>
         <w:ind/>
@@ -11296,7 +11882,7 @@
     </w:p>
     <w:p>
       <w:pPr>
-        <w:pStyle w:val="831"/>
+        <w:pStyle w:val="1014"/>
         <w:numPr>
           <w:ilvl w:val="0"/>
           <w:numId w:val="1"/>
@@ -11363,10 +11949,16 @@
           <w:sz w:val="24"/>
         </w:rPr>
       </w:r>
+      <w:r>
+        <w:rPr>
+          <w:b/>
+          <w:sz w:val="24"/>
+        </w:rPr>
+      </w:r>
     </w:p>
     <w:p>
       <w:pPr>
-        <w:pStyle w:val="830"/>
+        <w:pStyle w:val="1013"/>
         <w:pBdr/>
         <w:spacing w:line="242" w:lineRule="auto"/>
         <w:ind w:right="548" w:left="165"/>
@@ -11475,7 +12067,7 @@
     </w:p>
     <w:p>
       <w:pPr>
-        <w:pStyle w:val="830"/>
+        <w:pStyle w:val="1013"/>
         <w:pBdr/>
         <w:spacing w:line="242" w:lineRule="auto"/>
         <w:ind w:left="165"/>
@@ -11560,7 +12152,7 @@
     </w:p>
     <w:p>
       <w:pPr>
-        <w:pStyle w:val="822"/>
+        <w:pStyle w:val="1005"/>
         <w:numPr>
           <w:ilvl w:val="0"/>
           <w:numId w:val="1"/>
@@ -11604,7 +12196,7 @@
     </w:p>
     <w:p>
       <w:pPr>
-        <w:pStyle w:val="830"/>
+        <w:pStyle w:val="1013"/>
         <w:pBdr/>
         <w:spacing/>
         <w:ind w:left="165"/>
@@ -11701,7 +12293,7 @@
     </w:p>
     <w:p>
       <w:pPr>
-        <w:pStyle w:val="830"/>
+        <w:pStyle w:val="1013"/>
         <w:pBdr/>
         <w:spacing w:before="1" w:line="237" w:lineRule="auto"/>
         <w:ind w:left="165"/>
@@ -11807,7 +12399,7 @@
     </w:p>
     <w:p>
       <w:pPr>
-        <w:pStyle w:val="830"/>
+        <w:pStyle w:val="1013"/>
         <w:pBdr/>
         <w:spacing w:before="6" w:line="237" w:lineRule="auto"/>
         <w:ind w:left="165"/>
@@ -11919,7 +12511,7 @@
     </w:p>
     <w:p>
       <w:pPr>
-        <w:pStyle w:val="830"/>
+        <w:pStyle w:val="1013"/>
         <w:pBdr/>
         <w:spacing w:before="5"/>
         <w:ind/>
@@ -11930,7 +12522,7 @@
     </w:p>
     <w:p>
       <w:pPr>
-        <w:pStyle w:val="822"/>
+        <w:pStyle w:val="1005"/>
         <w:numPr>
           <w:ilvl w:val="0"/>
           <w:numId w:val="1"/>
@@ -11980,7 +12572,7 @@
     </w:p>
     <w:p>
       <w:pPr>
-        <w:pStyle w:val="830"/>
+        <w:pStyle w:val="1013"/>
         <w:pBdr/>
         <w:spacing w:line="242" w:lineRule="auto"/>
         <w:ind w:right="548" w:left="165"/>
@@ -12092,7 +12684,7 @@
     </w:p>
     <w:p>
       <w:pPr>
-        <w:pStyle w:val="830"/>
+        <w:pStyle w:val="1013"/>
         <w:pBdr/>
         <w:spacing/>
         <w:ind w:right="548" w:left="165"/>
@@ -12180,7 +12772,7 @@
     </w:p>
     <w:p>
       <w:pPr>
-        <w:pStyle w:val="822"/>
+        <w:pStyle w:val="1005"/>
         <w:numPr>
           <w:ilvl w:val="0"/>
           <w:numId w:val="1"/>
@@ -12233,7 +12825,7 @@
     </w:p>
     <w:p>
       <w:pPr>
-        <w:pStyle w:val="830"/>
+        <w:pStyle w:val="1013"/>
         <w:pBdr/>
         <w:spacing w:before="36"/>
         <w:ind w:left="165"/>
@@ -12350,7 +12942,7 @@
 <w:ftr xmlns:wpc="http://schemas.microsoft.com/office/word/2010/wordprocessingCanvas" xmlns:mc="http://schemas.openxmlformats.org/markup-compatibility/2006" xmlns:o="urn:schemas-microsoft-com:office:office" xmlns:r="http://schemas.openxmlformats.org/officeDocument/2006/relationships" xmlns:m="http://schemas.openxmlformats.org/officeDocument/2006/math" xmlns:v="urn:schemas-microsoft-com:vml" xmlns:wp14="http://schemas.microsoft.com/office/word/2010/wordprocessingDrawing" xmlns:wp="http://schemas.openxmlformats.org/drawingml/2006/wordprocessingDrawing" xmlns:w10="urn:schemas-microsoft-com:office:word" xmlns:w="http://schemas.openxmlformats.org/wordprocessingml/2006/main" xmlns:w14="http://schemas.microsoft.com/office/word/2010/wordml" xmlns:w15="http://schemas.microsoft.com/office/word/2012/wordml" xmlns:wpg="http://schemas.microsoft.com/office/word/2010/wordprocessingGroup" xmlns:wpi="http://schemas.microsoft.com/office/word/2010/wordprocessingInk" xmlns:wne="http://schemas.microsoft.com/office/word/2006/wordml" xmlns:a="http://schemas.openxmlformats.org/drawingml/2006/main" xmlns:wps="http://schemas.microsoft.com/office/word/2010/wordprocessingShape" mc:Ignorable="w14 w15 wp14">
   <w:p>
     <w:pPr>
-      <w:pStyle w:val="830"/>
+      <w:pStyle w:val="1013"/>
       <w:pBdr/>
       <w:spacing w:line="14" w:lineRule="auto"/>
       <w:ind/>
@@ -12443,6 +13035,11 @@
                               <w:rFonts w:ascii="Microsoft Sans Serif"/>
                             </w:rPr>
                           </w:r>
+                          <w:r>
+                            <w:rPr>
+                              <w:rFonts w:ascii="Microsoft Sans Serif"/>
+                            </w:rPr>
+                          </w:r>
                         </w:p>
                       </w:txbxContent>
                     </wps:txbx>
@@ -12509,6 +13106,11 @@
                         <w:rFonts w:ascii="Microsoft Sans Serif"/>
                       </w:rPr>
                     </w:r>
+                    <w:r>
+                      <w:rPr>
+                        <w:rFonts w:ascii="Microsoft Sans Serif"/>
+                      </w:rPr>
+                    </w:r>
                   </w:p>
                 </w:txbxContent>
               </v:textbox>
@@ -12516,6 +13118,11 @@
           </w:pict>
         </mc:Fallback>
       </mc:AlternateContent>
+    </w:r>
+    <w:r>
+      <w:rPr>
+        <w:sz w:val="18"/>
+      </w:rPr>
     </w:r>
     <w:r>
       <w:rPr>
@@ -19981,9 +20588,9 @@
     <w:lsdException w:name="Bibliography" w:uiPriority="37"/>
     <w:lsdException w:name="TOC Heading" w:uiPriority="39" w:qFormat="1"/>
   </w:latentStyles>
-  <w:style w:type="table" w:styleId="12">
+  <w:style w:type="table" w:styleId="823">
     <w:name w:val="Table Grid"/>
-    <w:basedOn w:val="825"/>
+    <w:basedOn w:val="1008"/>
     <w:uiPriority w:val="59"/>
     <w:pPr>
       <w:pBdr/>
@@ -20180,9 +20787,9 @@
       </w:tcPr>
     </w:tblStylePr>
   </w:style>
-  <w:style w:type="table" w:styleId="13">
+  <w:style w:type="table" w:styleId="824">
     <w:name w:val="Table Grid Light"/>
-    <w:basedOn w:val="825"/>
+    <w:basedOn w:val="1008"/>
     <w:uiPriority w:val="59"/>
     <w:pPr>
       <w:pBdr/>
@@ -20379,9 +20986,9 @@
       </w:tcPr>
     </w:tblStylePr>
   </w:style>
-  <w:style w:type="table" w:styleId="14">
+  <w:style w:type="table" w:styleId="825">
     <w:name w:val="Plain Table 1"/>
-    <w:basedOn w:val="825"/>
+    <w:basedOn w:val="1008"/>
     <w:uiPriority w:val="59"/>
     <w:pPr>
       <w:pBdr/>
@@ -20604,9 +21211,9 @@
       </w:tcPr>
     </w:tblStylePr>
   </w:style>
-  <w:style w:type="table" w:styleId="15">
+  <w:style w:type="table" w:styleId="826">
     <w:name w:val="Plain Table 2"/>
-    <w:basedOn w:val="825"/>
+    <w:basedOn w:val="1008"/>
     <w:uiPriority w:val="59"/>
     <w:pPr>
       <w:pBdr/>
@@ -20837,9 +21444,9 @@
       </w:tcPr>
     </w:tblStylePr>
   </w:style>
-  <w:style w:type="table" w:styleId="16">
+  <w:style w:type="table" w:styleId="827">
     <w:name w:val="Plain Table 3"/>
-    <w:basedOn w:val="825"/>
+    <w:basedOn w:val="1008"/>
     <w:uiPriority w:val="99"/>
     <w:pPr>
       <w:pBdr/>
@@ -21067,9 +21674,9 @@
       </w:tcPr>
     </w:tblStylePr>
   </w:style>
-  <w:style w:type="table" w:styleId="17">
+  <w:style w:type="table" w:styleId="828">
     <w:name w:val="Plain Table 4"/>
-    <w:basedOn w:val="825"/>
+    <w:basedOn w:val="1008"/>
     <w:uiPriority w:val="99"/>
     <w:pPr>
       <w:pBdr/>
@@ -21283,9 +21890,9 @@
       </w:tcPr>
     </w:tblStylePr>
   </w:style>
-  <w:style w:type="table" w:styleId="18">
+  <w:style w:type="table" w:styleId="829">
     <w:name w:val="Plain Table 5"/>
-    <w:basedOn w:val="825"/>
+    <w:basedOn w:val="1008"/>
     <w:uiPriority w:val="99"/>
     <w:pPr>
       <w:pBdr/>
@@ -21516,9 +22123,9 @@
       </w:tcPr>
     </w:tblStylePr>
   </w:style>
-  <w:style w:type="table" w:styleId="19">
+  <w:style w:type="table" w:styleId="830">
     <w:name w:val="Grid Table 1 Light"/>
-    <w:basedOn w:val="825"/>
+    <w:basedOn w:val="1008"/>
     <w:uiPriority w:val="99"/>
     <w:pPr>
       <w:pBdr/>
@@ -21739,9 +22346,9 @@
       </w:tcPr>
     </w:tblStylePr>
   </w:style>
-  <w:style w:type="table" w:styleId="20">
+  <w:style w:type="table" w:styleId="831">
     <w:name w:val="Grid Table 1 Light - Accent 1"/>
-    <w:basedOn w:val="825"/>
+    <w:basedOn w:val="1008"/>
     <w:uiPriority w:val="99"/>
     <w:pPr>
       <w:pBdr/>
@@ -21962,9 +22569,9 @@
       </w:tcPr>
     </w:tblStylePr>
   </w:style>
-  <w:style w:type="table" w:styleId="21">
+  <w:style w:type="table" w:styleId="832">
     <w:name w:val="Grid Table 1 Light - Accent 2"/>
-    <w:basedOn w:val="825"/>
+    <w:basedOn w:val="1008"/>
     <w:uiPriority w:val="99"/>
     <w:pPr>
       <w:pBdr/>
@@ -22185,9 +22792,9 @@
       </w:tcPr>
     </w:tblStylePr>
   </w:style>
-  <w:style w:type="table" w:styleId="22">
+  <w:style w:type="table" w:styleId="833">
     <w:name w:val="Grid Table 1 Light - Accent 3"/>
-    <w:basedOn w:val="825"/>
+    <w:basedOn w:val="1008"/>
     <w:uiPriority w:val="99"/>
     <w:pPr>
       <w:pBdr/>
@@ -22408,9 +23015,9 @@
       </w:tcPr>
     </w:tblStylePr>
   </w:style>
-  <w:style w:type="table" w:styleId="23">
+  <w:style w:type="table" w:styleId="834">
     <w:name w:val="Grid Table 1 Light - Accent 4"/>
-    <w:basedOn w:val="825"/>
+    <w:basedOn w:val="1008"/>
     <w:uiPriority w:val="99"/>
     <w:pPr>
       <w:pBdr/>
@@ -22631,9 +23238,9 @@
       </w:tcPr>
     </w:tblStylePr>
   </w:style>
-  <w:style w:type="table" w:styleId="24">
+  <w:style w:type="table" w:styleId="835">
     <w:name w:val="Grid Table 1 Light - Accent 5"/>
-    <w:basedOn w:val="825"/>
+    <w:basedOn w:val="1008"/>
     <w:uiPriority w:val="99"/>
     <w:pPr>
       <w:pBdr/>
@@ -22854,9 +23461,9 @@
       </w:tcPr>
     </w:tblStylePr>
   </w:style>
-  <w:style w:type="table" w:styleId="25">
+  <w:style w:type="table" w:styleId="836">
     <w:name w:val="Grid Table 1 Light - Accent 6"/>
-    <w:basedOn w:val="825"/>
+    <w:basedOn w:val="1008"/>
     <w:uiPriority w:val="99"/>
     <w:pPr>
       <w:pBdr/>
@@ -23077,9 +23684,9 @@
       </w:tcPr>
     </w:tblStylePr>
   </w:style>
-  <w:style w:type="table" w:styleId="26">
+  <w:style w:type="table" w:styleId="837">
     <w:name w:val="Grid Table 2"/>
-    <w:basedOn w:val="825"/>
+    <w:basedOn w:val="1008"/>
     <w:uiPriority w:val="99"/>
     <w:pPr>
       <w:pBdr/>
@@ -23309,9 +23916,9 @@
       </w:tcPr>
     </w:tblStylePr>
   </w:style>
-  <w:style w:type="table" w:styleId="27">
+  <w:style w:type="table" w:styleId="838">
     <w:name w:val="Grid Table 2 - Accent 1"/>
-    <w:basedOn w:val="825"/>
+    <w:basedOn w:val="1008"/>
     <w:uiPriority w:val="99"/>
     <w:pPr>
       <w:pBdr/>
@@ -23541,9 +24148,9 @@
       </w:tcPr>
     </w:tblStylePr>
   </w:style>
-  <w:style w:type="table" w:styleId="28">
+  <w:style w:type="table" w:styleId="839">
     <w:name w:val="Grid Table 2 - Accent 2"/>
-    <w:basedOn w:val="825"/>
+    <w:basedOn w:val="1008"/>
     <w:uiPriority w:val="99"/>
     <w:pPr>
       <w:pBdr/>
@@ -23773,9 +24380,9 @@
       </w:tcPr>
     </w:tblStylePr>
   </w:style>
-  <w:style w:type="table" w:styleId="29">
+  <w:style w:type="table" w:styleId="840">
     <w:name w:val="Grid Table 2 - Accent 3"/>
-    <w:basedOn w:val="825"/>
+    <w:basedOn w:val="1008"/>
     <w:uiPriority w:val="99"/>
     <w:pPr>
       <w:pBdr/>
@@ -24005,9 +24612,9 @@
       </w:tcPr>
     </w:tblStylePr>
   </w:style>
-  <w:style w:type="table" w:styleId="30">
+  <w:style w:type="table" w:styleId="841">
     <w:name w:val="Grid Table 2 - Accent 4"/>
-    <w:basedOn w:val="825"/>
+    <w:basedOn w:val="1008"/>
     <w:uiPriority w:val="99"/>
     <w:pPr>
       <w:pBdr/>
@@ -24237,9 +24844,9 @@
       </w:tcPr>
     </w:tblStylePr>
   </w:style>
-  <w:style w:type="table" w:styleId="31">
+  <w:style w:type="table" w:styleId="842">
     <w:name w:val="Grid Table 2 - Accent 5"/>
-    <w:basedOn w:val="825"/>
+    <w:basedOn w:val="1008"/>
     <w:uiPriority w:val="99"/>
     <w:pPr>
       <w:pBdr/>
@@ -24469,9 +25076,9 @@
       </w:tcPr>
     </w:tblStylePr>
   </w:style>
-  <w:style w:type="table" w:styleId="32">
+  <w:style w:type="table" w:styleId="843">
     <w:name w:val="Grid Table 2 - Accent 6"/>
-    <w:basedOn w:val="825"/>
+    <w:basedOn w:val="1008"/>
     <w:uiPriority w:val="99"/>
     <w:pPr>
       <w:pBdr/>
@@ -24701,9 +25308,9 @@
       </w:tcPr>
     </w:tblStylePr>
   </w:style>
-  <w:style w:type="table" w:styleId="33">
+  <w:style w:type="table" w:styleId="844">
     <w:name w:val="Grid Table 3"/>
-    <w:basedOn w:val="825"/>
+    <w:basedOn w:val="1008"/>
     <w:uiPriority w:val="99"/>
     <w:pPr>
       <w:pBdr/>
@@ -24802,29 +25409,6 @@
         <w:tblBorders/>
       </w:tblPr>
       <w:tcPr>
-        <w:shd w:color="ffffff"/>
-        <w:tcBorders>
-          <w:top w:val="none" w:color="000000" w:sz="4" w:space="0"/>
-          <w:left w:val="none" w:color="000000" w:sz="4" w:space="0"/>
-          <w:bottom w:val="none" w:color="000000" w:sz="4" w:space="0"/>
-          <w:right w:val="none" w:color="000000" w:sz="4" w:space="0"/>
-        </w:tcBorders>
-      </w:tcPr>
-    </w:tblStylePr>
-    <w:tblStylePr w:type="firstRow">
-      <w:rPr>
-        <w:b/>
-        <w:color w:val="404040"/>
-      </w:rPr>
-      <w:pPr>
-        <w:pBdr/>
-        <w:spacing/>
-        <w:ind/>
-      </w:pPr>
-      <w:tblPr>
-        <w:tblBorders/>
-      </w:tblPr>
-      <w:tcPr>
         <w:shd w:val="clear" w:color="ffffff"/>
         <w:tcBorders>
           <w:top w:val="none" w:color="000000" w:sz="4" w:space="0"/>
@@ -24834,30 +25418,7 @@
         </w:tcBorders>
       </w:tcPr>
     </w:tblStylePr>
-    <w:tblStylePr w:type="lastCol">
-      <w:rPr>
-        <w:i/>
-        <w:color w:val="404040"/>
-      </w:rPr>
-      <w:pPr>
-        <w:pBdr/>
-        <w:spacing/>
-        <w:ind/>
-      </w:pPr>
-      <w:tblPr>
-        <w:tblBorders/>
-      </w:tblPr>
-      <w:tcPr>
-        <w:shd w:color="ffffff"/>
-        <w:tcBorders>
-          <w:top w:val="none" w:color="000000" w:sz="4" w:space="0"/>
-          <w:left w:val="none" w:color="000000" w:sz="4" w:space="0"/>
-          <w:bottom w:val="none" w:color="000000" w:sz="4" w:space="0"/>
-          <w:right w:val="none" w:color="000000" w:sz="4" w:space="0"/>
-        </w:tcBorders>
-      </w:tcPr>
-    </w:tblStylePr>
-    <w:tblStylePr w:type="lastRow">
+    <w:tblStylePr w:type="firstRow">
       <w:rPr>
         <w:b/>
         <w:color w:val="404040"/>
@@ -24880,6 +25441,52 @@
         </w:tcBorders>
       </w:tcPr>
     </w:tblStylePr>
+    <w:tblStylePr w:type="lastCol">
+      <w:rPr>
+        <w:i/>
+        <w:color w:val="404040"/>
+      </w:rPr>
+      <w:pPr>
+        <w:pBdr/>
+        <w:spacing/>
+        <w:ind/>
+      </w:pPr>
+      <w:tblPr>
+        <w:tblBorders/>
+      </w:tblPr>
+      <w:tcPr>
+        <w:shd w:val="clear" w:color="ffffff"/>
+        <w:tcBorders>
+          <w:top w:val="none" w:color="000000" w:sz="4" w:space="0"/>
+          <w:left w:val="none" w:color="000000" w:sz="4" w:space="0"/>
+          <w:bottom w:val="none" w:color="000000" w:sz="4" w:space="0"/>
+          <w:right w:val="none" w:color="000000" w:sz="4" w:space="0"/>
+        </w:tcBorders>
+      </w:tcPr>
+    </w:tblStylePr>
+    <w:tblStylePr w:type="lastRow">
+      <w:rPr>
+        <w:b/>
+        <w:color w:val="404040"/>
+      </w:rPr>
+      <w:pPr>
+        <w:pBdr/>
+        <w:spacing/>
+        <w:ind/>
+      </w:pPr>
+      <w:tblPr>
+        <w:tblBorders/>
+      </w:tblPr>
+      <w:tcPr>
+        <w:shd w:val="clear" w:color="ffffff"/>
+        <w:tcBorders>
+          <w:top w:val="none" w:color="000000" w:sz="4" w:space="0"/>
+          <w:left w:val="none" w:color="000000" w:sz="4" w:space="0"/>
+          <w:bottom w:val="none" w:color="000000" w:sz="4" w:space="0"/>
+          <w:right w:val="none" w:color="000000" w:sz="4" w:space="0"/>
+        </w:tcBorders>
+      </w:tcPr>
+    </w:tblStylePr>
     <w:tblStylePr w:type="nwCell">
       <w:pPr>
         <w:pBdr/>
@@ -24946,9 +25553,9 @@
       </w:tcPr>
     </w:tblStylePr>
   </w:style>
-  <w:style w:type="table" w:styleId="34">
+  <w:style w:type="table" w:styleId="845">
     <w:name w:val="Grid Table 3 - Accent 1"/>
-    <w:basedOn w:val="825"/>
+    <w:basedOn w:val="1008"/>
     <w:uiPriority w:val="99"/>
     <w:pPr>
       <w:pBdr/>
@@ -25047,29 +25654,6 @@
         <w:tblBorders/>
       </w:tblPr>
       <w:tcPr>
-        <w:shd w:color="ffffff"/>
-        <w:tcBorders>
-          <w:top w:val="none" w:color="000000" w:sz="4" w:space="0"/>
-          <w:left w:val="none" w:color="000000" w:sz="4" w:space="0"/>
-          <w:bottom w:val="none" w:color="000000" w:sz="4" w:space="0"/>
-          <w:right w:val="none" w:color="000000" w:sz="4" w:space="0"/>
-        </w:tcBorders>
-      </w:tcPr>
-    </w:tblStylePr>
-    <w:tblStylePr w:type="firstRow">
-      <w:rPr>
-        <w:b/>
-        <w:color w:val="404040"/>
-      </w:rPr>
-      <w:pPr>
-        <w:pBdr/>
-        <w:spacing/>
-        <w:ind/>
-      </w:pPr>
-      <w:tblPr>
-        <w:tblBorders/>
-      </w:tblPr>
-      <w:tcPr>
         <w:shd w:val="clear" w:color="ffffff"/>
         <w:tcBorders>
           <w:top w:val="none" w:color="000000" w:sz="4" w:space="0"/>
@@ -25079,30 +25663,7 @@
         </w:tcBorders>
       </w:tcPr>
     </w:tblStylePr>
-    <w:tblStylePr w:type="lastCol">
-      <w:rPr>
-        <w:i/>
-        <w:color w:val="404040"/>
-      </w:rPr>
-      <w:pPr>
-        <w:pBdr/>
-        <w:spacing/>
-        <w:ind/>
-      </w:pPr>
-      <w:tblPr>
-        <w:tblBorders/>
-      </w:tblPr>
-      <w:tcPr>
-        <w:shd w:color="ffffff"/>
-        <w:tcBorders>
-          <w:top w:val="none" w:color="000000" w:sz="4" w:space="0"/>
-          <w:left w:val="none" w:color="000000" w:sz="4" w:space="0"/>
-          <w:bottom w:val="none" w:color="000000" w:sz="4" w:space="0"/>
-          <w:right w:val="none" w:color="000000" w:sz="4" w:space="0"/>
-        </w:tcBorders>
-      </w:tcPr>
-    </w:tblStylePr>
-    <w:tblStylePr w:type="lastRow">
+    <w:tblStylePr w:type="firstRow">
       <w:rPr>
         <w:b/>
         <w:color w:val="404040"/>
@@ -25125,6 +25686,52 @@
         </w:tcBorders>
       </w:tcPr>
     </w:tblStylePr>
+    <w:tblStylePr w:type="lastCol">
+      <w:rPr>
+        <w:i/>
+        <w:color w:val="404040"/>
+      </w:rPr>
+      <w:pPr>
+        <w:pBdr/>
+        <w:spacing/>
+        <w:ind/>
+      </w:pPr>
+      <w:tblPr>
+        <w:tblBorders/>
+      </w:tblPr>
+      <w:tcPr>
+        <w:shd w:val="clear" w:color="ffffff"/>
+        <w:tcBorders>
+          <w:top w:val="none" w:color="000000" w:sz="4" w:space="0"/>
+          <w:left w:val="none" w:color="000000" w:sz="4" w:space="0"/>
+          <w:bottom w:val="none" w:color="000000" w:sz="4" w:space="0"/>
+          <w:right w:val="none" w:color="000000" w:sz="4" w:space="0"/>
+        </w:tcBorders>
+      </w:tcPr>
+    </w:tblStylePr>
+    <w:tblStylePr w:type="lastRow">
+      <w:rPr>
+        <w:b/>
+        <w:color w:val="404040"/>
+      </w:rPr>
+      <w:pPr>
+        <w:pBdr/>
+        <w:spacing/>
+        <w:ind/>
+      </w:pPr>
+      <w:tblPr>
+        <w:tblBorders/>
+      </w:tblPr>
+      <w:tcPr>
+        <w:shd w:val="clear" w:color="ffffff"/>
+        <w:tcBorders>
+          <w:top w:val="none" w:color="000000" w:sz="4" w:space="0"/>
+          <w:left w:val="none" w:color="000000" w:sz="4" w:space="0"/>
+          <w:bottom w:val="none" w:color="000000" w:sz="4" w:space="0"/>
+          <w:right w:val="none" w:color="000000" w:sz="4" w:space="0"/>
+        </w:tcBorders>
+      </w:tcPr>
+    </w:tblStylePr>
     <w:tblStylePr w:type="nwCell">
       <w:pPr>
         <w:pBdr/>
@@ -25191,9 +25798,9 @@
       </w:tcPr>
     </w:tblStylePr>
   </w:style>
-  <w:style w:type="table" w:styleId="35">
+  <w:style w:type="table" w:styleId="846">
     <w:name w:val="Grid Table 3 - Accent 2"/>
-    <w:basedOn w:val="825"/>
+    <w:basedOn w:val="1008"/>
     <w:uiPriority w:val="99"/>
     <w:pPr>
       <w:pBdr/>
@@ -25292,29 +25899,6 @@
         <w:tblBorders/>
       </w:tblPr>
       <w:tcPr>
-        <w:shd w:color="ffffff"/>
-        <w:tcBorders>
-          <w:top w:val="none" w:color="000000" w:sz="4" w:space="0"/>
-          <w:left w:val="none" w:color="000000" w:sz="4" w:space="0"/>
-          <w:bottom w:val="none" w:color="000000" w:sz="4" w:space="0"/>
-          <w:right w:val="none" w:color="000000" w:sz="4" w:space="0"/>
-        </w:tcBorders>
-      </w:tcPr>
-    </w:tblStylePr>
-    <w:tblStylePr w:type="firstRow">
-      <w:rPr>
-        <w:b/>
-        <w:color w:val="404040"/>
-      </w:rPr>
-      <w:pPr>
-        <w:pBdr/>
-        <w:spacing/>
-        <w:ind/>
-      </w:pPr>
-      <w:tblPr>
-        <w:tblBorders/>
-      </w:tblPr>
-      <w:tcPr>
         <w:shd w:val="clear" w:color="ffffff"/>
         <w:tcBorders>
           <w:top w:val="none" w:color="000000" w:sz="4" w:space="0"/>
@@ -25324,30 +25908,7 @@
         </w:tcBorders>
       </w:tcPr>
     </w:tblStylePr>
-    <w:tblStylePr w:type="lastCol">
-      <w:rPr>
-        <w:i/>
-        <w:color w:val="404040"/>
-      </w:rPr>
-      <w:pPr>
-        <w:pBdr/>
-        <w:spacing/>
-        <w:ind/>
-      </w:pPr>
-      <w:tblPr>
-        <w:tblBorders/>
-      </w:tblPr>
-      <w:tcPr>
-        <w:shd w:color="ffffff"/>
-        <w:tcBorders>
-          <w:top w:val="none" w:color="000000" w:sz="4" w:space="0"/>
-          <w:left w:val="none" w:color="000000" w:sz="4" w:space="0"/>
-          <w:bottom w:val="none" w:color="000000" w:sz="4" w:space="0"/>
-          <w:right w:val="none" w:color="000000" w:sz="4" w:space="0"/>
-        </w:tcBorders>
-      </w:tcPr>
-    </w:tblStylePr>
-    <w:tblStylePr w:type="lastRow">
+    <w:tblStylePr w:type="firstRow">
       <w:rPr>
         <w:b/>
         <w:color w:val="404040"/>
@@ -25370,6 +25931,52 @@
         </w:tcBorders>
       </w:tcPr>
     </w:tblStylePr>
+    <w:tblStylePr w:type="lastCol">
+      <w:rPr>
+        <w:i/>
+        <w:color w:val="404040"/>
+      </w:rPr>
+      <w:pPr>
+        <w:pBdr/>
+        <w:spacing/>
+        <w:ind/>
+      </w:pPr>
+      <w:tblPr>
+        <w:tblBorders/>
+      </w:tblPr>
+      <w:tcPr>
+        <w:shd w:val="clear" w:color="ffffff"/>
+        <w:tcBorders>
+          <w:top w:val="none" w:color="000000" w:sz="4" w:space="0"/>
+          <w:left w:val="none" w:color="000000" w:sz="4" w:space="0"/>
+          <w:bottom w:val="none" w:color="000000" w:sz="4" w:space="0"/>
+          <w:right w:val="none" w:color="000000" w:sz="4" w:space="0"/>
+        </w:tcBorders>
+      </w:tcPr>
+    </w:tblStylePr>
+    <w:tblStylePr w:type="lastRow">
+      <w:rPr>
+        <w:b/>
+        <w:color w:val="404040"/>
+      </w:rPr>
+      <w:pPr>
+        <w:pBdr/>
+        <w:spacing/>
+        <w:ind/>
+      </w:pPr>
+      <w:tblPr>
+        <w:tblBorders/>
+      </w:tblPr>
+      <w:tcPr>
+        <w:shd w:val="clear" w:color="ffffff"/>
+        <w:tcBorders>
+          <w:top w:val="none" w:color="000000" w:sz="4" w:space="0"/>
+          <w:left w:val="none" w:color="000000" w:sz="4" w:space="0"/>
+          <w:bottom w:val="none" w:color="000000" w:sz="4" w:space="0"/>
+          <w:right w:val="none" w:color="000000" w:sz="4" w:space="0"/>
+        </w:tcBorders>
+      </w:tcPr>
+    </w:tblStylePr>
     <w:tblStylePr w:type="nwCell">
       <w:pPr>
         <w:pBdr/>
@@ -25436,9 +26043,9 @@
       </w:tcPr>
     </w:tblStylePr>
   </w:style>
-  <w:style w:type="table" w:styleId="36">
+  <w:style w:type="table" w:styleId="847">
     <w:name w:val="Grid Table 3 - Accent 3"/>
-    <w:basedOn w:val="825"/>
+    <w:basedOn w:val="1008"/>
     <w:uiPriority w:val="99"/>
     <w:pPr>
       <w:pBdr/>
@@ -25537,29 +26144,6 @@
         <w:tblBorders/>
       </w:tblPr>
       <w:tcPr>
-        <w:shd w:color="ffffff"/>
-        <w:tcBorders>
-          <w:top w:val="none" w:color="000000" w:sz="4" w:space="0"/>
-          <w:left w:val="none" w:color="000000" w:sz="4" w:space="0"/>
-          <w:bottom w:val="none" w:color="000000" w:sz="4" w:space="0"/>
-          <w:right w:val="none" w:color="000000" w:sz="4" w:space="0"/>
-        </w:tcBorders>
-      </w:tcPr>
-    </w:tblStylePr>
-    <w:tblStylePr w:type="firstRow">
-      <w:rPr>
-        <w:b/>
-        <w:color w:val="404040"/>
-      </w:rPr>
-      <w:pPr>
-        <w:pBdr/>
-        <w:spacing/>
-        <w:ind/>
-      </w:pPr>
-      <w:tblPr>
-        <w:tblBorders/>
-      </w:tblPr>
-      <w:tcPr>
         <w:shd w:val="clear" w:color="ffffff"/>
         <w:tcBorders>
           <w:top w:val="none" w:color="000000" w:sz="4" w:space="0"/>
@@ -25569,30 +26153,7 @@
         </w:tcBorders>
       </w:tcPr>
     </w:tblStylePr>
-    <w:tblStylePr w:type="lastCol">
-      <w:rPr>
-        <w:i/>
-        <w:color w:val="404040"/>
-      </w:rPr>
-      <w:pPr>
-        <w:pBdr/>
-        <w:spacing/>
-        <w:ind/>
-      </w:pPr>
-      <w:tblPr>
-        <w:tblBorders/>
-      </w:tblPr>
-      <w:tcPr>
-        <w:shd w:color="ffffff"/>
-        <w:tcBorders>
-          <w:top w:val="none" w:color="000000" w:sz="4" w:space="0"/>
-          <w:left w:val="none" w:color="000000" w:sz="4" w:space="0"/>
-          <w:bottom w:val="none" w:color="000000" w:sz="4" w:space="0"/>
-          <w:right w:val="none" w:color="000000" w:sz="4" w:space="0"/>
-        </w:tcBorders>
-      </w:tcPr>
-    </w:tblStylePr>
-    <w:tblStylePr w:type="lastRow">
+    <w:tblStylePr w:type="firstRow">
       <w:rPr>
         <w:b/>
         <w:color w:val="404040"/>
@@ -25615,6 +26176,52 @@
         </w:tcBorders>
       </w:tcPr>
     </w:tblStylePr>
+    <w:tblStylePr w:type="lastCol">
+      <w:rPr>
+        <w:i/>
+        <w:color w:val="404040"/>
+      </w:rPr>
+      <w:pPr>
+        <w:pBdr/>
+        <w:spacing/>
+        <w:ind/>
+      </w:pPr>
+      <w:tblPr>
+        <w:tblBorders/>
+      </w:tblPr>
+      <w:tcPr>
+        <w:shd w:val="clear" w:color="ffffff"/>
+        <w:tcBorders>
+          <w:top w:val="none" w:color="000000" w:sz="4" w:space="0"/>
+          <w:left w:val="none" w:color="000000" w:sz="4" w:space="0"/>
+          <w:bottom w:val="none" w:color="000000" w:sz="4" w:space="0"/>
+          <w:right w:val="none" w:color="000000" w:sz="4" w:space="0"/>
+        </w:tcBorders>
+      </w:tcPr>
+    </w:tblStylePr>
+    <w:tblStylePr w:type="lastRow">
+      <w:rPr>
+        <w:b/>
+        <w:color w:val="404040"/>
+      </w:rPr>
+      <w:pPr>
+        <w:pBdr/>
+        <w:spacing/>
+        <w:ind/>
+      </w:pPr>
+      <w:tblPr>
+        <w:tblBorders/>
+      </w:tblPr>
+      <w:tcPr>
+        <w:shd w:val="clear" w:color="ffffff"/>
+        <w:tcBorders>
+          <w:top w:val="none" w:color="000000" w:sz="4" w:space="0"/>
+          <w:left w:val="none" w:color="000000" w:sz="4" w:space="0"/>
+          <w:bottom w:val="none" w:color="000000" w:sz="4" w:space="0"/>
+          <w:right w:val="none" w:color="000000" w:sz="4" w:space="0"/>
+        </w:tcBorders>
+      </w:tcPr>
+    </w:tblStylePr>
     <w:tblStylePr w:type="nwCell">
       <w:pPr>
         <w:pBdr/>
@@ -25681,9 +26288,9 @@
       </w:tcPr>
     </w:tblStylePr>
   </w:style>
-  <w:style w:type="table" w:styleId="37">
+  <w:style w:type="table" w:styleId="848">
     <w:name w:val="Grid Table 3 - Accent 4"/>
-    <w:basedOn w:val="825"/>
+    <w:basedOn w:val="1008"/>
     <w:uiPriority w:val="99"/>
     <w:pPr>
       <w:pBdr/>
@@ -25782,29 +26389,6 @@
         <w:tblBorders/>
       </w:tblPr>
       <w:tcPr>
-        <w:shd w:color="ffffff"/>
-        <w:tcBorders>
-          <w:top w:val="none" w:color="000000" w:sz="4" w:space="0"/>
-          <w:left w:val="none" w:color="000000" w:sz="4" w:space="0"/>
-          <w:bottom w:val="none" w:color="000000" w:sz="4" w:space="0"/>
-          <w:right w:val="none" w:color="000000" w:sz="4" w:space="0"/>
-        </w:tcBorders>
-      </w:tcPr>
-    </w:tblStylePr>
-    <w:tblStylePr w:type="firstRow">
-      <w:rPr>
-        <w:b/>
-        <w:color w:val="404040"/>
-      </w:rPr>
-      <w:pPr>
-        <w:pBdr/>
-        <w:spacing/>
-        <w:ind/>
-      </w:pPr>
-      <w:tblPr>
-        <w:tblBorders/>
-      </w:tblPr>
-      <w:tcPr>
         <w:shd w:val="clear" w:color="ffffff"/>
         <w:tcBorders>
           <w:top w:val="none" w:color="000000" w:sz="4" w:space="0"/>
@@ -25814,30 +26398,7 @@
         </w:tcBorders>
       </w:tcPr>
     </w:tblStylePr>
-    <w:tblStylePr w:type="lastCol">
-      <w:rPr>
-        <w:i/>
-        <w:color w:val="404040"/>
-      </w:rPr>
-      <w:pPr>
-        <w:pBdr/>
-        <w:spacing/>
-        <w:ind/>
-      </w:pPr>
-      <w:tblPr>
-        <w:tblBorders/>
-      </w:tblPr>
-      <w:tcPr>
-        <w:shd w:color="ffffff"/>
-        <w:tcBorders>
-          <w:top w:val="none" w:color="000000" w:sz="4" w:space="0"/>
-          <w:left w:val="none" w:color="000000" w:sz="4" w:space="0"/>
-          <w:bottom w:val="none" w:color="000000" w:sz="4" w:space="0"/>
-          <w:right w:val="none" w:color="000000" w:sz="4" w:space="0"/>
-        </w:tcBorders>
-      </w:tcPr>
-    </w:tblStylePr>
-    <w:tblStylePr w:type="lastRow">
+    <w:tblStylePr w:type="firstRow">
       <w:rPr>
         <w:b/>
         <w:color w:val="404040"/>
@@ -25860,6 +26421,52 @@
         </w:tcBorders>
       </w:tcPr>
     </w:tblStylePr>
+    <w:tblStylePr w:type="lastCol">
+      <w:rPr>
+        <w:i/>
+        <w:color w:val="404040"/>
+      </w:rPr>
+      <w:pPr>
+        <w:pBdr/>
+        <w:spacing/>
+        <w:ind/>
+      </w:pPr>
+      <w:tblPr>
+        <w:tblBorders/>
+      </w:tblPr>
+      <w:tcPr>
+        <w:shd w:val="clear" w:color="ffffff"/>
+        <w:tcBorders>
+          <w:top w:val="none" w:color="000000" w:sz="4" w:space="0"/>
+          <w:left w:val="none" w:color="000000" w:sz="4" w:space="0"/>
+          <w:bottom w:val="none" w:color="000000" w:sz="4" w:space="0"/>
+          <w:right w:val="none" w:color="000000" w:sz="4" w:space="0"/>
+        </w:tcBorders>
+      </w:tcPr>
+    </w:tblStylePr>
+    <w:tblStylePr w:type="lastRow">
+      <w:rPr>
+        <w:b/>
+        <w:color w:val="404040"/>
+      </w:rPr>
+      <w:pPr>
+        <w:pBdr/>
+        <w:spacing/>
+        <w:ind/>
+      </w:pPr>
+      <w:tblPr>
+        <w:tblBorders/>
+      </w:tblPr>
+      <w:tcPr>
+        <w:shd w:val="clear" w:color="ffffff"/>
+        <w:tcBorders>
+          <w:top w:val="none" w:color="000000" w:sz="4" w:space="0"/>
+          <w:left w:val="none" w:color="000000" w:sz="4" w:space="0"/>
+          <w:bottom w:val="none" w:color="000000" w:sz="4" w:space="0"/>
+          <w:right w:val="none" w:color="000000" w:sz="4" w:space="0"/>
+        </w:tcBorders>
+      </w:tcPr>
+    </w:tblStylePr>
     <w:tblStylePr w:type="nwCell">
       <w:pPr>
         <w:pBdr/>
@@ -25926,9 +26533,9 @@
       </w:tcPr>
     </w:tblStylePr>
   </w:style>
-  <w:style w:type="table" w:styleId="38">
+  <w:style w:type="table" w:styleId="849">
     <w:name w:val="Grid Table 3 - Accent 5"/>
-    <w:basedOn w:val="825"/>
+    <w:basedOn w:val="1008"/>
     <w:uiPriority w:val="99"/>
     <w:pPr>
       <w:pBdr/>
@@ -26027,29 +26634,6 @@
         <w:tblBorders/>
       </w:tblPr>
       <w:tcPr>
-        <w:shd w:color="ffffff"/>
-        <w:tcBorders>
-          <w:top w:val="none" w:color="000000" w:sz="4" w:space="0"/>
-          <w:left w:val="none" w:color="000000" w:sz="4" w:space="0"/>
-          <w:bottom w:val="none" w:color="000000" w:sz="4" w:space="0"/>
-          <w:right w:val="none" w:color="000000" w:sz="4" w:space="0"/>
-        </w:tcBorders>
-      </w:tcPr>
-    </w:tblStylePr>
-    <w:tblStylePr w:type="firstRow">
-      <w:rPr>
-        <w:b/>
-        <w:color w:val="404040"/>
-      </w:rPr>
-      <w:pPr>
-        <w:pBdr/>
-        <w:spacing/>
-        <w:ind/>
-      </w:pPr>
-      <w:tblPr>
-        <w:tblBorders/>
-      </w:tblPr>
-      <w:tcPr>
         <w:shd w:val="clear" w:color="ffffff"/>
         <w:tcBorders>
           <w:top w:val="none" w:color="000000" w:sz="4" w:space="0"/>
@@ -26059,30 +26643,7 @@
         </w:tcBorders>
       </w:tcPr>
     </w:tblStylePr>
-    <w:tblStylePr w:type="lastCol">
-      <w:rPr>
-        <w:i/>
-        <w:color w:val="404040"/>
-      </w:rPr>
-      <w:pPr>
-        <w:pBdr/>
-        <w:spacing/>
-        <w:ind/>
-      </w:pPr>
-      <w:tblPr>
-        <w:tblBorders/>
-      </w:tblPr>
-      <w:tcPr>
-        <w:shd w:color="ffffff"/>
-        <w:tcBorders>
-          <w:top w:val="none" w:color="000000" w:sz="4" w:space="0"/>
-          <w:left w:val="none" w:color="000000" w:sz="4" w:space="0"/>
-          <w:bottom w:val="none" w:color="000000" w:sz="4" w:space="0"/>
-          <w:right w:val="none" w:color="000000" w:sz="4" w:space="0"/>
-        </w:tcBorders>
-      </w:tcPr>
-    </w:tblStylePr>
-    <w:tblStylePr w:type="lastRow">
+    <w:tblStylePr w:type="firstRow">
       <w:rPr>
         <w:b/>
         <w:color w:val="404040"/>
@@ -26105,6 +26666,52 @@
         </w:tcBorders>
       </w:tcPr>
     </w:tblStylePr>
+    <w:tblStylePr w:type="lastCol">
+      <w:rPr>
+        <w:i/>
+        <w:color w:val="404040"/>
+      </w:rPr>
+      <w:pPr>
+        <w:pBdr/>
+        <w:spacing/>
+        <w:ind/>
+      </w:pPr>
+      <w:tblPr>
+        <w:tblBorders/>
+      </w:tblPr>
+      <w:tcPr>
+        <w:shd w:val="clear" w:color="ffffff"/>
+        <w:tcBorders>
+          <w:top w:val="none" w:color="000000" w:sz="4" w:space="0"/>
+          <w:left w:val="none" w:color="000000" w:sz="4" w:space="0"/>
+          <w:bottom w:val="none" w:color="000000" w:sz="4" w:space="0"/>
+          <w:right w:val="none" w:color="000000" w:sz="4" w:space="0"/>
+        </w:tcBorders>
+      </w:tcPr>
+    </w:tblStylePr>
+    <w:tblStylePr w:type="lastRow">
+      <w:rPr>
+        <w:b/>
+        <w:color w:val="404040"/>
+      </w:rPr>
+      <w:pPr>
+        <w:pBdr/>
+        <w:spacing/>
+        <w:ind/>
+      </w:pPr>
+      <w:tblPr>
+        <w:tblBorders/>
+      </w:tblPr>
+      <w:tcPr>
+        <w:shd w:val="clear" w:color="ffffff"/>
+        <w:tcBorders>
+          <w:top w:val="none" w:color="000000" w:sz="4" w:space="0"/>
+          <w:left w:val="none" w:color="000000" w:sz="4" w:space="0"/>
+          <w:bottom w:val="none" w:color="000000" w:sz="4" w:space="0"/>
+          <w:right w:val="none" w:color="000000" w:sz="4" w:space="0"/>
+        </w:tcBorders>
+      </w:tcPr>
+    </w:tblStylePr>
     <w:tblStylePr w:type="nwCell">
       <w:pPr>
         <w:pBdr/>
@@ -26171,9 +26778,9 @@
       </w:tcPr>
     </w:tblStylePr>
   </w:style>
-  <w:style w:type="table" w:styleId="39">
+  <w:style w:type="table" w:styleId="850">
     <w:name w:val="Grid Table 3 - Accent 6"/>
-    <w:basedOn w:val="825"/>
+    <w:basedOn w:val="1008"/>
     <w:uiPriority w:val="99"/>
     <w:pPr>
       <w:pBdr/>
@@ -26272,29 +26879,6 @@
         <w:tblBorders/>
       </w:tblPr>
       <w:tcPr>
-        <w:shd w:color="ffffff"/>
-        <w:tcBorders>
-          <w:top w:val="none" w:color="000000" w:sz="4" w:space="0"/>
-          <w:left w:val="none" w:color="000000" w:sz="4" w:space="0"/>
-          <w:bottom w:val="none" w:color="000000" w:sz="4" w:space="0"/>
-          <w:right w:val="none" w:color="000000" w:sz="4" w:space="0"/>
-        </w:tcBorders>
-      </w:tcPr>
-    </w:tblStylePr>
-    <w:tblStylePr w:type="firstRow">
-      <w:rPr>
-        <w:b/>
-        <w:color w:val="404040"/>
-      </w:rPr>
-      <w:pPr>
-        <w:pBdr/>
-        <w:spacing/>
-        <w:ind/>
-      </w:pPr>
-      <w:tblPr>
-        <w:tblBorders/>
-      </w:tblPr>
-      <w:tcPr>
         <w:shd w:val="clear" w:color="ffffff"/>
         <w:tcBorders>
           <w:top w:val="none" w:color="000000" w:sz="4" w:space="0"/>
@@ -26304,30 +26888,7 @@
         </w:tcBorders>
       </w:tcPr>
     </w:tblStylePr>
-    <w:tblStylePr w:type="lastCol">
-      <w:rPr>
-        <w:i/>
-        <w:color w:val="404040"/>
-      </w:rPr>
-      <w:pPr>
-        <w:pBdr/>
-        <w:spacing/>
-        <w:ind/>
-      </w:pPr>
-      <w:tblPr>
-        <w:tblBorders/>
-      </w:tblPr>
-      <w:tcPr>
-        <w:shd w:color="ffffff"/>
-        <w:tcBorders>
-          <w:top w:val="none" w:color="000000" w:sz="4" w:space="0"/>
-          <w:left w:val="none" w:color="000000" w:sz="4" w:space="0"/>
-          <w:bottom w:val="none" w:color="000000" w:sz="4" w:space="0"/>
-          <w:right w:val="none" w:color="000000" w:sz="4" w:space="0"/>
-        </w:tcBorders>
-      </w:tcPr>
-    </w:tblStylePr>
-    <w:tblStylePr w:type="lastRow">
+    <w:tblStylePr w:type="firstRow">
       <w:rPr>
         <w:b/>
         <w:color w:val="404040"/>
@@ -26350,6 +26911,52 @@
         </w:tcBorders>
       </w:tcPr>
     </w:tblStylePr>
+    <w:tblStylePr w:type="lastCol">
+      <w:rPr>
+        <w:i/>
+        <w:color w:val="404040"/>
+      </w:rPr>
+      <w:pPr>
+        <w:pBdr/>
+        <w:spacing/>
+        <w:ind/>
+      </w:pPr>
+      <w:tblPr>
+        <w:tblBorders/>
+      </w:tblPr>
+      <w:tcPr>
+        <w:shd w:val="clear" w:color="ffffff"/>
+        <w:tcBorders>
+          <w:top w:val="none" w:color="000000" w:sz="4" w:space="0"/>
+          <w:left w:val="none" w:color="000000" w:sz="4" w:space="0"/>
+          <w:bottom w:val="none" w:color="000000" w:sz="4" w:space="0"/>
+          <w:right w:val="none" w:color="000000" w:sz="4" w:space="0"/>
+        </w:tcBorders>
+      </w:tcPr>
+    </w:tblStylePr>
+    <w:tblStylePr w:type="lastRow">
+      <w:rPr>
+        <w:b/>
+        <w:color w:val="404040"/>
+      </w:rPr>
+      <w:pPr>
+        <w:pBdr/>
+        <w:spacing/>
+        <w:ind/>
+      </w:pPr>
+      <w:tblPr>
+        <w:tblBorders/>
+      </w:tblPr>
+      <w:tcPr>
+        <w:shd w:val="clear" w:color="ffffff"/>
+        <w:tcBorders>
+          <w:top w:val="none" w:color="000000" w:sz="4" w:space="0"/>
+          <w:left w:val="none" w:color="000000" w:sz="4" w:space="0"/>
+          <w:bottom w:val="none" w:color="000000" w:sz="4" w:space="0"/>
+          <w:right w:val="none" w:color="000000" w:sz="4" w:space="0"/>
+        </w:tcBorders>
+      </w:tcPr>
+    </w:tblStylePr>
     <w:tblStylePr w:type="nwCell">
       <w:pPr>
         <w:pBdr/>
@@ -26416,9 +27023,9 @@
       </w:tcPr>
     </w:tblStylePr>
   </w:style>
-  <w:style w:type="table" w:styleId="40">
+  <w:style w:type="table" w:styleId="851">
     <w:name w:val="Grid Table 4"/>
-    <w:basedOn w:val="825"/>
+    <w:basedOn w:val="1008"/>
     <w:uiPriority w:val="59"/>
     <w:pPr>
       <w:pBdr/>
@@ -26649,9 +27256,9 @@
       </w:tcPr>
     </w:tblStylePr>
   </w:style>
-  <w:style w:type="table" w:styleId="41">
+  <w:style w:type="table" w:styleId="852">
     <w:name w:val="Grid Table 4 - Accent 1"/>
-    <w:basedOn w:val="825"/>
+    <w:basedOn w:val="1008"/>
     <w:uiPriority w:val="59"/>
     <w:pPr>
       <w:pBdr/>
@@ -26882,9 +27489,9 @@
       </w:tcPr>
     </w:tblStylePr>
   </w:style>
-  <w:style w:type="table" w:styleId="42">
+  <w:style w:type="table" w:styleId="853">
     <w:name w:val="Grid Table 4 - Accent 2"/>
-    <w:basedOn w:val="825"/>
+    <w:basedOn w:val="1008"/>
     <w:uiPriority w:val="59"/>
     <w:pPr>
       <w:pBdr/>
@@ -27115,9 +27722,9 @@
       </w:tcPr>
     </w:tblStylePr>
   </w:style>
-  <w:style w:type="table" w:styleId="43">
+  <w:style w:type="table" w:styleId="854">
     <w:name w:val="Grid Table 4 - Accent 3"/>
-    <w:basedOn w:val="825"/>
+    <w:basedOn w:val="1008"/>
     <w:uiPriority w:val="59"/>
     <w:pPr>
       <w:pBdr/>
@@ -27348,9 +27955,9 @@
       </w:tcPr>
     </w:tblStylePr>
   </w:style>
-  <w:style w:type="table" w:styleId="44">
+  <w:style w:type="table" w:styleId="855">
     <w:name w:val="Grid Table 4 - Accent 4"/>
-    <w:basedOn w:val="825"/>
+    <w:basedOn w:val="1008"/>
     <w:uiPriority w:val="59"/>
     <w:pPr>
       <w:pBdr/>
@@ -27581,9 +28188,9 @@
       </w:tcPr>
     </w:tblStylePr>
   </w:style>
-  <w:style w:type="table" w:styleId="45">
+  <w:style w:type="table" w:styleId="856">
     <w:name w:val="Grid Table 4 - Accent 5"/>
-    <w:basedOn w:val="825"/>
+    <w:basedOn w:val="1008"/>
     <w:uiPriority w:val="59"/>
     <w:pPr>
       <w:pBdr/>
@@ -27814,9 +28421,9 @@
       </w:tcPr>
     </w:tblStylePr>
   </w:style>
-  <w:style w:type="table" w:styleId="46">
+  <w:style w:type="table" w:styleId="857">
     <w:name w:val="Grid Table 4 - Accent 6"/>
-    <w:basedOn w:val="825"/>
+    <w:basedOn w:val="1008"/>
     <w:uiPriority w:val="59"/>
     <w:pPr>
       <w:pBdr/>
@@ -28047,9 +28654,9 @@
       </w:tcPr>
     </w:tblStylePr>
   </w:style>
-  <w:style w:type="table" w:styleId="47">
+  <w:style w:type="table" w:styleId="858">
     <w:name w:val="Grid Table 5 Dark"/>
-    <w:basedOn w:val="825"/>
+    <w:basedOn w:val="1008"/>
     <w:uiPriority w:val="99"/>
     <w:pPr>
       <w:pBdr/>
@@ -28275,9 +28882,9 @@
       </w:tcPr>
     </w:tblStylePr>
   </w:style>
-  <w:style w:type="table" w:styleId="48">
+  <w:style w:type="table" w:styleId="859">
     <w:name w:val="Grid Table 5 Dark- Accent 1"/>
-    <w:basedOn w:val="825"/>
+    <w:basedOn w:val="1008"/>
     <w:uiPriority w:val="99"/>
     <w:pPr>
       <w:pBdr/>
@@ -28503,9 +29110,9 @@
       </w:tcPr>
     </w:tblStylePr>
   </w:style>
-  <w:style w:type="table" w:styleId="49">
+  <w:style w:type="table" w:styleId="860">
     <w:name w:val="Grid Table 5 Dark - Accent 2"/>
-    <w:basedOn w:val="825"/>
+    <w:basedOn w:val="1008"/>
     <w:uiPriority w:val="99"/>
     <w:pPr>
       <w:pBdr/>
@@ -28731,9 +29338,9 @@
       </w:tcPr>
     </w:tblStylePr>
   </w:style>
-  <w:style w:type="table" w:styleId="50">
+  <w:style w:type="table" w:styleId="861">
     <w:name w:val="Grid Table 5 Dark - Accent 3"/>
-    <w:basedOn w:val="825"/>
+    <w:basedOn w:val="1008"/>
     <w:uiPriority w:val="99"/>
     <w:pPr>
       <w:pBdr/>
@@ -28959,9 +29566,9 @@
       </w:tcPr>
     </w:tblStylePr>
   </w:style>
-  <w:style w:type="table" w:styleId="51">
+  <w:style w:type="table" w:styleId="862">
     <w:name w:val="Grid Table 5 Dark- Accent 4"/>
-    <w:basedOn w:val="825"/>
+    <w:basedOn w:val="1008"/>
     <w:uiPriority w:val="99"/>
     <w:pPr>
       <w:pBdr/>
@@ -29187,9 +29794,9 @@
       </w:tcPr>
     </w:tblStylePr>
   </w:style>
-  <w:style w:type="table" w:styleId="52">
+  <w:style w:type="table" w:styleId="863">
     <w:name w:val="Grid Table 5 Dark - Accent 5"/>
-    <w:basedOn w:val="825"/>
+    <w:basedOn w:val="1008"/>
     <w:uiPriority w:val="99"/>
     <w:pPr>
       <w:pBdr/>
@@ -29415,9 +30022,9 @@
       </w:tcPr>
     </w:tblStylePr>
   </w:style>
-  <w:style w:type="table" w:styleId="53">
+  <w:style w:type="table" w:styleId="864">
     <w:name w:val="Grid Table 5 Dark - Accent 6"/>
-    <w:basedOn w:val="825"/>
+    <w:basedOn w:val="1008"/>
     <w:uiPriority w:val="99"/>
     <w:pPr>
       <w:pBdr/>
@@ -29643,9 +30250,9 @@
       </w:tcPr>
     </w:tblStylePr>
   </w:style>
-  <w:style w:type="table" w:styleId="54">
+  <w:style w:type="table" w:styleId="865">
     <w:name w:val="Grid Table 6 Colorful"/>
-    <w:basedOn w:val="825"/>
+    <w:basedOn w:val="1008"/>
     <w:uiPriority w:val="99"/>
     <w:pPr>
       <w:pBdr/>
@@ -29873,9 +30480,9 @@
       </w:tcPr>
     </w:tblStylePr>
   </w:style>
-  <w:style w:type="table" w:styleId="55">
+  <w:style w:type="table" w:styleId="866">
     <w:name w:val="Grid Table 6 Colorful - Accent 1"/>
-    <w:basedOn w:val="825"/>
+    <w:basedOn w:val="1008"/>
     <w:uiPriority w:val="99"/>
     <w:pPr>
       <w:pBdr/>
@@ -30103,9 +30710,9 @@
       </w:tcPr>
     </w:tblStylePr>
   </w:style>
-  <w:style w:type="table" w:styleId="56">
+  <w:style w:type="table" w:styleId="867">
     <w:name w:val="Grid Table 6 Colorful - Accent 2"/>
-    <w:basedOn w:val="825"/>
+    <w:basedOn w:val="1008"/>
     <w:uiPriority w:val="99"/>
     <w:pPr>
       <w:pBdr/>
@@ -30333,9 +30940,9 @@
       </w:tcPr>
     </w:tblStylePr>
   </w:style>
-  <w:style w:type="table" w:styleId="57">
+  <w:style w:type="table" w:styleId="868">
     <w:name w:val="Grid Table 6 Colorful - Accent 3"/>
-    <w:basedOn w:val="825"/>
+    <w:basedOn w:val="1008"/>
     <w:uiPriority w:val="99"/>
     <w:pPr>
       <w:pBdr/>
@@ -30563,9 +31170,9 @@
       </w:tcPr>
     </w:tblStylePr>
   </w:style>
-  <w:style w:type="table" w:styleId="58">
+  <w:style w:type="table" w:styleId="869">
     <w:name w:val="Grid Table 6 Colorful - Accent 4"/>
-    <w:basedOn w:val="825"/>
+    <w:basedOn w:val="1008"/>
     <w:uiPriority w:val="99"/>
     <w:pPr>
       <w:pBdr/>
@@ -30793,9 +31400,9 @@
       </w:tcPr>
     </w:tblStylePr>
   </w:style>
-  <w:style w:type="table" w:styleId="59">
+  <w:style w:type="table" w:styleId="870">
     <w:name w:val="Grid Table 6 Colorful - Accent 5"/>
-    <w:basedOn w:val="825"/>
+    <w:basedOn w:val="1008"/>
     <w:uiPriority w:val="99"/>
     <w:pPr>
       <w:pBdr/>
@@ -31023,9 +31630,9 @@
       </w:tcPr>
     </w:tblStylePr>
   </w:style>
-  <w:style w:type="table" w:styleId="60">
+  <w:style w:type="table" w:styleId="871">
     <w:name w:val="Grid Table 6 Colorful - Accent 6"/>
-    <w:basedOn w:val="825"/>
+    <w:basedOn w:val="1008"/>
     <w:uiPriority w:val="99"/>
     <w:pPr>
       <w:pBdr/>
@@ -31253,9 +31860,9 @@
       </w:tcPr>
     </w:tblStylePr>
   </w:style>
-  <w:style w:type="table" w:styleId="61">
+  <w:style w:type="table" w:styleId="872">
     <w:name w:val="Grid Table 7 Colorful"/>
-    <w:basedOn w:val="825"/>
+    <w:basedOn w:val="1008"/>
     <w:uiPriority w:val="99"/>
     <w:pPr>
       <w:pBdr/>
@@ -31357,11 +31964,11 @@
         <w:tblBorders/>
       </w:tblPr>
       <w:tcPr>
-        <w:shd w:color="ffffff"/>
+        <w:shd w:val="clear" w:color="ffffff"/>
         <w:tcBorders>
-          <w:top w:val="none"/>
-          <w:left w:val="none"/>
-          <w:bottom w:val="none"/>
+          <w:top w:val="none" w:color="000000" w:sz="4" w:space="0"/>
+          <w:left w:val="none" w:color="000000" w:sz="4" w:space="0"/>
+          <w:bottom w:val="none" w:color="000000" w:sz="4" w:space="0"/>
           <w:right w:val="single" w:color="000000" w:themeColor="text1" w:themeTint="80" w:sz="4" w:space="0"/>
         </w:tcBorders>
       </w:tcPr>
@@ -31384,10 +31991,10 @@
       <w:tcPr>
         <w:shd w:val="clear" w:color="ffffff" w:themeColor="light1" w:fill="ffffff" w:themeFill="light1"/>
         <w:tcBorders>
-          <w:top w:val="none"/>
-          <w:left w:val="none"/>
+          <w:top w:val="none" w:color="000000" w:sz="4" w:space="0"/>
+          <w:left w:val="none" w:color="000000" w:sz="4" w:space="0"/>
           <w:bottom w:val="single" w:color="000000" w:themeColor="text1" w:themeTint="80" w:sz="4" w:space="0"/>
-          <w:right w:val="none"/>
+          <w:right w:val="none" w:color="000000" w:sz="4" w:space="0"/>
         </w:tcBorders>
       </w:tcPr>
     </w:tblStylePr>
@@ -31407,12 +32014,12 @@
         <w:tblBorders/>
       </w:tblPr>
       <w:tcPr>
-        <w:shd w:color="ffffff"/>
+        <w:shd w:val="clear" w:color="ffffff"/>
         <w:tcBorders>
-          <w:top w:val="none"/>
+          <w:top w:val="none" w:color="000000" w:sz="4" w:space="0"/>
           <w:left w:val="single" w:color="000000" w:themeColor="text1" w:themeTint="80" w:sz="4" w:space="0"/>
-          <w:bottom w:val="none"/>
-          <w:right w:val="none"/>
+          <w:bottom w:val="none" w:color="000000" w:sz="4" w:space="0"/>
+          <w:right w:val="none" w:color="000000" w:sz="4" w:space="0"/>
         </w:tcBorders>
       </w:tcPr>
     </w:tblStylePr>
@@ -31435,9 +32042,9 @@
         <w:shd w:val="clear" w:color="ffffff" w:themeColor="light1" w:fill="ffffff" w:themeFill="light1"/>
         <w:tcBorders>
           <w:top w:val="single" w:color="000000" w:themeColor="text1" w:themeTint="80" w:sz="4" w:space="0"/>
-          <w:left w:val="none"/>
-          <w:bottom w:val="none"/>
-          <w:right w:val="none"/>
+          <w:left w:val="none" w:color="000000" w:sz="4" w:space="0"/>
+          <w:bottom w:val="none" w:color="000000" w:sz="4" w:space="0"/>
+          <w:right w:val="none" w:color="000000" w:sz="4" w:space="0"/>
         </w:tcBorders>
       </w:tcPr>
     </w:tblStylePr>
@@ -31507,9 +32114,9 @@
       </w:tcPr>
     </w:tblStylePr>
   </w:style>
-  <w:style w:type="table" w:styleId="62">
+  <w:style w:type="table" w:styleId="873">
     <w:name w:val="Grid Table 7 Colorful - Accent 1"/>
-    <w:basedOn w:val="825"/>
+    <w:basedOn w:val="1008"/>
     <w:uiPriority w:val="99"/>
     <w:pPr>
       <w:pBdr/>
@@ -31611,11 +32218,11 @@
         <w:tblBorders/>
       </w:tblPr>
       <w:tcPr>
-        <w:shd w:color="ffffff"/>
+        <w:shd w:val="clear" w:color="ffffff"/>
         <w:tcBorders>
-          <w:top w:val="none"/>
-          <w:left w:val="none"/>
-          <w:bottom w:val="none"/>
+          <w:top w:val="none" w:color="000000" w:sz="4" w:space="0"/>
+          <w:left w:val="none" w:color="000000" w:sz="4" w:space="0"/>
+          <w:bottom w:val="none" w:color="000000" w:sz="4" w:space="0"/>
           <w:right w:val="single" w:color="000000" w:themeColor="accent1" w:themeTint="80" w:sz="4" w:space="0"/>
         </w:tcBorders>
       </w:tcPr>
@@ -31638,10 +32245,10 @@
       <w:tcPr>
         <w:shd w:val="clear" w:color="ffffff" w:themeColor="light1" w:fill="ffffff" w:themeFill="light1"/>
         <w:tcBorders>
-          <w:top w:val="none"/>
-          <w:left w:val="none"/>
+          <w:top w:val="none" w:color="000000" w:sz="4" w:space="0"/>
+          <w:left w:val="none" w:color="000000" w:sz="4" w:space="0"/>
           <w:bottom w:val="single" w:color="000000" w:themeColor="accent1" w:themeTint="80" w:sz="4" w:space="0"/>
-          <w:right w:val="none"/>
+          <w:right w:val="none" w:color="000000" w:sz="4" w:space="0"/>
         </w:tcBorders>
       </w:tcPr>
     </w:tblStylePr>
@@ -31661,12 +32268,12 @@
         <w:tblBorders/>
       </w:tblPr>
       <w:tcPr>
-        <w:shd w:color="ffffff"/>
+        <w:shd w:val="clear" w:color="ffffff"/>
         <w:tcBorders>
-          <w:top w:val="none"/>
+          <w:top w:val="none" w:color="000000" w:sz="4" w:space="0"/>
           <w:left w:val="single" w:color="000000" w:themeColor="accent1" w:themeTint="80" w:sz="4" w:space="0"/>
-          <w:bottom w:val="none"/>
-          <w:right w:val="none"/>
+          <w:bottom w:val="none" w:color="000000" w:sz="4" w:space="0"/>
+          <w:right w:val="none" w:color="000000" w:sz="4" w:space="0"/>
         </w:tcBorders>
       </w:tcPr>
     </w:tblStylePr>
@@ -31689,9 +32296,9 @@
         <w:shd w:val="clear" w:color="ffffff" w:themeColor="light1" w:fill="ffffff" w:themeFill="light1"/>
         <w:tcBorders>
           <w:top w:val="single" w:color="000000" w:themeColor="accent1" w:themeTint="80" w:sz="4" w:space="0"/>
-          <w:left w:val="none"/>
-          <w:bottom w:val="none"/>
-          <w:right w:val="none"/>
+          <w:left w:val="none" w:color="000000" w:sz="4" w:space="0"/>
+          <w:bottom w:val="none" w:color="000000" w:sz="4" w:space="0"/>
+          <w:right w:val="none" w:color="000000" w:sz="4" w:space="0"/>
         </w:tcBorders>
       </w:tcPr>
     </w:tblStylePr>
@@ -31761,9 +32368,9 @@
       </w:tcPr>
     </w:tblStylePr>
   </w:style>
-  <w:style w:type="table" w:styleId="63">
+  <w:style w:type="table" w:styleId="874">
     <w:name w:val="Grid Table 7 Colorful - Accent 2"/>
-    <w:basedOn w:val="825"/>
+    <w:basedOn w:val="1008"/>
     <w:uiPriority w:val="99"/>
     <w:pPr>
       <w:pBdr/>
@@ -31865,11 +32472,11 @@
         <w:tblBorders/>
       </w:tblPr>
       <w:tcPr>
-        <w:shd w:color="ffffff"/>
+        <w:shd w:val="clear" w:color="ffffff"/>
         <w:tcBorders>
-          <w:top w:val="none"/>
-          <w:left w:val="none"/>
-          <w:bottom w:val="none"/>
+          <w:top w:val="none" w:color="000000" w:sz="4" w:space="0"/>
+          <w:left w:val="none" w:color="000000" w:sz="4" w:space="0"/>
+          <w:bottom w:val="none" w:color="000000" w:sz="4" w:space="0"/>
           <w:right w:val="single" w:color="000000" w:themeColor="accent2" w:themeTint="97" w:sz="4" w:space="0"/>
         </w:tcBorders>
       </w:tcPr>
@@ -31892,10 +32499,10 @@
       <w:tcPr>
         <w:shd w:val="clear" w:color="ffffff" w:themeColor="light1" w:fill="ffffff" w:themeFill="light1"/>
         <w:tcBorders>
-          <w:top w:val="none"/>
-          <w:left w:val="none"/>
+          <w:top w:val="none" w:color="000000" w:sz="4" w:space="0"/>
+          <w:left w:val="none" w:color="000000" w:sz="4" w:space="0"/>
           <w:bottom w:val="single" w:color="000000" w:themeColor="accent2" w:themeTint="97" w:sz="4" w:space="0"/>
-          <w:right w:val="none"/>
+          <w:right w:val="none" w:color="000000" w:sz="4" w:space="0"/>
         </w:tcBorders>
       </w:tcPr>
     </w:tblStylePr>
@@ -31915,12 +32522,12 @@
         <w:tblBorders/>
       </w:tblPr>
       <w:tcPr>
-        <w:shd w:color="ffffff"/>
+        <w:shd w:val="clear" w:color="ffffff"/>
         <w:tcBorders>
-          <w:top w:val="none"/>
+          <w:top w:val="none" w:color="000000" w:sz="4" w:space="0"/>
           <w:left w:val="single" w:color="000000" w:themeColor="accent2" w:themeTint="97" w:sz="4" w:space="0"/>
-          <w:bottom w:val="none"/>
-          <w:right w:val="none"/>
+          <w:bottom w:val="none" w:color="000000" w:sz="4" w:space="0"/>
+          <w:right w:val="none" w:color="000000" w:sz="4" w:space="0"/>
         </w:tcBorders>
       </w:tcPr>
     </w:tblStylePr>
@@ -31943,9 +32550,9 @@
         <w:shd w:val="clear" w:color="ffffff" w:themeColor="light1" w:fill="ffffff" w:themeFill="light1"/>
         <w:tcBorders>
           <w:top w:val="single" w:color="000000" w:themeColor="accent2" w:themeTint="97" w:sz="4" w:space="0"/>
-          <w:left w:val="none"/>
-          <w:bottom w:val="none"/>
-          <w:right w:val="none"/>
+          <w:left w:val="none" w:color="000000" w:sz="4" w:space="0"/>
+          <w:bottom w:val="none" w:color="000000" w:sz="4" w:space="0"/>
+          <w:right w:val="none" w:color="000000" w:sz="4" w:space="0"/>
         </w:tcBorders>
       </w:tcPr>
     </w:tblStylePr>
@@ -32015,9 +32622,9 @@
       </w:tcPr>
     </w:tblStylePr>
   </w:style>
-  <w:style w:type="table" w:styleId="64">
+  <w:style w:type="table" w:styleId="875">
     <w:name w:val="Grid Table 7 Colorful - Accent 3"/>
-    <w:basedOn w:val="825"/>
+    <w:basedOn w:val="1008"/>
     <w:uiPriority w:val="99"/>
     <w:pPr>
       <w:pBdr/>
@@ -32119,11 +32726,11 @@
         <w:tblBorders/>
       </w:tblPr>
       <w:tcPr>
-        <w:shd w:color="ffffff"/>
+        <w:shd w:val="clear" w:color="ffffff"/>
         <w:tcBorders>
-          <w:top w:val="none"/>
-          <w:left w:val="none"/>
-          <w:bottom w:val="none"/>
+          <w:top w:val="none" w:color="000000" w:sz="4" w:space="0"/>
+          <w:left w:val="none" w:color="000000" w:sz="4" w:space="0"/>
+          <w:bottom w:val="none" w:color="000000" w:sz="4" w:space="0"/>
           <w:right w:val="single" w:color="000000" w:themeColor="accent3" w:themeTint="FE" w:sz="4" w:space="0"/>
         </w:tcBorders>
       </w:tcPr>
@@ -32146,10 +32753,10 @@
       <w:tcPr>
         <w:shd w:val="clear" w:color="ffffff" w:themeColor="light1" w:fill="ffffff" w:themeFill="light1"/>
         <w:tcBorders>
-          <w:top w:val="none"/>
-          <w:left w:val="none"/>
+          <w:top w:val="none" w:color="000000" w:sz="4" w:space="0"/>
+          <w:left w:val="none" w:color="000000" w:sz="4" w:space="0"/>
           <w:bottom w:val="single" w:color="000000" w:themeColor="accent3" w:themeTint="FE" w:sz="4" w:space="0"/>
-          <w:right w:val="none"/>
+          <w:right w:val="none" w:color="000000" w:sz="4" w:space="0"/>
         </w:tcBorders>
       </w:tcPr>
     </w:tblStylePr>
@@ -32169,12 +32776,12 @@
         <w:tblBorders/>
       </w:tblPr>
       <w:tcPr>
-        <w:shd w:color="ffffff"/>
+        <w:shd w:val="clear" w:color="ffffff"/>
         <w:tcBorders>
-          <w:top w:val="none"/>
+          <w:top w:val="none" w:color="000000" w:sz="4" w:space="0"/>
           <w:left w:val="single" w:color="000000" w:themeColor="accent3" w:themeTint="FE" w:sz="4" w:space="0"/>
-          <w:bottom w:val="none"/>
-          <w:right w:val="none"/>
+          <w:bottom w:val="none" w:color="000000" w:sz="4" w:space="0"/>
+          <w:right w:val="none" w:color="000000" w:sz="4" w:space="0"/>
         </w:tcBorders>
       </w:tcPr>
     </w:tblStylePr>
@@ -32197,9 +32804,9 @@
         <w:shd w:val="clear" w:color="ffffff" w:themeColor="light1" w:fill="ffffff" w:themeFill="light1"/>
         <w:tcBorders>
           <w:top w:val="single" w:color="000000" w:themeColor="accent3" w:themeTint="FE" w:sz="4" w:space="0"/>
-          <w:left w:val="none"/>
-          <w:bottom w:val="none"/>
-          <w:right w:val="none"/>
+          <w:left w:val="none" w:color="000000" w:sz="4" w:space="0"/>
+          <w:bottom w:val="none" w:color="000000" w:sz="4" w:space="0"/>
+          <w:right w:val="none" w:color="000000" w:sz="4" w:space="0"/>
         </w:tcBorders>
       </w:tcPr>
     </w:tblStylePr>
@@ -32269,9 +32876,9 @@
       </w:tcPr>
     </w:tblStylePr>
   </w:style>
-  <w:style w:type="table" w:styleId="65">
+  <w:style w:type="table" w:styleId="876">
     <w:name w:val="Grid Table 7 Colorful - Accent 4"/>
-    <w:basedOn w:val="825"/>
+    <w:basedOn w:val="1008"/>
     <w:uiPriority w:val="99"/>
     <w:pPr>
       <w:pBdr/>
@@ -32373,11 +32980,11 @@
         <w:tblBorders/>
       </w:tblPr>
       <w:tcPr>
-        <w:shd w:color="ffffff"/>
+        <w:shd w:val="clear" w:color="ffffff"/>
         <w:tcBorders>
-          <w:top w:val="none"/>
-          <w:left w:val="none"/>
-          <w:bottom w:val="none"/>
+          <w:top w:val="none" w:color="000000" w:sz="4" w:space="0"/>
+          <w:left w:val="none" w:color="000000" w:sz="4" w:space="0"/>
+          <w:bottom w:val="none" w:color="000000" w:sz="4" w:space="0"/>
           <w:right w:val="single" w:color="000000" w:themeColor="accent4" w:themeTint="9A" w:sz="4" w:space="0"/>
         </w:tcBorders>
       </w:tcPr>
@@ -32400,10 +33007,10 @@
       <w:tcPr>
         <w:shd w:val="clear" w:color="ffffff" w:themeColor="light1" w:fill="ffffff" w:themeFill="light1"/>
         <w:tcBorders>
-          <w:top w:val="none"/>
-          <w:left w:val="none"/>
+          <w:top w:val="none" w:color="000000" w:sz="4" w:space="0"/>
+          <w:left w:val="none" w:color="000000" w:sz="4" w:space="0"/>
           <w:bottom w:val="single" w:color="000000" w:themeColor="accent4" w:themeTint="9A" w:sz="4" w:space="0"/>
-          <w:right w:val="none"/>
+          <w:right w:val="none" w:color="000000" w:sz="4" w:space="0"/>
         </w:tcBorders>
       </w:tcPr>
     </w:tblStylePr>
@@ -32423,12 +33030,12 @@
         <w:tblBorders/>
       </w:tblPr>
       <w:tcPr>
-        <w:shd w:color="ffffff"/>
+        <w:shd w:val="clear" w:color="ffffff"/>
         <w:tcBorders>
-          <w:top w:val="none"/>
+          <w:top w:val="none" w:color="000000" w:sz="4" w:space="0"/>
           <w:left w:val="single" w:color="000000" w:themeColor="accent4" w:themeTint="9A" w:sz="4" w:space="0"/>
-          <w:bottom w:val="none"/>
-          <w:right w:val="none"/>
+          <w:bottom w:val="none" w:color="000000" w:sz="4" w:space="0"/>
+          <w:right w:val="none" w:color="000000" w:sz="4" w:space="0"/>
         </w:tcBorders>
       </w:tcPr>
     </w:tblStylePr>
@@ -32451,9 +33058,9 @@
         <w:shd w:val="clear" w:color="ffffff" w:themeColor="light1" w:fill="ffffff" w:themeFill="light1"/>
         <w:tcBorders>
           <w:top w:val="single" w:color="000000" w:themeColor="accent4" w:themeTint="9A" w:sz="4" w:space="0"/>
-          <w:left w:val="none"/>
-          <w:bottom w:val="none"/>
-          <w:right w:val="none"/>
+          <w:left w:val="none" w:color="000000" w:sz="4" w:space="0"/>
+          <w:bottom w:val="none" w:color="000000" w:sz="4" w:space="0"/>
+          <w:right w:val="none" w:color="000000" w:sz="4" w:space="0"/>
         </w:tcBorders>
       </w:tcPr>
     </w:tblStylePr>
@@ -32523,9 +33130,9 @@
       </w:tcPr>
     </w:tblStylePr>
   </w:style>
-  <w:style w:type="table" w:styleId="66">
+  <w:style w:type="table" w:styleId="877">
     <w:name w:val="Grid Table 7 Colorful - Accent 5"/>
-    <w:basedOn w:val="825"/>
+    <w:basedOn w:val="1008"/>
     <w:uiPriority w:val="99"/>
     <w:pPr>
       <w:pBdr/>
@@ -32627,11 +33234,11 @@
         <w:tblBorders/>
       </w:tblPr>
       <w:tcPr>
-        <w:shd w:color="ffffff"/>
+        <w:shd w:val="clear" w:color="ffffff"/>
         <w:tcBorders>
-          <w:top w:val="none"/>
-          <w:left w:val="none"/>
-          <w:bottom w:val="none"/>
+          <w:top w:val="none" w:color="000000" w:sz="4" w:space="0"/>
+          <w:left w:val="none" w:color="000000" w:sz="4" w:space="0"/>
+          <w:bottom w:val="none" w:color="000000" w:sz="4" w:space="0"/>
           <w:right w:val="single" w:color="000000" w:themeColor="accent5" w:themeTint="90" w:sz="4" w:space="0"/>
         </w:tcBorders>
       </w:tcPr>
@@ -32654,10 +33261,10 @@
       <w:tcPr>
         <w:shd w:val="clear" w:color="ffffff" w:themeColor="light1" w:fill="ffffff" w:themeFill="light1"/>
         <w:tcBorders>
-          <w:top w:val="none"/>
-          <w:left w:val="none"/>
+          <w:top w:val="none" w:color="000000" w:sz="4" w:space="0"/>
+          <w:left w:val="none" w:color="000000" w:sz="4" w:space="0"/>
           <w:bottom w:val="single" w:color="000000" w:themeColor="accent5" w:themeTint="90" w:sz="4" w:space="0"/>
-          <w:right w:val="none"/>
+          <w:right w:val="none" w:color="000000" w:sz="4" w:space="0"/>
         </w:tcBorders>
       </w:tcPr>
     </w:tblStylePr>
@@ -32677,12 +33284,12 @@
         <w:tblBorders/>
       </w:tblPr>
       <w:tcPr>
-        <w:shd w:color="ffffff"/>
+        <w:shd w:val="clear" w:color="ffffff"/>
         <w:tcBorders>
-          <w:top w:val="none"/>
+          <w:top w:val="none" w:color="000000" w:sz="4" w:space="0"/>
           <w:left w:val="single" w:color="000000" w:themeColor="accent5" w:themeTint="90" w:sz="4" w:space="0"/>
-          <w:bottom w:val="none"/>
-          <w:right w:val="none"/>
+          <w:bottom w:val="none" w:color="000000" w:sz="4" w:space="0"/>
+          <w:right w:val="none" w:color="000000" w:sz="4" w:space="0"/>
         </w:tcBorders>
       </w:tcPr>
     </w:tblStylePr>
@@ -32705,9 +33312,9 @@
         <w:shd w:val="clear" w:color="ffffff" w:themeColor="light1" w:fill="ffffff" w:themeFill="light1"/>
         <w:tcBorders>
           <w:top w:val="single" w:color="000000" w:themeColor="accent5" w:themeTint="90" w:sz="4" w:space="0"/>
-          <w:left w:val="none"/>
-          <w:bottom w:val="none"/>
-          <w:right w:val="none"/>
+          <w:left w:val="none" w:color="000000" w:sz="4" w:space="0"/>
+          <w:bottom w:val="none" w:color="000000" w:sz="4" w:space="0"/>
+          <w:right w:val="none" w:color="000000" w:sz="4" w:space="0"/>
         </w:tcBorders>
       </w:tcPr>
     </w:tblStylePr>
@@ -32777,9 +33384,9 @@
       </w:tcPr>
     </w:tblStylePr>
   </w:style>
-  <w:style w:type="table" w:styleId="67">
+  <w:style w:type="table" w:styleId="878">
     <w:name w:val="Grid Table 7 Colorful - Accent 6"/>
-    <w:basedOn w:val="825"/>
+    <w:basedOn w:val="1008"/>
     <w:uiPriority w:val="99"/>
     <w:pPr>
       <w:pBdr/>
@@ -32881,11 +33488,11 @@
         <w:tblBorders/>
       </w:tblPr>
       <w:tcPr>
-        <w:shd w:color="ffffff"/>
+        <w:shd w:val="clear" w:color="ffffff"/>
         <w:tcBorders>
-          <w:top w:val="none"/>
-          <w:left w:val="none"/>
-          <w:bottom w:val="none"/>
+          <w:top w:val="none" w:color="000000" w:sz="4" w:space="0"/>
+          <w:left w:val="none" w:color="000000" w:sz="4" w:space="0"/>
+          <w:bottom w:val="none" w:color="000000" w:sz="4" w:space="0"/>
           <w:right w:val="single" w:color="000000" w:themeColor="accent6" w:themeTint="90" w:sz="4" w:space="0"/>
         </w:tcBorders>
       </w:tcPr>
@@ -32908,10 +33515,10 @@
       <w:tcPr>
         <w:shd w:val="clear" w:color="ffffff" w:themeColor="light1" w:fill="ffffff" w:themeFill="light1"/>
         <w:tcBorders>
-          <w:top w:val="none"/>
-          <w:left w:val="none"/>
+          <w:top w:val="none" w:color="000000" w:sz="4" w:space="0"/>
+          <w:left w:val="none" w:color="000000" w:sz="4" w:space="0"/>
           <w:bottom w:val="single" w:color="000000" w:themeColor="accent6" w:themeTint="90" w:sz="4" w:space="0"/>
-          <w:right w:val="none"/>
+          <w:right w:val="none" w:color="000000" w:sz="4" w:space="0"/>
         </w:tcBorders>
       </w:tcPr>
     </w:tblStylePr>
@@ -32931,12 +33538,12 @@
         <w:tblBorders/>
       </w:tblPr>
       <w:tcPr>
-        <w:shd w:color="ffffff"/>
+        <w:shd w:val="clear" w:color="ffffff"/>
         <w:tcBorders>
-          <w:top w:val="none"/>
+          <w:top w:val="none" w:color="000000" w:sz="4" w:space="0"/>
           <w:left w:val="single" w:color="000000" w:themeColor="accent6" w:themeTint="90" w:sz="4" w:space="0"/>
-          <w:bottom w:val="none"/>
-          <w:right w:val="none"/>
+          <w:bottom w:val="none" w:color="000000" w:sz="4" w:space="0"/>
+          <w:right w:val="none" w:color="000000" w:sz="4" w:space="0"/>
         </w:tcBorders>
       </w:tcPr>
     </w:tblStylePr>
@@ -32959,9 +33566,9 @@
         <w:shd w:val="clear" w:color="ffffff" w:themeColor="light1" w:fill="ffffff" w:themeFill="light1"/>
         <w:tcBorders>
           <w:top w:val="single" w:color="000000" w:themeColor="accent6" w:themeTint="90" w:sz="4" w:space="0"/>
-          <w:left w:val="none"/>
-          <w:bottom w:val="none"/>
-          <w:right w:val="none"/>
+          <w:left w:val="none" w:color="000000" w:sz="4" w:space="0"/>
+          <w:bottom w:val="none" w:color="000000" w:sz="4" w:space="0"/>
+          <w:right w:val="none" w:color="000000" w:sz="4" w:space="0"/>
         </w:tcBorders>
       </w:tcPr>
     </w:tblStylePr>
@@ -33031,9 +33638,9 @@
       </w:tcPr>
     </w:tblStylePr>
   </w:style>
-  <w:style w:type="table" w:styleId="68">
+  <w:style w:type="table" w:styleId="879">
     <w:name w:val="List Table 1 Light"/>
-    <w:basedOn w:val="825"/>
+    <w:basedOn w:val="1008"/>
     <w:uiPriority w:val="99"/>
     <w:pPr>
       <w:pBdr/>
@@ -33247,9 +33854,9 @@
       </w:tcPr>
     </w:tblStylePr>
   </w:style>
-  <w:style w:type="table" w:styleId="69">
+  <w:style w:type="table" w:styleId="880">
     <w:name w:val="List Table 1 Light - Accent 1"/>
-    <w:basedOn w:val="825"/>
+    <w:basedOn w:val="1008"/>
     <w:uiPriority w:val="99"/>
     <w:pPr>
       <w:pBdr/>
@@ -33463,9 +34070,9 @@
       </w:tcPr>
     </w:tblStylePr>
   </w:style>
-  <w:style w:type="table" w:styleId="70">
+  <w:style w:type="table" w:styleId="881">
     <w:name w:val="List Table 1 Light - Accent 2"/>
-    <w:basedOn w:val="825"/>
+    <w:basedOn w:val="1008"/>
     <w:uiPriority w:val="99"/>
     <w:pPr>
       <w:pBdr/>
@@ -33679,9 +34286,9 @@
       </w:tcPr>
     </w:tblStylePr>
   </w:style>
-  <w:style w:type="table" w:styleId="71">
+  <w:style w:type="table" w:styleId="882">
     <w:name w:val="List Table 1 Light - Accent 3"/>
-    <w:basedOn w:val="825"/>
+    <w:basedOn w:val="1008"/>
     <w:uiPriority w:val="99"/>
     <w:pPr>
       <w:pBdr/>
@@ -33895,9 +34502,9 @@
       </w:tcPr>
     </w:tblStylePr>
   </w:style>
-  <w:style w:type="table" w:styleId="72">
+  <w:style w:type="table" w:styleId="883">
     <w:name w:val="List Table 1 Light - Accent 4"/>
-    <w:basedOn w:val="825"/>
+    <w:basedOn w:val="1008"/>
     <w:uiPriority w:val="99"/>
     <w:pPr>
       <w:pBdr/>
@@ -34111,9 +34718,9 @@
       </w:tcPr>
     </w:tblStylePr>
   </w:style>
-  <w:style w:type="table" w:styleId="73">
+  <w:style w:type="table" w:styleId="884">
     <w:name w:val="List Table 1 Light - Accent 5"/>
-    <w:basedOn w:val="825"/>
+    <w:basedOn w:val="1008"/>
     <w:uiPriority w:val="99"/>
     <w:pPr>
       <w:pBdr/>
@@ -34327,9 +34934,9 @@
       </w:tcPr>
     </w:tblStylePr>
   </w:style>
-  <w:style w:type="table" w:styleId="74">
+  <w:style w:type="table" w:styleId="885">
     <w:name w:val="List Table 1 Light - Accent 6"/>
-    <w:basedOn w:val="825"/>
+    <w:basedOn w:val="1008"/>
     <w:uiPriority w:val="99"/>
     <w:pPr>
       <w:pBdr/>
@@ -34543,9 +35150,9 @@
       </w:tcPr>
     </w:tblStylePr>
   </w:style>
-  <w:style w:type="table" w:styleId="75">
+  <w:style w:type="table" w:styleId="886">
     <w:name w:val="List Table 2"/>
-    <w:basedOn w:val="825"/>
+    <w:basedOn w:val="1008"/>
     <w:uiPriority w:val="99"/>
     <w:pPr>
       <w:pBdr/>
@@ -34781,9 +35388,9 @@
       </w:tcPr>
     </w:tblStylePr>
   </w:style>
-  <w:style w:type="table" w:styleId="76">
+  <w:style w:type="table" w:styleId="887">
     <w:name w:val="List Table 2 - Accent 1"/>
-    <w:basedOn w:val="825"/>
+    <w:basedOn w:val="1008"/>
     <w:uiPriority w:val="99"/>
     <w:pPr>
       <w:pBdr/>
@@ -35019,9 +35626,9 @@
       </w:tcPr>
     </w:tblStylePr>
   </w:style>
-  <w:style w:type="table" w:styleId="77">
+  <w:style w:type="table" w:styleId="888">
     <w:name w:val="List Table 2 - Accent 2"/>
-    <w:basedOn w:val="825"/>
+    <w:basedOn w:val="1008"/>
     <w:uiPriority w:val="99"/>
     <w:pPr>
       <w:pBdr/>
@@ -35257,9 +35864,9 @@
       </w:tcPr>
     </w:tblStylePr>
   </w:style>
-  <w:style w:type="table" w:styleId="78">
+  <w:style w:type="table" w:styleId="889">
     <w:name w:val="List Table 2 - Accent 3"/>
-    <w:basedOn w:val="825"/>
+    <w:basedOn w:val="1008"/>
     <w:uiPriority w:val="99"/>
     <w:pPr>
       <w:pBdr/>
@@ -35495,9 +36102,9 @@
       </w:tcPr>
     </w:tblStylePr>
   </w:style>
-  <w:style w:type="table" w:styleId="79">
+  <w:style w:type="table" w:styleId="890">
     <w:name w:val="List Table 2 - Accent 4"/>
-    <w:basedOn w:val="825"/>
+    <w:basedOn w:val="1008"/>
     <w:uiPriority w:val="99"/>
     <w:pPr>
       <w:pBdr/>
@@ -35733,9 +36340,9 @@
       </w:tcPr>
     </w:tblStylePr>
   </w:style>
-  <w:style w:type="table" w:styleId="80">
+  <w:style w:type="table" w:styleId="891">
     <w:name w:val="List Table 2 - Accent 5"/>
-    <w:basedOn w:val="825"/>
+    <w:basedOn w:val="1008"/>
     <w:uiPriority w:val="99"/>
     <w:pPr>
       <w:pBdr/>
@@ -35971,9 +36578,9 @@
       </w:tcPr>
     </w:tblStylePr>
   </w:style>
-  <w:style w:type="table" w:styleId="81">
+  <w:style w:type="table" w:styleId="892">
     <w:name w:val="List Table 2 - Accent 6"/>
-    <w:basedOn w:val="825"/>
+    <w:basedOn w:val="1008"/>
     <w:uiPriority w:val="99"/>
     <w:pPr>
       <w:pBdr/>
@@ -36209,9 +36816,9 @@
       </w:tcPr>
     </w:tblStylePr>
   </w:style>
-  <w:style w:type="table" w:styleId="82">
+  <w:style w:type="table" w:styleId="893">
     <w:name w:val="List Table 3"/>
-    <w:basedOn w:val="825"/>
+    <w:basedOn w:val="1008"/>
     <w:uiPriority w:val="99"/>
     <w:pPr>
       <w:pBdr/>
@@ -36437,9 +37044,9 @@
       </w:tcPr>
     </w:tblStylePr>
   </w:style>
-  <w:style w:type="table" w:styleId="83">
+  <w:style w:type="table" w:styleId="894">
     <w:name w:val="List Table 3 - Accent 1"/>
-    <w:basedOn w:val="825"/>
+    <w:basedOn w:val="1008"/>
     <w:uiPriority w:val="99"/>
     <w:pPr>
       <w:pBdr/>
@@ -36665,9 +37272,9 @@
       </w:tcPr>
     </w:tblStylePr>
   </w:style>
-  <w:style w:type="table" w:styleId="84">
+  <w:style w:type="table" w:styleId="895">
     <w:name w:val="List Table 3 - Accent 2"/>
-    <w:basedOn w:val="825"/>
+    <w:basedOn w:val="1008"/>
     <w:uiPriority w:val="99"/>
     <w:pPr>
       <w:pBdr/>
@@ -36893,9 +37500,9 @@
       </w:tcPr>
     </w:tblStylePr>
   </w:style>
-  <w:style w:type="table" w:styleId="85">
+  <w:style w:type="table" w:styleId="896">
     <w:name w:val="List Table 3 - Accent 3"/>
-    <w:basedOn w:val="825"/>
+    <w:basedOn w:val="1008"/>
     <w:uiPriority w:val="99"/>
     <w:pPr>
       <w:pBdr/>
@@ -37121,9 +37728,9 @@
       </w:tcPr>
     </w:tblStylePr>
   </w:style>
-  <w:style w:type="table" w:styleId="86">
+  <w:style w:type="table" w:styleId="897">
     <w:name w:val="List Table 3 - Accent 4"/>
-    <w:basedOn w:val="825"/>
+    <w:basedOn w:val="1008"/>
     <w:uiPriority w:val="99"/>
     <w:pPr>
       <w:pBdr/>
@@ -37349,9 +37956,9 @@
       </w:tcPr>
     </w:tblStylePr>
   </w:style>
-  <w:style w:type="table" w:styleId="87">
+  <w:style w:type="table" w:styleId="898">
     <w:name w:val="List Table 3 - Accent 5"/>
-    <w:basedOn w:val="825"/>
+    <w:basedOn w:val="1008"/>
     <w:uiPriority w:val="99"/>
     <w:pPr>
       <w:pBdr/>
@@ -37577,9 +38184,9 @@
       </w:tcPr>
     </w:tblStylePr>
   </w:style>
-  <w:style w:type="table" w:styleId="88">
+  <w:style w:type="table" w:styleId="899">
     <w:name w:val="List Table 3 - Accent 6"/>
-    <w:basedOn w:val="825"/>
+    <w:basedOn w:val="1008"/>
     <w:uiPriority w:val="99"/>
     <w:pPr>
       <w:pBdr/>
@@ -37805,9 +38412,9 @@
       </w:tcPr>
     </w:tblStylePr>
   </w:style>
-  <w:style w:type="table" w:styleId="89">
+  <w:style w:type="table" w:styleId="900">
     <w:name w:val="List Table 4"/>
-    <w:basedOn w:val="825"/>
+    <w:basedOn w:val="1008"/>
     <w:uiPriority w:val="99"/>
     <w:pPr>
       <w:pBdr/>
@@ -38030,9 +38637,9 @@
       </w:tcPr>
     </w:tblStylePr>
   </w:style>
-  <w:style w:type="table" w:styleId="90">
+  <w:style w:type="table" w:styleId="901">
     <w:name w:val="List Table 4 - Accent 1"/>
-    <w:basedOn w:val="825"/>
+    <w:basedOn w:val="1008"/>
     <w:uiPriority w:val="99"/>
     <w:pPr>
       <w:pBdr/>
@@ -38255,9 +38862,9 @@
       </w:tcPr>
     </w:tblStylePr>
   </w:style>
-  <w:style w:type="table" w:styleId="91">
+  <w:style w:type="table" w:styleId="902">
     <w:name w:val="List Table 4 - Accent 2"/>
-    <w:basedOn w:val="825"/>
+    <w:basedOn w:val="1008"/>
     <w:uiPriority w:val="99"/>
     <w:pPr>
       <w:pBdr/>
@@ -38480,9 +39087,9 @@
       </w:tcPr>
     </w:tblStylePr>
   </w:style>
-  <w:style w:type="table" w:styleId="92">
+  <w:style w:type="table" w:styleId="903">
     <w:name w:val="List Table 4 - Accent 3"/>
-    <w:basedOn w:val="825"/>
+    <w:basedOn w:val="1008"/>
     <w:uiPriority w:val="99"/>
     <w:pPr>
       <w:pBdr/>
@@ -38705,9 +39312,9 @@
       </w:tcPr>
     </w:tblStylePr>
   </w:style>
-  <w:style w:type="table" w:styleId="93">
+  <w:style w:type="table" w:styleId="904">
     <w:name w:val="List Table 4 - Accent 4"/>
-    <w:basedOn w:val="825"/>
+    <w:basedOn w:val="1008"/>
     <w:uiPriority w:val="99"/>
     <w:pPr>
       <w:pBdr/>
@@ -38930,9 +39537,9 @@
       </w:tcPr>
     </w:tblStylePr>
   </w:style>
-  <w:style w:type="table" w:styleId="94">
+  <w:style w:type="table" w:styleId="905">
     <w:name w:val="List Table 4 - Accent 5"/>
-    <w:basedOn w:val="825"/>
+    <w:basedOn w:val="1008"/>
     <w:uiPriority w:val="99"/>
     <w:pPr>
       <w:pBdr/>
@@ -39155,9 +39762,9 @@
       </w:tcPr>
     </w:tblStylePr>
   </w:style>
-  <w:style w:type="table" w:styleId="95">
+  <w:style w:type="table" w:styleId="906">
     <w:name w:val="List Table 4 - Accent 6"/>
-    <w:basedOn w:val="825"/>
+    <w:basedOn w:val="1008"/>
     <w:uiPriority w:val="99"/>
     <w:pPr>
       <w:pBdr/>
@@ -39380,9 +39987,9 @@
       </w:tcPr>
     </w:tblStylePr>
   </w:style>
-  <w:style w:type="table" w:styleId="96">
+  <w:style w:type="table" w:styleId="907">
     <w:name w:val="List Table 5 Dark"/>
-    <w:basedOn w:val="825"/>
+    <w:basedOn w:val="1008"/>
     <w:uiPriority w:val="99"/>
     <w:pPr>
       <w:pBdr/>
@@ -39622,9 +40229,9 @@
       </w:tcPr>
     </w:tblStylePr>
   </w:style>
-  <w:style w:type="table" w:styleId="97">
+  <w:style w:type="table" w:styleId="908">
     <w:name w:val="List Table 5 Dark - Accent 1"/>
-    <w:basedOn w:val="825"/>
+    <w:basedOn w:val="1008"/>
     <w:uiPriority w:val="99"/>
     <w:pPr>
       <w:pBdr/>
@@ -39864,9 +40471,9 @@
       </w:tcPr>
     </w:tblStylePr>
   </w:style>
-  <w:style w:type="table" w:styleId="98">
+  <w:style w:type="table" w:styleId="909">
     <w:name w:val="List Table 5 Dark - Accent 2"/>
-    <w:basedOn w:val="825"/>
+    <w:basedOn w:val="1008"/>
     <w:uiPriority w:val="99"/>
     <w:pPr>
       <w:pBdr/>
@@ -40106,9 +40713,9 @@
       </w:tcPr>
     </w:tblStylePr>
   </w:style>
-  <w:style w:type="table" w:styleId="99">
+  <w:style w:type="table" w:styleId="910">
     <w:name w:val="List Table 5 Dark - Accent 3"/>
-    <w:basedOn w:val="825"/>
+    <w:basedOn w:val="1008"/>
     <w:uiPriority w:val="99"/>
     <w:pPr>
       <w:pBdr/>
@@ -40348,9 +40955,9 @@
       </w:tcPr>
     </w:tblStylePr>
   </w:style>
-  <w:style w:type="table" w:styleId="100">
+  <w:style w:type="table" w:styleId="911">
     <w:name w:val="List Table 5 Dark - Accent 4"/>
-    <w:basedOn w:val="825"/>
+    <w:basedOn w:val="1008"/>
     <w:uiPriority w:val="99"/>
     <w:pPr>
       <w:pBdr/>
@@ -40590,9 +41197,9 @@
       </w:tcPr>
     </w:tblStylePr>
   </w:style>
-  <w:style w:type="table" w:styleId="101">
+  <w:style w:type="table" w:styleId="912">
     <w:name w:val="List Table 5 Dark - Accent 5"/>
-    <w:basedOn w:val="825"/>
+    <w:basedOn w:val="1008"/>
     <w:uiPriority w:val="99"/>
     <w:pPr>
       <w:pBdr/>
@@ -40832,9 +41439,9 @@
       </w:tcPr>
     </w:tblStylePr>
   </w:style>
-  <w:style w:type="table" w:styleId="102">
+  <w:style w:type="table" w:styleId="913">
     <w:name w:val="List Table 5 Dark - Accent 6"/>
-    <w:basedOn w:val="825"/>
+    <w:basedOn w:val="1008"/>
     <w:uiPriority w:val="99"/>
     <w:pPr>
       <w:pBdr/>
@@ -41074,9 +41681,9 @@
       </w:tcPr>
     </w:tblStylePr>
   </w:style>
-  <w:style w:type="table" w:styleId="103">
+  <w:style w:type="table" w:styleId="914">
     <w:name w:val="List Table 6 Colorful"/>
-    <w:basedOn w:val="825"/>
+    <w:basedOn w:val="1008"/>
     <w:uiPriority w:val="99"/>
     <w:pPr>
       <w:pBdr/>
@@ -41297,9 +41904,9 @@
       </w:tcPr>
     </w:tblStylePr>
   </w:style>
-  <w:style w:type="table" w:styleId="104">
+  <w:style w:type="table" w:styleId="915">
     <w:name w:val="List Table 6 Colorful - Accent 1"/>
-    <w:basedOn w:val="825"/>
+    <w:basedOn w:val="1008"/>
     <w:uiPriority w:val="99"/>
     <w:pPr>
       <w:pBdr/>
@@ -41520,9 +42127,9 @@
       </w:tcPr>
     </w:tblStylePr>
   </w:style>
-  <w:style w:type="table" w:styleId="105">
+  <w:style w:type="table" w:styleId="916">
     <w:name w:val="List Table 6 Colorful - Accent 2"/>
-    <w:basedOn w:val="825"/>
+    <w:basedOn w:val="1008"/>
     <w:uiPriority w:val="99"/>
     <w:pPr>
       <w:pBdr/>
@@ -41743,9 +42350,9 @@
       </w:tcPr>
     </w:tblStylePr>
   </w:style>
-  <w:style w:type="table" w:styleId="106">
+  <w:style w:type="table" w:styleId="917">
     <w:name w:val="List Table 6 Colorful - Accent 3"/>
-    <w:basedOn w:val="825"/>
+    <w:basedOn w:val="1008"/>
     <w:uiPriority w:val="99"/>
     <w:pPr>
       <w:pBdr/>
@@ -41966,9 +42573,9 @@
       </w:tcPr>
     </w:tblStylePr>
   </w:style>
-  <w:style w:type="table" w:styleId="107">
+  <w:style w:type="table" w:styleId="918">
     <w:name w:val="List Table 6 Colorful - Accent 4"/>
-    <w:basedOn w:val="825"/>
+    <w:basedOn w:val="1008"/>
     <w:uiPriority w:val="99"/>
     <w:pPr>
       <w:pBdr/>
@@ -42189,9 +42796,9 @@
       </w:tcPr>
     </w:tblStylePr>
   </w:style>
-  <w:style w:type="table" w:styleId="108">
+  <w:style w:type="table" w:styleId="919">
     <w:name w:val="List Table 6 Colorful - Accent 5"/>
-    <w:basedOn w:val="825"/>
+    <w:basedOn w:val="1008"/>
     <w:uiPriority w:val="99"/>
     <w:pPr>
       <w:pBdr/>
@@ -42412,9 +43019,9 @@
       </w:tcPr>
     </w:tblStylePr>
   </w:style>
-  <w:style w:type="table" w:styleId="109">
+  <w:style w:type="table" w:styleId="920">
     <w:name w:val="List Table 6 Colorful - Accent 6"/>
-    <w:basedOn w:val="825"/>
+    <w:basedOn w:val="1008"/>
     <w:uiPriority w:val="99"/>
     <w:pPr>
       <w:pBdr/>
@@ -42635,9 +43242,9 @@
       </w:tcPr>
     </w:tblStylePr>
   </w:style>
-  <w:style w:type="table" w:styleId="110">
+  <w:style w:type="table" w:styleId="921">
     <w:name w:val="List Table 7 Colorful"/>
-    <w:basedOn w:val="825"/>
+    <w:basedOn w:val="1008"/>
     <w:uiPriority w:val="99"/>
     <w:pPr>
       <w:pBdr/>
@@ -42736,11 +43343,11 @@
         <w:tblBorders/>
       </w:tblPr>
       <w:tcPr>
-        <w:shd w:color="ffffff"/>
+        <w:shd w:val="clear" w:color="ffffff"/>
         <w:tcBorders>
-          <w:top w:val="none"/>
-          <w:left w:val="none"/>
-          <w:bottom w:val="none"/>
+          <w:top w:val="none" w:color="000000" w:sz="4" w:space="0"/>
+          <w:left w:val="none" w:color="000000" w:sz="4" w:space="0"/>
+          <w:bottom w:val="none" w:color="000000" w:sz="4" w:space="0"/>
           <w:right w:val="single" w:color="000000" w:themeColor="text1" w:themeTint="80" w:sz="4" w:space="0"/>
         </w:tcBorders>
       </w:tcPr>
@@ -42763,10 +43370,10 @@
       <w:tcPr>
         <w:shd w:val="clear" w:color="ffffff" w:themeColor="light1" w:fill="ffffff" w:themeFill="light1"/>
         <w:tcBorders>
-          <w:top w:val="none"/>
-          <w:left w:val="none"/>
+          <w:top w:val="none" w:color="000000" w:sz="4" w:space="0"/>
+          <w:left w:val="none" w:color="000000" w:sz="4" w:space="0"/>
           <w:bottom w:val="single" w:color="000000" w:themeColor="text1" w:themeTint="80" w:sz="4" w:space="0"/>
-          <w:right w:val="none"/>
+          <w:right w:val="none" w:color="000000" w:sz="4" w:space="0"/>
         </w:tcBorders>
       </w:tcPr>
     </w:tblStylePr>
@@ -42786,12 +43393,12 @@
         <w:tblBorders/>
       </w:tblPr>
       <w:tcPr>
-        <w:shd w:color="ffffff"/>
+        <w:shd w:val="clear" w:color="ffffff"/>
         <w:tcBorders>
-          <w:top w:val="none"/>
+          <w:top w:val="none" w:color="000000" w:sz="4" w:space="0"/>
           <w:left w:val="single" w:color="000000" w:themeColor="text1" w:themeTint="80" w:sz="4" w:space="0"/>
-          <w:bottom w:val="none"/>
-          <w:right w:val="none"/>
+          <w:bottom w:val="none" w:color="000000" w:sz="4" w:space="0"/>
+          <w:right w:val="none" w:color="000000" w:sz="4" w:space="0"/>
         </w:tcBorders>
       </w:tcPr>
     </w:tblStylePr>
@@ -42814,9 +43421,9 @@
         <w:shd w:val="clear" w:color="ffffff" w:themeColor="light1" w:fill="ffffff" w:themeFill="light1"/>
         <w:tcBorders>
           <w:top w:val="single" w:color="000000" w:themeColor="text1" w:themeTint="80" w:sz="4" w:space="0"/>
-          <w:left w:val="none"/>
-          <w:bottom w:val="none"/>
-          <w:right w:val="none"/>
+          <w:left w:val="none" w:color="000000" w:sz="4" w:space="0"/>
+          <w:bottom w:val="none" w:color="000000" w:sz="4" w:space="0"/>
+          <w:right w:val="none" w:color="000000" w:sz="4" w:space="0"/>
         </w:tcBorders>
       </w:tcPr>
     </w:tblStylePr>
@@ -42891,9 +43498,9 @@
       </w:tcPr>
     </w:tblStylePr>
   </w:style>
-  <w:style w:type="table" w:styleId="111">
+  <w:style w:type="table" w:styleId="922">
     <w:name w:val="List Table 7 Colorful - Accent 1"/>
-    <w:basedOn w:val="825"/>
+    <w:basedOn w:val="1008"/>
     <w:uiPriority w:val="99"/>
     <w:pPr>
       <w:pBdr/>
@@ -42992,11 +43599,11 @@
         <w:tblBorders/>
       </w:tblPr>
       <w:tcPr>
-        <w:shd w:color="ffffff"/>
+        <w:shd w:val="clear" w:color="ffffff"/>
         <w:tcBorders>
-          <w:top w:val="none"/>
-          <w:left w:val="none"/>
-          <w:bottom w:val="none"/>
+          <w:top w:val="none" w:color="000000" w:sz="4" w:space="0"/>
+          <w:left w:val="none" w:color="000000" w:sz="4" w:space="0"/>
+          <w:bottom w:val="none" w:color="000000" w:sz="4" w:space="0"/>
           <w:right w:val="single" w:color="000000" w:themeColor="accent1" w:sz="4" w:space="0"/>
         </w:tcBorders>
       </w:tcPr>
@@ -43019,10 +43626,10 @@
       <w:tcPr>
         <w:shd w:val="clear" w:color="ffffff" w:themeColor="light1" w:fill="ffffff" w:themeFill="light1"/>
         <w:tcBorders>
-          <w:top w:val="none"/>
-          <w:left w:val="none"/>
+          <w:top w:val="none" w:color="000000" w:sz="4" w:space="0"/>
+          <w:left w:val="none" w:color="000000" w:sz="4" w:space="0"/>
           <w:bottom w:val="single" w:color="000000" w:themeColor="accent1" w:sz="4" w:space="0"/>
-          <w:right w:val="none"/>
+          <w:right w:val="none" w:color="000000" w:sz="4" w:space="0"/>
         </w:tcBorders>
       </w:tcPr>
     </w:tblStylePr>
@@ -43042,12 +43649,12 @@
         <w:tblBorders/>
       </w:tblPr>
       <w:tcPr>
-        <w:shd w:color="ffffff"/>
+        <w:shd w:val="clear" w:color="ffffff"/>
         <w:tcBorders>
-          <w:top w:val="none"/>
+          <w:top w:val="none" w:color="000000" w:sz="4" w:space="0"/>
           <w:left w:val="single" w:color="000000" w:themeColor="accent1" w:sz="4" w:space="0"/>
-          <w:bottom w:val="none"/>
-          <w:right w:val="none"/>
+          <w:bottom w:val="none" w:color="000000" w:sz="4" w:space="0"/>
+          <w:right w:val="none" w:color="000000" w:sz="4" w:space="0"/>
         </w:tcBorders>
       </w:tcPr>
     </w:tblStylePr>
@@ -43070,9 +43677,9 @@
         <w:shd w:val="clear" w:color="ffffff" w:themeColor="light1" w:fill="ffffff" w:themeFill="light1"/>
         <w:tcBorders>
           <w:top w:val="single" w:color="000000" w:themeColor="accent1" w:sz="4" w:space="0"/>
-          <w:left w:val="none"/>
-          <w:bottom w:val="none"/>
-          <w:right w:val="none"/>
+          <w:left w:val="none" w:color="000000" w:sz="4" w:space="0"/>
+          <w:bottom w:val="none" w:color="000000" w:sz="4" w:space="0"/>
+          <w:right w:val="none" w:color="000000" w:sz="4" w:space="0"/>
         </w:tcBorders>
       </w:tcPr>
     </w:tblStylePr>
@@ -43147,9 +43754,9 @@
       </w:tcPr>
     </w:tblStylePr>
   </w:style>
-  <w:style w:type="table" w:styleId="112">
+  <w:style w:type="table" w:styleId="923">
     <w:name w:val="List Table 7 Colorful - Accent 2"/>
-    <w:basedOn w:val="825"/>
+    <w:basedOn w:val="1008"/>
     <w:uiPriority w:val="99"/>
     <w:pPr>
       <w:pBdr/>
@@ -43248,11 +43855,11 @@
         <w:tblBorders/>
       </w:tblPr>
       <w:tcPr>
-        <w:shd w:color="ffffff"/>
+        <w:shd w:val="clear" w:color="ffffff"/>
         <w:tcBorders>
-          <w:top w:val="none"/>
-          <w:left w:val="none"/>
-          <w:bottom w:val="none"/>
+          <w:top w:val="none" w:color="000000" w:sz="4" w:space="0"/>
+          <w:left w:val="none" w:color="000000" w:sz="4" w:space="0"/>
+          <w:bottom w:val="none" w:color="000000" w:sz="4" w:space="0"/>
           <w:right w:val="single" w:color="000000" w:themeColor="accent2" w:themeTint="97" w:sz="4" w:space="0"/>
         </w:tcBorders>
       </w:tcPr>
@@ -43275,10 +43882,10 @@
       <w:tcPr>
         <w:shd w:val="clear" w:color="ffffff" w:themeColor="light1" w:fill="ffffff" w:themeFill="light1"/>
         <w:tcBorders>
-          <w:top w:val="none"/>
-          <w:left w:val="none"/>
+          <w:top w:val="none" w:color="000000" w:sz="4" w:space="0"/>
+          <w:left w:val="none" w:color="000000" w:sz="4" w:space="0"/>
           <w:bottom w:val="single" w:color="000000" w:themeColor="accent2" w:themeTint="97" w:sz="4" w:space="0"/>
-          <w:right w:val="none"/>
+          <w:right w:val="none" w:color="000000" w:sz="4" w:space="0"/>
         </w:tcBorders>
       </w:tcPr>
     </w:tblStylePr>
@@ -43298,12 +43905,12 @@
         <w:tblBorders/>
       </w:tblPr>
       <w:tcPr>
-        <w:shd w:color="ffffff"/>
+        <w:shd w:val="clear" w:color="ffffff"/>
         <w:tcBorders>
-          <w:top w:val="none"/>
+          <w:top w:val="none" w:color="000000" w:sz="4" w:space="0"/>
           <w:left w:val="single" w:color="000000" w:themeColor="accent2" w:themeTint="97" w:sz="4" w:space="0"/>
-          <w:bottom w:val="none"/>
-          <w:right w:val="none"/>
+          <w:bottom w:val="none" w:color="000000" w:sz="4" w:space="0"/>
+          <w:right w:val="none" w:color="000000" w:sz="4" w:space="0"/>
         </w:tcBorders>
       </w:tcPr>
     </w:tblStylePr>
@@ -43326,9 +43933,9 @@
         <w:shd w:val="clear" w:color="ffffff" w:themeColor="light1" w:fill="ffffff" w:themeFill="light1"/>
         <w:tcBorders>
           <w:top w:val="single" w:color="000000" w:themeColor="accent2" w:themeTint="97" w:sz="4" w:space="0"/>
-          <w:left w:val="none"/>
-          <w:bottom w:val="none"/>
-          <w:right w:val="none"/>
+          <w:left w:val="none" w:color="000000" w:sz="4" w:space="0"/>
+          <w:bottom w:val="none" w:color="000000" w:sz="4" w:space="0"/>
+          <w:right w:val="none" w:color="000000" w:sz="4" w:space="0"/>
         </w:tcBorders>
       </w:tcPr>
     </w:tblStylePr>
@@ -43403,9 +44010,9 @@
       </w:tcPr>
     </w:tblStylePr>
   </w:style>
-  <w:style w:type="table" w:styleId="113">
+  <w:style w:type="table" w:styleId="924">
     <w:name w:val="List Table 7 Colorful - Accent 3"/>
-    <w:basedOn w:val="825"/>
+    <w:basedOn w:val="1008"/>
     <w:uiPriority w:val="99"/>
     <w:pPr>
       <w:pBdr/>
@@ -43504,11 +44111,11 @@
         <w:tblBorders/>
       </w:tblPr>
       <w:tcPr>
-        <w:shd w:color="ffffff"/>
+        <w:shd w:val="clear" w:color="ffffff"/>
         <w:tcBorders>
-          <w:top w:val="none"/>
-          <w:left w:val="none"/>
-          <w:bottom w:val="none"/>
+          <w:top w:val="none" w:color="000000" w:sz="4" w:space="0"/>
+          <w:left w:val="none" w:color="000000" w:sz="4" w:space="0"/>
+          <w:bottom w:val="none" w:color="000000" w:sz="4" w:space="0"/>
           <w:right w:val="single" w:color="000000" w:themeColor="accent3" w:themeTint="98" w:sz="4" w:space="0"/>
         </w:tcBorders>
       </w:tcPr>
@@ -43531,10 +44138,10 @@
       <w:tcPr>
         <w:shd w:val="clear" w:color="ffffff" w:themeColor="light1" w:fill="ffffff" w:themeFill="light1"/>
         <w:tcBorders>
-          <w:top w:val="none"/>
-          <w:left w:val="none"/>
+          <w:top w:val="none" w:color="000000" w:sz="4" w:space="0"/>
+          <w:left w:val="none" w:color="000000" w:sz="4" w:space="0"/>
           <w:bottom w:val="single" w:color="000000" w:themeColor="accent3" w:themeTint="98" w:sz="4" w:space="0"/>
-          <w:right w:val="none"/>
+          <w:right w:val="none" w:color="000000" w:sz="4" w:space="0"/>
         </w:tcBorders>
       </w:tcPr>
     </w:tblStylePr>
@@ -43554,12 +44161,12 @@
         <w:tblBorders/>
       </w:tblPr>
       <w:tcPr>
-        <w:shd w:color="ffffff"/>
+        <w:shd w:val="clear" w:color="ffffff"/>
         <w:tcBorders>
-          <w:top w:val="none"/>
+          <w:top w:val="none" w:color="000000" w:sz="4" w:space="0"/>
           <w:left w:val="single" w:color="000000" w:themeColor="accent3" w:themeTint="98" w:sz="4" w:space="0"/>
-          <w:bottom w:val="none"/>
-          <w:right w:val="none"/>
+          <w:bottom w:val="none" w:color="000000" w:sz="4" w:space="0"/>
+          <w:right w:val="none" w:color="000000" w:sz="4" w:space="0"/>
         </w:tcBorders>
       </w:tcPr>
     </w:tblStylePr>
@@ -43582,9 +44189,9 @@
         <w:shd w:val="clear" w:color="ffffff" w:themeColor="light1" w:fill="ffffff" w:themeFill="light1"/>
         <w:tcBorders>
           <w:top w:val="single" w:color="000000" w:themeColor="accent3" w:themeTint="98" w:sz="4" w:space="0"/>
-          <w:left w:val="none"/>
-          <w:bottom w:val="none"/>
-          <w:right w:val="none"/>
+          <w:left w:val="none" w:color="000000" w:sz="4" w:space="0"/>
+          <w:bottom w:val="none" w:color="000000" w:sz="4" w:space="0"/>
+          <w:right w:val="none" w:color="000000" w:sz="4" w:space="0"/>
         </w:tcBorders>
       </w:tcPr>
     </w:tblStylePr>
@@ -43659,9 +44266,9 @@
       </w:tcPr>
     </w:tblStylePr>
   </w:style>
-  <w:style w:type="table" w:styleId="114">
+  <w:style w:type="table" w:styleId="925">
     <w:name w:val="List Table 7 Colorful - Accent 4"/>
-    <w:basedOn w:val="825"/>
+    <w:basedOn w:val="1008"/>
     <w:uiPriority w:val="99"/>
     <w:pPr>
       <w:pBdr/>
@@ -43760,11 +44367,11 @@
         <w:tblBorders/>
       </w:tblPr>
       <w:tcPr>
-        <w:shd w:color="ffffff"/>
+        <w:shd w:val="clear" w:color="ffffff"/>
         <w:tcBorders>
-          <w:top w:val="none"/>
-          <w:left w:val="none"/>
-          <w:bottom w:val="none"/>
+          <w:top w:val="none" w:color="000000" w:sz="4" w:space="0"/>
+          <w:left w:val="none" w:color="000000" w:sz="4" w:space="0"/>
+          <w:bottom w:val="none" w:color="000000" w:sz="4" w:space="0"/>
           <w:right w:val="single" w:color="000000" w:themeColor="accent4" w:themeTint="9A" w:sz="4" w:space="0"/>
         </w:tcBorders>
       </w:tcPr>
@@ -43787,10 +44394,10 @@
       <w:tcPr>
         <w:shd w:val="clear" w:color="ffffff" w:themeColor="light1" w:fill="ffffff" w:themeFill="light1"/>
         <w:tcBorders>
-          <w:top w:val="none"/>
-          <w:left w:val="none"/>
+          <w:top w:val="none" w:color="000000" w:sz="4" w:space="0"/>
+          <w:left w:val="none" w:color="000000" w:sz="4" w:space="0"/>
           <w:bottom w:val="single" w:color="000000" w:themeColor="accent4" w:themeTint="9A" w:sz="4" w:space="0"/>
-          <w:right w:val="none"/>
+          <w:right w:val="none" w:color="000000" w:sz="4" w:space="0"/>
         </w:tcBorders>
       </w:tcPr>
     </w:tblStylePr>
@@ -43810,12 +44417,12 @@
         <w:tblBorders/>
       </w:tblPr>
       <w:tcPr>
-        <w:shd w:color="ffffff"/>
+        <w:shd w:val="clear" w:color="ffffff"/>
         <w:tcBorders>
-          <w:top w:val="none"/>
+          <w:top w:val="none" w:color="000000" w:sz="4" w:space="0"/>
           <w:left w:val="single" w:color="000000" w:themeColor="accent4" w:themeTint="9A" w:sz="4" w:space="0"/>
-          <w:bottom w:val="none"/>
-          <w:right w:val="none"/>
+          <w:bottom w:val="none" w:color="000000" w:sz="4" w:space="0"/>
+          <w:right w:val="none" w:color="000000" w:sz="4" w:space="0"/>
         </w:tcBorders>
       </w:tcPr>
     </w:tblStylePr>
@@ -43838,9 +44445,9 @@
         <w:shd w:val="clear" w:color="ffffff" w:themeColor="light1" w:fill="ffffff" w:themeFill="light1"/>
         <w:tcBorders>
           <w:top w:val="single" w:color="000000" w:themeColor="accent4" w:themeTint="9A" w:sz="4" w:space="0"/>
-          <w:left w:val="none"/>
-          <w:bottom w:val="none"/>
-          <w:right w:val="none"/>
+          <w:left w:val="none" w:color="000000" w:sz="4" w:space="0"/>
+          <w:bottom w:val="none" w:color="000000" w:sz="4" w:space="0"/>
+          <w:right w:val="none" w:color="000000" w:sz="4" w:space="0"/>
         </w:tcBorders>
       </w:tcPr>
     </w:tblStylePr>
@@ -43915,9 +44522,9 @@
       </w:tcPr>
     </w:tblStylePr>
   </w:style>
-  <w:style w:type="table" w:styleId="115">
+  <w:style w:type="table" w:styleId="926">
     <w:name w:val="List Table 7 Colorful - Accent 5"/>
-    <w:basedOn w:val="825"/>
+    <w:basedOn w:val="1008"/>
     <w:uiPriority w:val="99"/>
     <w:pPr>
       <w:pBdr/>
@@ -44016,11 +44623,11 @@
         <w:tblBorders/>
       </w:tblPr>
       <w:tcPr>
-        <w:shd w:color="ffffff"/>
+        <w:shd w:val="clear" w:color="ffffff"/>
         <w:tcBorders>
-          <w:top w:val="none"/>
-          <w:left w:val="none"/>
-          <w:bottom w:val="none"/>
+          <w:top w:val="none" w:color="000000" w:sz="4" w:space="0"/>
+          <w:left w:val="none" w:color="000000" w:sz="4" w:space="0"/>
+          <w:bottom w:val="none" w:color="000000" w:sz="4" w:space="0"/>
           <w:right w:val="single" w:color="000000" w:themeColor="accent5" w:themeTint="9A" w:sz="4" w:space="0"/>
         </w:tcBorders>
       </w:tcPr>
@@ -44043,10 +44650,10 @@
       <w:tcPr>
         <w:shd w:val="clear" w:color="ffffff" w:themeColor="light1" w:fill="ffffff" w:themeFill="light1"/>
         <w:tcBorders>
-          <w:top w:val="none"/>
-          <w:left w:val="none"/>
+          <w:top w:val="none" w:color="000000" w:sz="4" w:space="0"/>
+          <w:left w:val="none" w:color="000000" w:sz="4" w:space="0"/>
           <w:bottom w:val="single" w:color="000000" w:themeColor="accent5" w:themeTint="9A" w:sz="4" w:space="0"/>
-          <w:right w:val="none"/>
+          <w:right w:val="none" w:color="000000" w:sz="4" w:space="0"/>
         </w:tcBorders>
       </w:tcPr>
     </w:tblStylePr>
@@ -44066,12 +44673,12 @@
         <w:tblBorders/>
       </w:tblPr>
       <w:tcPr>
-        <w:shd w:color="ffffff"/>
+        <w:shd w:val="clear" w:color="ffffff"/>
         <w:tcBorders>
-          <w:top w:val="none"/>
+          <w:top w:val="none" w:color="000000" w:sz="4" w:space="0"/>
           <w:left w:val="single" w:color="000000" w:themeColor="accent5" w:themeTint="9A" w:sz="4" w:space="0"/>
-          <w:bottom w:val="none"/>
-          <w:right w:val="none"/>
+          <w:bottom w:val="none" w:color="000000" w:sz="4" w:space="0"/>
+          <w:right w:val="none" w:color="000000" w:sz="4" w:space="0"/>
         </w:tcBorders>
       </w:tcPr>
     </w:tblStylePr>
@@ -44094,9 +44701,9 @@
         <w:shd w:val="clear" w:color="ffffff" w:themeColor="light1" w:fill="ffffff" w:themeFill="light1"/>
         <w:tcBorders>
           <w:top w:val="single" w:color="000000" w:themeColor="accent5" w:themeTint="9A" w:sz="4" w:space="0"/>
-          <w:left w:val="none"/>
-          <w:bottom w:val="none"/>
-          <w:right w:val="none"/>
+          <w:left w:val="none" w:color="000000" w:sz="4" w:space="0"/>
+          <w:bottom w:val="none" w:color="000000" w:sz="4" w:space="0"/>
+          <w:right w:val="none" w:color="000000" w:sz="4" w:space="0"/>
         </w:tcBorders>
       </w:tcPr>
     </w:tblStylePr>
@@ -44171,9 +44778,9 @@
       </w:tcPr>
     </w:tblStylePr>
   </w:style>
-  <w:style w:type="table" w:styleId="116">
+  <w:style w:type="table" w:styleId="927">
     <w:name w:val="List Table 7 Colorful - Accent 6"/>
-    <w:basedOn w:val="825"/>
+    <w:basedOn w:val="1008"/>
     <w:uiPriority w:val="99"/>
     <w:pPr>
       <w:pBdr/>
@@ -44272,11 +44879,11 @@
         <w:tblBorders/>
       </w:tblPr>
       <w:tcPr>
-        <w:shd w:color="ffffff"/>
+        <w:shd w:val="clear" w:color="ffffff"/>
         <w:tcBorders>
-          <w:top w:val="none"/>
-          <w:left w:val="none"/>
-          <w:bottom w:val="none"/>
+          <w:top w:val="none" w:color="000000" w:sz="4" w:space="0"/>
+          <w:left w:val="none" w:color="000000" w:sz="4" w:space="0"/>
+          <w:bottom w:val="none" w:color="000000" w:sz="4" w:space="0"/>
           <w:right w:val="single" w:color="000000" w:themeColor="accent6" w:themeTint="98" w:sz="4" w:space="0"/>
         </w:tcBorders>
       </w:tcPr>
@@ -44299,10 +44906,10 @@
       <w:tcPr>
         <w:shd w:val="clear" w:color="ffffff" w:themeColor="light1" w:fill="ffffff" w:themeFill="light1"/>
         <w:tcBorders>
-          <w:top w:val="none"/>
-          <w:left w:val="none"/>
+          <w:top w:val="none" w:color="000000" w:sz="4" w:space="0"/>
+          <w:left w:val="none" w:color="000000" w:sz="4" w:space="0"/>
           <w:bottom w:val="single" w:color="000000" w:themeColor="accent6" w:themeTint="98" w:sz="4" w:space="0"/>
-          <w:right w:val="none"/>
+          <w:right w:val="none" w:color="000000" w:sz="4" w:space="0"/>
         </w:tcBorders>
       </w:tcPr>
     </w:tblStylePr>
@@ -44322,12 +44929,12 @@
         <w:tblBorders/>
       </w:tblPr>
       <w:tcPr>
-        <w:shd w:color="ffffff"/>
+        <w:shd w:val="clear" w:color="ffffff"/>
         <w:tcBorders>
-          <w:top w:val="none"/>
+          <w:top w:val="none" w:color="000000" w:sz="4" w:space="0"/>
           <w:left w:val="single" w:color="000000" w:themeColor="accent6" w:themeTint="98" w:sz="4" w:space="0"/>
-          <w:bottom w:val="none"/>
-          <w:right w:val="none"/>
+          <w:bottom w:val="none" w:color="000000" w:sz="4" w:space="0"/>
+          <w:right w:val="none" w:color="000000" w:sz="4" w:space="0"/>
         </w:tcBorders>
       </w:tcPr>
     </w:tblStylePr>
@@ -44350,9 +44957,9 @@
         <w:shd w:val="clear" w:color="ffffff" w:themeColor="light1" w:fill="ffffff" w:themeFill="light1"/>
         <w:tcBorders>
           <w:top w:val="single" w:color="000000" w:themeColor="accent6" w:themeTint="98" w:sz="4" w:space="0"/>
-          <w:left w:val="none"/>
-          <w:bottom w:val="none"/>
-          <w:right w:val="none"/>
+          <w:left w:val="none" w:color="000000" w:sz="4" w:space="0"/>
+          <w:bottom w:val="none" w:color="000000" w:sz="4" w:space="0"/>
+          <w:right w:val="none" w:color="000000" w:sz="4" w:space="0"/>
         </w:tcBorders>
       </w:tcPr>
     </w:tblStylePr>
@@ -44427,9 +45034,9 @@
       </w:tcPr>
     </w:tblStylePr>
   </w:style>
-  <w:style w:type="table" w:styleId="117">
+  <w:style w:type="table" w:styleId="928">
     <w:name w:val="Lined - Accent"/>
-    <w:basedOn w:val="825"/>
+    <w:basedOn w:val="1008"/>
     <w:uiPriority w:val="99"/>
     <w:pPr>
       <w:pBdr/>
@@ -44664,9 +45271,9 @@
       </w:tcPr>
     </w:tblStylePr>
   </w:style>
-  <w:style w:type="table" w:styleId="118">
+  <w:style w:type="table" w:styleId="929">
     <w:name w:val="Lined - Accent 1"/>
-    <w:basedOn w:val="825"/>
+    <w:basedOn w:val="1008"/>
     <w:uiPriority w:val="99"/>
     <w:pPr>
       <w:pBdr/>
@@ -44901,9 +45508,9 @@
       </w:tcPr>
     </w:tblStylePr>
   </w:style>
-  <w:style w:type="table" w:styleId="119">
+  <w:style w:type="table" w:styleId="930">
     <w:name w:val="Lined - Accent 2"/>
-    <w:basedOn w:val="825"/>
+    <w:basedOn w:val="1008"/>
     <w:uiPriority w:val="99"/>
     <w:pPr>
       <w:pBdr/>
@@ -45138,9 +45745,9 @@
       </w:tcPr>
     </w:tblStylePr>
   </w:style>
-  <w:style w:type="table" w:styleId="120">
+  <w:style w:type="table" w:styleId="931">
     <w:name w:val="Lined - Accent 3"/>
-    <w:basedOn w:val="825"/>
+    <w:basedOn w:val="1008"/>
     <w:uiPriority w:val="99"/>
     <w:pPr>
       <w:pBdr/>
@@ -45375,9 +45982,9 @@
       </w:tcPr>
     </w:tblStylePr>
   </w:style>
-  <w:style w:type="table" w:styleId="121">
+  <w:style w:type="table" w:styleId="932">
     <w:name w:val="Lined - Accent 4"/>
-    <w:basedOn w:val="825"/>
+    <w:basedOn w:val="1008"/>
     <w:uiPriority w:val="99"/>
     <w:pPr>
       <w:pBdr/>
@@ -45612,9 +46219,9 @@
       </w:tcPr>
     </w:tblStylePr>
   </w:style>
-  <w:style w:type="table" w:styleId="122">
+  <w:style w:type="table" w:styleId="933">
     <w:name w:val="Lined - Accent 5"/>
-    <w:basedOn w:val="825"/>
+    <w:basedOn w:val="1008"/>
     <w:uiPriority w:val="99"/>
     <w:pPr>
       <w:pBdr/>
@@ -45849,9 +46456,9 @@
       </w:tcPr>
     </w:tblStylePr>
   </w:style>
-  <w:style w:type="table" w:styleId="123">
+  <w:style w:type="table" w:styleId="934">
     <w:name w:val="Lined - Accent 6"/>
-    <w:basedOn w:val="825"/>
+    <w:basedOn w:val="1008"/>
     <w:uiPriority w:val="99"/>
     <w:pPr>
       <w:pBdr/>
@@ -46086,9 +46693,9 @@
       </w:tcPr>
     </w:tblStylePr>
   </w:style>
-  <w:style w:type="table" w:styleId="124">
+  <w:style w:type="table" w:styleId="935">
     <w:name w:val="Bordered &amp; Lined - Accent"/>
-    <w:basedOn w:val="825"/>
+    <w:basedOn w:val="1008"/>
     <w:uiPriority w:val="99"/>
     <w:pPr>
       <w:pBdr/>
@@ -46330,9 +46937,9 @@
       </w:tcPr>
     </w:tblStylePr>
   </w:style>
-  <w:style w:type="table" w:styleId="125">
+  <w:style w:type="table" w:styleId="936">
     <w:name w:val="Bordered &amp; Lined - Accent 1"/>
-    <w:basedOn w:val="825"/>
+    <w:basedOn w:val="1008"/>
     <w:uiPriority w:val="99"/>
     <w:pPr>
       <w:pBdr/>
@@ -46574,9 +47181,9 @@
       </w:tcPr>
     </w:tblStylePr>
   </w:style>
-  <w:style w:type="table" w:styleId="126">
+  <w:style w:type="table" w:styleId="937">
     <w:name w:val="Bordered &amp; Lined - Accent 2"/>
-    <w:basedOn w:val="825"/>
+    <w:basedOn w:val="1008"/>
     <w:uiPriority w:val="99"/>
     <w:pPr>
       <w:pBdr/>
@@ -46818,9 +47425,9 @@
       </w:tcPr>
     </w:tblStylePr>
   </w:style>
-  <w:style w:type="table" w:styleId="127">
+  <w:style w:type="table" w:styleId="938">
     <w:name w:val="Bordered &amp; Lined - Accent 3"/>
-    <w:basedOn w:val="825"/>
+    <w:basedOn w:val="1008"/>
     <w:uiPriority w:val="99"/>
     <w:pPr>
       <w:pBdr/>
@@ -47062,9 +47669,9 @@
       </w:tcPr>
     </w:tblStylePr>
   </w:style>
-  <w:style w:type="table" w:styleId="128">
+  <w:style w:type="table" w:styleId="939">
     <w:name w:val="Bordered &amp; Lined - Accent 4"/>
-    <w:basedOn w:val="825"/>
+    <w:basedOn w:val="1008"/>
     <w:uiPriority w:val="99"/>
     <w:pPr>
       <w:pBdr/>
@@ -47306,9 +47913,9 @@
       </w:tcPr>
     </w:tblStylePr>
   </w:style>
-  <w:style w:type="table" w:styleId="129">
+  <w:style w:type="table" w:styleId="940">
     <w:name w:val="Bordered &amp; Lined - Accent 5"/>
-    <w:basedOn w:val="825"/>
+    <w:basedOn w:val="1008"/>
     <w:uiPriority w:val="99"/>
     <w:pPr>
       <w:pBdr/>
@@ -47550,9 +48157,9 @@
       </w:tcPr>
     </w:tblStylePr>
   </w:style>
-  <w:style w:type="table" w:styleId="130">
+  <w:style w:type="table" w:styleId="941">
     <w:name w:val="Bordered &amp; Lined - Accent 6"/>
-    <w:basedOn w:val="825"/>
+    <w:basedOn w:val="1008"/>
     <w:uiPriority w:val="99"/>
     <w:pPr>
       <w:pBdr/>
@@ -47794,9 +48401,9 @@
       </w:tcPr>
     </w:tblStylePr>
   </w:style>
-  <w:style w:type="table" w:styleId="131">
+  <w:style w:type="table" w:styleId="942">
     <w:name w:val="Bordered"/>
-    <w:basedOn w:val="825"/>
+    <w:basedOn w:val="1008"/>
     <w:uiPriority w:val="99"/>
     <w:pPr>
       <w:pBdr/>
@@ -48025,9 +48632,9 @@
       </w:tcPr>
     </w:tblStylePr>
   </w:style>
-  <w:style w:type="table" w:styleId="132">
+  <w:style w:type="table" w:styleId="943">
     <w:name w:val="Bordered - Accent 1"/>
-    <w:basedOn w:val="825"/>
+    <w:basedOn w:val="1008"/>
     <w:uiPriority w:val="99"/>
     <w:pPr>
       <w:pBdr/>
@@ -48256,9 +48863,9 @@
       </w:tcPr>
     </w:tblStylePr>
   </w:style>
-  <w:style w:type="table" w:styleId="133">
+  <w:style w:type="table" w:styleId="944">
     <w:name w:val="Bordered - Accent 2"/>
-    <w:basedOn w:val="825"/>
+    <w:basedOn w:val="1008"/>
     <w:uiPriority w:val="99"/>
     <w:pPr>
       <w:pBdr/>
@@ -48487,9 +49094,9 @@
       </w:tcPr>
     </w:tblStylePr>
   </w:style>
-  <w:style w:type="table" w:styleId="134">
+  <w:style w:type="table" w:styleId="945">
     <w:name w:val="Bordered - Accent 3"/>
-    <w:basedOn w:val="825"/>
+    <w:basedOn w:val="1008"/>
     <w:uiPriority w:val="99"/>
     <w:pPr>
       <w:pBdr/>
@@ -48718,9 +49325,9 @@
       </w:tcPr>
     </w:tblStylePr>
   </w:style>
-  <w:style w:type="table" w:styleId="135">
+  <w:style w:type="table" w:styleId="946">
     <w:name w:val="Bordered - Accent 4"/>
-    <w:basedOn w:val="825"/>
+    <w:basedOn w:val="1008"/>
     <w:uiPriority w:val="99"/>
     <w:pPr>
       <w:pBdr/>
@@ -48949,9 +49556,9 @@
       </w:tcPr>
     </w:tblStylePr>
   </w:style>
-  <w:style w:type="table" w:styleId="136">
+  <w:style w:type="table" w:styleId="947">
     <w:name w:val="Bordered - Accent 5"/>
-    <w:basedOn w:val="825"/>
+    <w:basedOn w:val="1008"/>
     <w:uiPriority w:val="99"/>
     <w:pPr>
       <w:pBdr/>
@@ -49180,9 +49787,9 @@
       </w:tcPr>
     </w:tblStylePr>
   </w:style>
-  <w:style w:type="table" w:styleId="137">
+  <w:style w:type="table" w:styleId="948">
     <w:name w:val="Bordered - Accent 6"/>
-    <w:basedOn w:val="825"/>
+    <w:basedOn w:val="1008"/>
     <w:uiPriority w:val="99"/>
     <w:pPr>
       <w:pBdr/>
@@ -49411,11 +50018,11 @@
       </w:tcPr>
     </w:tblStylePr>
   </w:style>
-  <w:style w:type="paragraph" w:styleId="142">
+  <w:style w:type="paragraph" w:styleId="949">
     <w:name w:val="Heading 4"/>
-    <w:basedOn w:val="820"/>
-    <w:next w:val="820"/>
-    <w:link w:val="153"/>
+    <w:basedOn w:val="1003"/>
+    <w:next w:val="1003"/>
+    <w:link w:val="958"/>
     <w:uiPriority w:val="9"/>
     <w:unhideWhenUsed/>
     <w:qFormat/>
@@ -49434,11 +50041,11 @@
       <w:color w:val="0f4761" w:themeColor="accent1" w:themeShade="BF"/>
     </w:rPr>
   </w:style>
-  <w:style w:type="paragraph" w:styleId="143">
+  <w:style w:type="paragraph" w:styleId="950">
     <w:name w:val="Heading 5"/>
-    <w:basedOn w:val="820"/>
-    <w:next w:val="820"/>
-    <w:link w:val="154"/>
+    <w:basedOn w:val="1003"/>
+    <w:next w:val="1003"/>
+    <w:link w:val="959"/>
     <w:uiPriority w:val="9"/>
     <w:unhideWhenUsed/>
     <w:qFormat/>
@@ -49455,11 +50062,11 @@
       <w:color w:val="0f4761" w:themeColor="accent1" w:themeShade="BF"/>
     </w:rPr>
   </w:style>
-  <w:style w:type="paragraph" w:styleId="144">
+  <w:style w:type="paragraph" w:styleId="951">
     <w:name w:val="Heading 6"/>
-    <w:basedOn w:val="820"/>
-    <w:next w:val="820"/>
-    <w:link w:val="155"/>
+    <w:basedOn w:val="1003"/>
+    <w:next w:val="1003"/>
+    <w:link w:val="960"/>
     <w:uiPriority w:val="9"/>
     <w:unhideWhenUsed/>
     <w:qFormat/>
@@ -49478,11 +50085,11 @@
       <w:color w:val="595959" w:themeColor="text1" w:themeTint="A6"/>
     </w:rPr>
   </w:style>
-  <w:style w:type="paragraph" w:styleId="145">
+  <w:style w:type="paragraph" w:styleId="952">
     <w:name w:val="Heading 7"/>
-    <w:basedOn w:val="820"/>
-    <w:next w:val="820"/>
-    <w:link w:val="156"/>
+    <w:basedOn w:val="1003"/>
+    <w:next w:val="1003"/>
+    <w:link w:val="961"/>
     <w:uiPriority w:val="9"/>
     <w:unhideWhenUsed/>
     <w:qFormat/>
@@ -49499,11 +50106,11 @@
       <w:color w:val="595959" w:themeColor="text1" w:themeTint="A6"/>
     </w:rPr>
   </w:style>
-  <w:style w:type="paragraph" w:styleId="146">
+  <w:style w:type="paragraph" w:styleId="953">
     <w:name w:val="Heading 8"/>
-    <w:basedOn w:val="820"/>
-    <w:next w:val="820"/>
-    <w:link w:val="157"/>
+    <w:basedOn w:val="1003"/>
+    <w:next w:val="1003"/>
+    <w:link w:val="962"/>
     <w:uiPriority w:val="9"/>
     <w:unhideWhenUsed/>
     <w:qFormat/>
@@ -49522,11 +50129,11 @@
       <w:color w:val="272727" w:themeColor="text1" w:themeTint="D8"/>
     </w:rPr>
   </w:style>
-  <w:style w:type="paragraph" w:styleId="147">
+  <w:style w:type="paragraph" w:styleId="954">
     <w:name w:val="Heading 9"/>
-    <w:basedOn w:val="820"/>
-    <w:next w:val="820"/>
-    <w:link w:val="158"/>
+    <w:basedOn w:val="1003"/>
+    <w:next w:val="1003"/>
+    <w:link w:val="963"/>
     <w:uiPriority w:val="9"/>
     <w:unhideWhenUsed/>
     <w:qFormat/>
@@ -49545,10 +50152,10 @@
       <w:color w:val="272727" w:themeColor="text1" w:themeTint="D8"/>
     </w:rPr>
   </w:style>
-  <w:style w:type="character" w:styleId="150">
+  <w:style w:type="character" w:styleId="955">
     <w:name w:val="Heading 1 Char"/>
-    <w:basedOn w:val="824"/>
-    <w:link w:val="821"/>
+    <w:basedOn w:val="1007"/>
+    <w:link w:val="1004"/>
     <w:uiPriority w:val="9"/>
     <w:pPr>
       <w:pBdr/>
@@ -49562,10 +50169,10 @@
       <w:szCs w:val="40"/>
     </w:rPr>
   </w:style>
-  <w:style w:type="character" w:styleId="151">
+  <w:style w:type="character" w:styleId="956">
     <w:name w:val="Heading 2 Char"/>
-    <w:basedOn w:val="824"/>
-    <w:link w:val="822"/>
+    <w:basedOn w:val="1007"/>
+    <w:link w:val="1005"/>
     <w:uiPriority w:val="9"/>
     <w:pPr>
       <w:pBdr/>
@@ -49579,10 +50186,10 @@
       <w:szCs w:val="32"/>
     </w:rPr>
   </w:style>
-  <w:style w:type="character" w:styleId="152">
+  <w:style w:type="character" w:styleId="957">
     <w:name w:val="Heading 3 Char"/>
-    <w:basedOn w:val="824"/>
-    <w:link w:val="823"/>
+    <w:basedOn w:val="1007"/>
+    <w:link w:val="1006"/>
     <w:uiPriority w:val="9"/>
     <w:pPr>
       <w:pBdr/>
@@ -49596,10 +50203,10 @@
       <w:szCs w:val="28"/>
     </w:rPr>
   </w:style>
-  <w:style w:type="character" w:styleId="153">
+  <w:style w:type="character" w:styleId="958">
     <w:name w:val="Heading 4 Char"/>
-    <w:basedOn w:val="824"/>
-    <w:link w:val="142"/>
+    <w:basedOn w:val="1007"/>
+    <w:link w:val="949"/>
     <w:uiPriority w:val="9"/>
     <w:pPr>
       <w:pBdr/>
@@ -49613,10 +50220,10 @@
       <w:color w:val="0f4761" w:themeColor="accent1" w:themeShade="BF"/>
     </w:rPr>
   </w:style>
-  <w:style w:type="character" w:styleId="154">
+  <w:style w:type="character" w:styleId="959">
     <w:name w:val="Heading 5 Char"/>
-    <w:basedOn w:val="824"/>
-    <w:link w:val="143"/>
+    <w:basedOn w:val="1007"/>
+    <w:link w:val="950"/>
     <w:uiPriority w:val="9"/>
     <w:pPr>
       <w:pBdr/>
@@ -49628,10 +50235,10 @@
       <w:color w:val="0f4761" w:themeColor="accent1" w:themeShade="BF"/>
     </w:rPr>
   </w:style>
-  <w:style w:type="character" w:styleId="155">
+  <w:style w:type="character" w:styleId="960">
     <w:name w:val="Heading 6 Char"/>
-    <w:basedOn w:val="824"/>
-    <w:link w:val="144"/>
+    <w:basedOn w:val="1007"/>
+    <w:link w:val="951"/>
     <w:uiPriority w:val="9"/>
     <w:pPr>
       <w:pBdr/>
@@ -49645,10 +50252,10 @@
       <w:color w:val="595959" w:themeColor="text1" w:themeTint="A6"/>
     </w:rPr>
   </w:style>
-  <w:style w:type="character" w:styleId="156">
+  <w:style w:type="character" w:styleId="961">
     <w:name w:val="Heading 7 Char"/>
-    <w:basedOn w:val="824"/>
-    <w:link w:val="145"/>
+    <w:basedOn w:val="1007"/>
+    <w:link w:val="952"/>
     <w:uiPriority w:val="9"/>
     <w:pPr>
       <w:pBdr/>
@@ -49660,10 +50267,10 @@
       <w:color w:val="595959" w:themeColor="text1" w:themeTint="A6"/>
     </w:rPr>
   </w:style>
-  <w:style w:type="character" w:styleId="157">
+  <w:style w:type="character" w:styleId="962">
     <w:name w:val="Heading 8 Char"/>
-    <w:basedOn w:val="824"/>
-    <w:link w:val="146"/>
+    <w:basedOn w:val="1007"/>
+    <w:link w:val="953"/>
     <w:uiPriority w:val="9"/>
     <w:pPr>
       <w:pBdr/>
@@ -49677,10 +50284,10 @@
       <w:color w:val="272727" w:themeColor="text1" w:themeTint="D8"/>
     </w:rPr>
   </w:style>
-  <w:style w:type="character" w:styleId="158">
+  <w:style w:type="character" w:styleId="963">
     <w:name w:val="Heading 9 Char"/>
-    <w:basedOn w:val="824"/>
-    <w:link w:val="147"/>
+    <w:basedOn w:val="1007"/>
+    <w:link w:val="954"/>
     <w:uiPriority w:val="9"/>
     <w:pPr>
       <w:pBdr/>
@@ -49694,11 +50301,11 @@
       <w:color w:val="272727" w:themeColor="text1" w:themeTint="D8"/>
     </w:rPr>
   </w:style>
-  <w:style w:type="paragraph" w:styleId="159">
+  <w:style w:type="paragraph" w:styleId="964">
     <w:name w:val="Title"/>
-    <w:basedOn w:val="820"/>
-    <w:next w:val="820"/>
-    <w:link w:val="160"/>
+    <w:basedOn w:val="1003"/>
+    <w:next w:val="1003"/>
+    <w:link w:val="965"/>
     <w:uiPriority w:val="10"/>
     <w:qFormat/>
     <w:pPr>
@@ -49714,10 +50321,10 @@
       <w:szCs w:val="56"/>
     </w:rPr>
   </w:style>
-  <w:style w:type="character" w:styleId="160">
+  <w:style w:type="character" w:styleId="965">
     <w:name w:val="Title Char"/>
-    <w:basedOn w:val="824"/>
-    <w:link w:val="159"/>
+    <w:basedOn w:val="1007"/>
+    <w:link w:val="964"/>
     <w:uiPriority w:val="10"/>
     <w:pPr>
       <w:pBdr/>
@@ -49731,11 +50338,11 @@
       <w:szCs w:val="56"/>
     </w:rPr>
   </w:style>
-  <w:style w:type="paragraph" w:styleId="161">
+  <w:style w:type="paragraph" w:styleId="966">
     <w:name w:val="Subtitle"/>
-    <w:basedOn w:val="820"/>
-    <w:next w:val="820"/>
-    <w:link w:val="162"/>
+    <w:basedOn w:val="1003"/>
+    <w:next w:val="1003"/>
+    <w:link w:val="967"/>
     <w:uiPriority w:val="11"/>
     <w:qFormat/>
     <w:pPr>
@@ -49753,10 +50360,10 @@
       <w:szCs w:val="28"/>
     </w:rPr>
   </w:style>
-  <w:style w:type="character" w:styleId="162">
+  <w:style w:type="character" w:styleId="967">
     <w:name w:val="Subtitle Char"/>
-    <w:basedOn w:val="824"/>
-    <w:link w:val="161"/>
+    <w:basedOn w:val="1007"/>
+    <w:link w:val="966"/>
     <w:uiPriority w:val="11"/>
     <w:pPr>
       <w:pBdr/>
@@ -49770,11 +50377,11 @@
       <w:szCs w:val="28"/>
     </w:rPr>
   </w:style>
-  <w:style w:type="paragraph" w:styleId="163">
+  <w:style w:type="paragraph" w:styleId="968">
     <w:name w:val="Quote"/>
-    <w:basedOn w:val="820"/>
-    <w:next w:val="820"/>
-    <w:link w:val="164"/>
+    <w:basedOn w:val="1003"/>
+    <w:next w:val="1003"/>
+    <w:link w:val="969"/>
     <w:uiPriority w:val="29"/>
     <w:qFormat/>
     <w:pPr>
@@ -49789,10 +50396,10 @@
       <w:color w:val="404040" w:themeColor="text1" w:themeTint="BF"/>
     </w:rPr>
   </w:style>
-  <w:style w:type="character" w:styleId="164">
+  <w:style w:type="character" w:styleId="969">
     <w:name w:val="Quote Char"/>
-    <w:basedOn w:val="824"/>
-    <w:link w:val="163"/>
+    <w:basedOn w:val="1007"/>
+    <w:link w:val="968"/>
     <w:uiPriority w:val="29"/>
     <w:pPr>
       <w:pBdr/>
@@ -49805,9 +50412,9 @@
       <w:color w:val="404040" w:themeColor="text1" w:themeTint="BF"/>
     </w:rPr>
   </w:style>
-  <w:style w:type="character" w:styleId="166">
+  <w:style w:type="character" w:styleId="970">
     <w:name w:val="Intense Emphasis"/>
-    <w:basedOn w:val="824"/>
+    <w:basedOn w:val="1007"/>
     <w:uiPriority w:val="21"/>
     <w:qFormat/>
     <w:pPr>
@@ -49821,11 +50428,11 @@
       <w:color w:val="0f4761" w:themeColor="accent1" w:themeShade="BF"/>
     </w:rPr>
   </w:style>
-  <w:style w:type="paragraph" w:styleId="167">
+  <w:style w:type="paragraph" w:styleId="971">
     <w:name w:val="Intense Quote"/>
-    <w:basedOn w:val="820"/>
-    <w:next w:val="820"/>
-    <w:link w:val="168"/>
+    <w:basedOn w:val="1003"/>
+    <w:next w:val="1003"/>
+    <w:link w:val="972"/>
     <w:uiPriority w:val="30"/>
     <w:qFormat/>
     <w:pPr>
@@ -49843,10 +50450,10 @@
       <w:color w:val="0f4761" w:themeColor="accent1" w:themeShade="BF"/>
     </w:rPr>
   </w:style>
-  <w:style w:type="character" w:styleId="168">
+  <w:style w:type="character" w:styleId="972">
     <w:name w:val="Intense Quote Char"/>
-    <w:basedOn w:val="824"/>
-    <w:link w:val="167"/>
+    <w:basedOn w:val="1007"/>
+    <w:link w:val="971"/>
     <w:uiPriority w:val="30"/>
     <w:pPr>
       <w:pBdr/>
@@ -49859,9 +50466,9 @@
       <w:color w:val="0f4761" w:themeColor="accent1" w:themeShade="BF"/>
     </w:rPr>
   </w:style>
-  <w:style w:type="character" w:styleId="169">
+  <w:style w:type="character" w:styleId="973">
     <w:name w:val="Intense Reference"/>
-    <w:basedOn w:val="824"/>
+    <w:basedOn w:val="1007"/>
     <w:uiPriority w:val="32"/>
     <w:qFormat/>
     <w:pPr>
@@ -49877,9 +50484,9 @@
       <w:spacing w:val="5"/>
     </w:rPr>
   </w:style>
-  <w:style w:type="paragraph" w:styleId="170">
+  <w:style w:type="paragraph" w:styleId="974">
     <w:name w:val="No Spacing"/>
-    <w:basedOn w:val="820"/>
+    <w:basedOn w:val="1003"/>
     <w:uiPriority w:val="1"/>
     <w:qFormat/>
     <w:pPr>
@@ -49888,9 +50495,9 @@
       <w:ind/>
     </w:pPr>
   </w:style>
-  <w:style w:type="character" w:styleId="171">
+  <w:style w:type="character" w:styleId="975">
     <w:name w:val="Subtle Emphasis"/>
-    <w:basedOn w:val="824"/>
+    <w:basedOn w:val="1007"/>
     <w:uiPriority w:val="19"/>
     <w:qFormat/>
     <w:pPr>
@@ -49904,9 +50511,9 @@
       <w:color w:val="404040" w:themeColor="text1" w:themeTint="BF"/>
     </w:rPr>
   </w:style>
-  <w:style w:type="character" w:styleId="172">
+  <w:style w:type="character" w:styleId="976">
     <w:name w:val="Emphasis"/>
-    <w:basedOn w:val="824"/>
+    <w:basedOn w:val="1007"/>
     <w:uiPriority w:val="20"/>
     <w:qFormat/>
     <w:pPr>
@@ -49919,9 +50526,9 @@
       <w:iCs/>
     </w:rPr>
   </w:style>
-  <w:style w:type="character" w:styleId="173">
+  <w:style w:type="character" w:styleId="977">
     <w:name w:val="Strong"/>
-    <w:basedOn w:val="824"/>
+    <w:basedOn w:val="1007"/>
     <w:uiPriority w:val="22"/>
     <w:qFormat/>
     <w:pPr>
@@ -49934,9 +50541,9 @@
       <w:bCs/>
     </w:rPr>
   </w:style>
-  <w:style w:type="character" w:styleId="174">
+  <w:style w:type="character" w:styleId="978">
     <w:name w:val="Subtle Reference"/>
-    <w:basedOn w:val="824"/>
+    <w:basedOn w:val="1007"/>
     <w:uiPriority w:val="31"/>
     <w:qFormat/>
     <w:pPr>
@@ -49949,9 +50556,9 @@
       <w:color w:val="5a5a5a" w:themeColor="text1" w:themeTint="A5"/>
     </w:rPr>
   </w:style>
-  <w:style w:type="character" w:styleId="175">
+  <w:style w:type="character" w:styleId="979">
     <w:name w:val="Book Title"/>
-    <w:basedOn w:val="824"/>
+    <w:basedOn w:val="1007"/>
     <w:uiPriority w:val="33"/>
     <w:qFormat/>
     <w:pPr>
@@ -49967,10 +50574,10 @@
       <w:spacing w:val="5"/>
     </w:rPr>
   </w:style>
-  <w:style w:type="paragraph" w:styleId="176">
+  <w:style w:type="paragraph" w:styleId="980">
     <w:name w:val="Header"/>
-    <w:basedOn w:val="820"/>
-    <w:link w:val="177"/>
+    <w:basedOn w:val="1003"/>
+    <w:link w:val="981"/>
     <w:uiPriority w:val="99"/>
     <w:unhideWhenUsed/>
     <w:pPr>
@@ -49983,10 +50590,10 @@
       <w:ind/>
     </w:pPr>
   </w:style>
-  <w:style w:type="character" w:styleId="177">
+  <w:style w:type="character" w:styleId="981">
     <w:name w:val="Header Char"/>
-    <w:basedOn w:val="824"/>
-    <w:link w:val="176"/>
+    <w:basedOn w:val="1007"/>
+    <w:link w:val="980"/>
     <w:uiPriority w:val="99"/>
     <w:pPr>
       <w:pBdr/>
@@ -49994,10 +50601,10 @@
       <w:ind/>
     </w:pPr>
   </w:style>
-  <w:style w:type="paragraph" w:styleId="178">
+  <w:style w:type="paragraph" w:styleId="982">
     <w:name w:val="Footer"/>
-    <w:basedOn w:val="820"/>
-    <w:link w:val="179"/>
+    <w:basedOn w:val="1003"/>
+    <w:link w:val="983"/>
     <w:uiPriority w:val="99"/>
     <w:unhideWhenUsed/>
     <w:pPr>
@@ -50010,10 +50617,10 @@
       <w:ind/>
     </w:pPr>
   </w:style>
-  <w:style w:type="character" w:styleId="179">
+  <w:style w:type="character" w:styleId="983">
     <w:name w:val="Footer Char"/>
-    <w:basedOn w:val="824"/>
-    <w:link w:val="178"/>
+    <w:basedOn w:val="1007"/>
+    <w:link w:val="982"/>
     <w:uiPriority w:val="99"/>
     <w:pPr>
       <w:pBdr/>
@@ -50021,10 +50628,10 @@
       <w:ind/>
     </w:pPr>
   </w:style>
-  <w:style w:type="paragraph" w:styleId="180">
+  <w:style w:type="paragraph" w:styleId="984">
     <w:name w:val="Caption"/>
-    <w:basedOn w:val="820"/>
-    <w:next w:val="820"/>
+    <w:basedOn w:val="1003"/>
+    <w:next w:val="1003"/>
     <w:uiPriority w:val="35"/>
     <w:unhideWhenUsed/>
     <w:qFormat/>
@@ -50041,10 +50648,10 @@
       <w:szCs w:val="18"/>
     </w:rPr>
   </w:style>
-  <w:style w:type="paragraph" w:styleId="181">
+  <w:style w:type="paragraph" w:styleId="985">
     <w:name w:val="footnote text"/>
-    <w:basedOn w:val="820"/>
-    <w:link w:val="182"/>
+    <w:basedOn w:val="1003"/>
+    <w:link w:val="986"/>
     <w:uiPriority w:val="99"/>
     <w:semiHidden/>
     <w:unhideWhenUsed/>
@@ -50058,10 +50665,10 @@
       <w:szCs w:val="20"/>
     </w:rPr>
   </w:style>
-  <w:style w:type="character" w:styleId="182">
+  <w:style w:type="character" w:styleId="986">
     <w:name w:val="Footnote Text Char"/>
-    <w:basedOn w:val="824"/>
-    <w:link w:val="181"/>
+    <w:basedOn w:val="1007"/>
+    <w:link w:val="985"/>
     <w:uiPriority w:val="99"/>
     <w:semiHidden/>
     <w:pPr>
@@ -50074,9 +50681,9 @@
       <w:szCs w:val="20"/>
     </w:rPr>
   </w:style>
-  <w:style w:type="character" w:styleId="183">
+  <w:style w:type="character" w:styleId="987">
     <w:name w:val="footnote reference"/>
-    <w:basedOn w:val="824"/>
+    <w:basedOn w:val="1007"/>
     <w:uiPriority w:val="99"/>
     <w:semiHidden/>
     <w:unhideWhenUsed/>
@@ -50089,10 +50696,10 @@
       <w:vertAlign w:val="superscript"/>
     </w:rPr>
   </w:style>
-  <w:style w:type="paragraph" w:styleId="184">
+  <w:style w:type="paragraph" w:styleId="988">
     <w:name w:val="endnote text"/>
-    <w:basedOn w:val="820"/>
-    <w:link w:val="185"/>
+    <w:basedOn w:val="1003"/>
+    <w:link w:val="989"/>
     <w:uiPriority w:val="99"/>
     <w:semiHidden/>
     <w:unhideWhenUsed/>
@@ -50106,10 +50713,10 @@
       <w:szCs w:val="20"/>
     </w:rPr>
   </w:style>
-  <w:style w:type="character" w:styleId="185">
+  <w:style w:type="character" w:styleId="989">
     <w:name w:val="Endnote Text Char"/>
-    <w:basedOn w:val="824"/>
-    <w:link w:val="184"/>
+    <w:basedOn w:val="1007"/>
+    <w:link w:val="988"/>
     <w:uiPriority w:val="99"/>
     <w:semiHidden/>
     <w:pPr>
@@ -50122,9 +50729,9 @@
       <w:szCs w:val="20"/>
     </w:rPr>
   </w:style>
-  <w:style w:type="character" w:styleId="186">
+  <w:style w:type="character" w:styleId="990">
     <w:name w:val="endnote reference"/>
-    <w:basedOn w:val="824"/>
+    <w:basedOn w:val="1007"/>
     <w:uiPriority w:val="99"/>
     <w:semiHidden/>
     <w:unhideWhenUsed/>
@@ -50137,9 +50744,9 @@
       <w:vertAlign w:val="superscript"/>
     </w:rPr>
   </w:style>
-  <w:style w:type="character" w:styleId="187">
+  <w:style w:type="character" w:styleId="991">
     <w:name w:val="Hyperlink"/>
-    <w:basedOn w:val="824"/>
+    <w:basedOn w:val="1007"/>
     <w:uiPriority w:val="99"/>
     <w:unhideWhenUsed/>
     <w:pPr>
@@ -50152,9 +50759,9 @@
       <w:u w:val="single"/>
     </w:rPr>
   </w:style>
-  <w:style w:type="character" w:styleId="188">
+  <w:style w:type="character" w:styleId="992">
     <w:name w:val="FollowedHyperlink"/>
-    <w:basedOn w:val="824"/>
+    <w:basedOn w:val="1007"/>
     <w:uiPriority w:val="99"/>
     <w:semiHidden/>
     <w:unhideWhenUsed/>
@@ -50168,10 +50775,10 @@
       <w:u w:val="single"/>
     </w:rPr>
   </w:style>
-  <w:style w:type="paragraph" w:styleId="191">
+  <w:style w:type="paragraph" w:styleId="993">
     <w:name w:val="toc 3"/>
-    <w:basedOn w:val="820"/>
-    <w:next w:val="820"/>
+    <w:basedOn w:val="1003"/>
+    <w:next w:val="1003"/>
     <w:uiPriority w:val="39"/>
     <w:unhideWhenUsed/>
     <w:pPr>
@@ -50180,10 +50787,10 @@
       <w:ind w:left="440"/>
     </w:pPr>
   </w:style>
-  <w:style w:type="paragraph" w:styleId="192">
+  <w:style w:type="paragraph" w:styleId="994">
     <w:name w:val="toc 4"/>
-    <w:basedOn w:val="820"/>
-    <w:next w:val="820"/>
+    <w:basedOn w:val="1003"/>
+    <w:next w:val="1003"/>
     <w:uiPriority w:val="39"/>
     <w:unhideWhenUsed/>
     <w:pPr>
@@ -50192,10 +50799,10 @@
       <w:ind w:left="660"/>
     </w:pPr>
   </w:style>
-  <w:style w:type="paragraph" w:styleId="193">
+  <w:style w:type="paragraph" w:styleId="995">
     <w:name w:val="toc 5"/>
-    <w:basedOn w:val="820"/>
-    <w:next w:val="820"/>
+    <w:basedOn w:val="1003"/>
+    <w:next w:val="1003"/>
     <w:uiPriority w:val="39"/>
     <w:unhideWhenUsed/>
     <w:pPr>
@@ -50204,10 +50811,10 @@
       <w:ind w:left="880"/>
     </w:pPr>
   </w:style>
-  <w:style w:type="paragraph" w:styleId="194">
+  <w:style w:type="paragraph" w:styleId="996">
     <w:name w:val="toc 6"/>
-    <w:basedOn w:val="820"/>
-    <w:next w:val="820"/>
+    <w:basedOn w:val="1003"/>
+    <w:next w:val="1003"/>
     <w:uiPriority w:val="39"/>
     <w:unhideWhenUsed/>
     <w:pPr>
@@ -50216,10 +50823,10 @@
       <w:ind w:left="1100"/>
     </w:pPr>
   </w:style>
-  <w:style w:type="paragraph" w:styleId="195">
+  <w:style w:type="paragraph" w:styleId="997">
     <w:name w:val="toc 7"/>
-    <w:basedOn w:val="820"/>
-    <w:next w:val="820"/>
+    <w:basedOn w:val="1003"/>
+    <w:next w:val="1003"/>
     <w:uiPriority w:val="39"/>
     <w:unhideWhenUsed/>
     <w:pPr>
@@ -50228,10 +50835,10 @@
       <w:ind w:left="1320"/>
     </w:pPr>
   </w:style>
-  <w:style w:type="paragraph" w:styleId="196">
+  <w:style w:type="paragraph" w:styleId="998">
     <w:name w:val="toc 8"/>
-    <w:basedOn w:val="820"/>
-    <w:next w:val="820"/>
+    <w:basedOn w:val="1003"/>
+    <w:next w:val="1003"/>
     <w:uiPriority w:val="39"/>
     <w:unhideWhenUsed/>
     <w:pPr>
@@ -50240,10 +50847,10 @@
       <w:ind w:left="1540"/>
     </w:pPr>
   </w:style>
-  <w:style w:type="paragraph" w:styleId="197">
+  <w:style w:type="paragraph" w:styleId="999">
     <w:name w:val="toc 9"/>
-    <w:basedOn w:val="820"/>
-    <w:next w:val="820"/>
+    <w:basedOn w:val="1003"/>
+    <w:next w:val="1003"/>
     <w:uiPriority w:val="39"/>
     <w:unhideWhenUsed/>
     <w:pPr>
@@ -50252,9 +50859,9 @@
       <w:ind w:left="1760"/>
     </w:pPr>
   </w:style>
-  <w:style w:type="character" w:styleId="198">
+  <w:style w:type="character" w:styleId="1000">
     <w:name w:val="Placeholder Text"/>
-    <w:basedOn w:val="824"/>
+    <w:basedOn w:val="1007"/>
     <w:uiPriority w:val="99"/>
     <w:semiHidden/>
     <w:pPr>
@@ -50266,7 +50873,7 @@
       <w:color w:val="666666"/>
     </w:rPr>
   </w:style>
-  <w:style w:type="paragraph" w:styleId="208">
+  <w:style w:type="paragraph" w:styleId="1001">
     <w:name w:val="TOC Heading"/>
     <w:uiPriority w:val="39"/>
     <w:unhideWhenUsed/>
@@ -50276,10 +50883,10 @@
       <w:ind/>
     </w:pPr>
   </w:style>
-  <w:style w:type="paragraph" w:styleId="209">
+  <w:style w:type="paragraph" w:styleId="1002">
     <w:name w:val="table of figures"/>
-    <w:basedOn w:val="820"/>
-    <w:next w:val="820"/>
+    <w:basedOn w:val="1003"/>
+    <w:next w:val="1003"/>
     <w:uiPriority w:val="99"/>
     <w:unhideWhenUsed/>
     <w:pPr>
@@ -50288,7 +50895,7 @@
       <w:ind/>
     </w:pPr>
   </w:style>
-  <w:style w:type="paragraph" w:styleId="820" w:default="1">
+  <w:style w:type="paragraph" w:styleId="1003" w:default="1">
     <w:name w:val="Normal"/>
     <w:qFormat/>
     <w:pPr>
@@ -50301,9 +50908,9 @@
       <w:lang w:val="lv-LV"/>
     </w:rPr>
   </w:style>
-  <w:style w:type="paragraph" w:styleId="821">
+  <w:style w:type="paragraph" w:styleId="1004">
     <w:name w:val="Heading 1"/>
-    <w:basedOn w:val="820"/>
+    <w:basedOn w:val="1003"/>
     <w:uiPriority w:val="9"/>
     <w:qFormat/>
     <w:pPr>
@@ -50319,9 +50926,9 @@
       <w:szCs w:val="28"/>
     </w:rPr>
   </w:style>
-  <w:style w:type="paragraph" w:styleId="822">
+  <w:style w:type="paragraph" w:styleId="1005">
     <w:name w:val="Heading 2"/>
-    <w:basedOn w:val="820"/>
+    <w:basedOn w:val="1003"/>
     <w:uiPriority w:val="9"/>
     <w:unhideWhenUsed/>
     <w:qFormat/>
@@ -50338,9 +50945,9 @@
       <w:szCs w:val="24"/>
     </w:rPr>
   </w:style>
-  <w:style w:type="paragraph" w:styleId="823">
+  <w:style w:type="paragraph" w:styleId="1006">
     <w:name w:val="Heading 3"/>
-    <w:basedOn w:val="820"/>
+    <w:basedOn w:val="1003"/>
     <w:uiPriority w:val="9"/>
     <w:unhideWhenUsed/>
     <w:qFormat/>
@@ -50359,7 +50966,7 @@
       <w:szCs w:val="24"/>
     </w:rPr>
   </w:style>
-  <w:style w:type="character" w:styleId="824" w:default="1">
+  <w:style w:type="character" w:styleId="1007" w:default="1">
     <w:name w:val="Default Paragraph Font"/>
     <w:uiPriority w:val="1"/>
     <w:semiHidden/>
@@ -50370,7 +50977,7 @@
       <w:ind/>
     </w:pPr>
   </w:style>
-  <w:style w:type="table" w:styleId="825" w:default="1">
+  <w:style w:type="table" w:styleId="1008" w:default="1">
     <w:name w:val="Normal Table"/>
     <w:uiPriority w:val="99"/>
     <w:semiHidden/>
@@ -50563,7 +51170,7 @@
       </w:tcPr>
     </w:tblStylePr>
   </w:style>
-  <w:style w:type="numbering" w:styleId="826" w:default="1">
+  <w:style w:type="numbering" w:styleId="1009" w:default="1">
     <w:name w:val="No List"/>
     <w:uiPriority w:val="99"/>
     <w:semiHidden/>
@@ -50574,7 +51181,7 @@
       <w:ind/>
     </w:pPr>
   </w:style>
-  <w:style w:type="table" w:styleId="827" w:customStyle="1">
+  <w:style w:type="table" w:styleId="1010" w:customStyle="1">
     <w:name w:val="Table Normal"/>
     <w:uiPriority w:val="2"/>
     <w:semiHidden/>
@@ -50768,9 +51375,9 @@
       </w:tcPr>
     </w:tblStylePr>
   </w:style>
-  <w:style w:type="paragraph" w:styleId="828">
+  <w:style w:type="paragraph" w:styleId="1011">
     <w:name w:val="toc 1"/>
-    <w:basedOn w:val="820"/>
+    <w:basedOn w:val="1003"/>
     <w:uiPriority w:val="1"/>
     <w:qFormat/>
     <w:pPr>
@@ -50783,9 +51390,9 @@
       <w:szCs w:val="24"/>
     </w:rPr>
   </w:style>
-  <w:style w:type="paragraph" w:styleId="829">
+  <w:style w:type="paragraph" w:styleId="1012">
     <w:name w:val="toc 2"/>
-    <w:basedOn w:val="820"/>
+    <w:basedOn w:val="1003"/>
     <w:uiPriority w:val="1"/>
     <w:qFormat/>
     <w:pPr>
@@ -50798,9 +51405,9 @@
       <w:szCs w:val="24"/>
     </w:rPr>
   </w:style>
-  <w:style w:type="paragraph" w:styleId="830">
+  <w:style w:type="paragraph" w:styleId="1013">
     <w:name w:val="Body Text"/>
-    <w:basedOn w:val="820"/>
+    <w:basedOn w:val="1003"/>
     <w:uiPriority w:val="1"/>
     <w:qFormat/>
     <w:pPr>
@@ -50813,9 +51420,9 @@
       <w:szCs w:val="24"/>
     </w:rPr>
   </w:style>
-  <w:style w:type="paragraph" w:styleId="831">
+  <w:style w:type="paragraph" w:styleId="1014">
     <w:name w:val="List Paragraph"/>
-    <w:basedOn w:val="820"/>
+    <w:basedOn w:val="1003"/>
     <w:uiPriority w:val="1"/>
     <w:qFormat/>
     <w:pPr>
@@ -50824,9 +51431,9 @@
       <w:ind w:hanging="360" w:left="549"/>
     </w:pPr>
   </w:style>
-  <w:style w:type="paragraph" w:styleId="832" w:customStyle="1">
+  <w:style w:type="paragraph" w:styleId="1015" w:customStyle="1">
     <w:name w:val="Table Paragraph"/>
-    <w:basedOn w:val="820"/>
+    <w:basedOn w:val="1003"/>
     <w:uiPriority w:val="1"/>
     <w:qFormat/>
     <w:pPr>
